--- a/rapport-readytogo/ReadyToGo_Rapport_Management_Projet.docx
+++ b/rapport-readytogo/ReadyToGo_Rapport_Management_Projet.docx
@@ -3854,6 +3854,8 @@
     <w:p>
       <w:pPr>
         <w:pStyle w:val="Heading1"/>
+        <w:spacing w:before="0" w:after="240" w:lineRule="auto" w:line="360"/>
+        <w:jc w:val="left"/>
       </w:pPr>
       <w:r>
         <w:rPr>
@@ -3868,34 +3870,162 @@
     </w:p>
     <w:p>
       <w:pPr>
-        <w:spacing w:before="0" w:after="120" w:lineRule="auto" w:line="360"/>
-        <w:ind w:firstLine="0"/>
+        <w:spacing w:before="0" w:after="200" w:lineRule="auto" w:line="360"/>
+        <w:ind w:firstLine="425"/>
         <w:jc w:val="both"/>
+      </w:pPr>
+      <w:r>
+        <w:rPr>
+          <w:rFonts w:ascii="Times New Roman" w:hAnsi="Times New Roman" w:eastAsia="Times New Roman"/>
+          <w:b w:val="0"/>
+          <w:i w:val="0"/>
+          <w:sz w:val="24"/>
+        </w:rPr>
+        <w:t>La mobilité urbaine constitue aujourd’hui l’un des enjeux majeurs des grandes villes marocaines. Avec l’augmentation du nombre de véhicules, la croissance démographique, le développement touristique et l’élargissement des activités économiques, les déplacements quotidiens deviennent de plus en plus complexes. La ville de Tanger, en raison de sa position stratégique, de son dynamisme économique et de son attractivité touristique, connaît une pression croissante sur ses infrastructures de transport.</w:t>
+      </w:r>
+    </w:p>
+    <w:p>
+      <w:pPr>
+        <w:spacing w:before="0" w:after="200" w:lineRule="auto" w:line="360"/>
+        <w:ind w:firstLine="425"/>
+        <w:jc w:val="both"/>
+      </w:pPr>
+      <w:r>
+        <w:rPr>
+          <w:rFonts w:ascii="Times New Roman" w:hAnsi="Times New Roman" w:eastAsia="Times New Roman"/>
+          <w:b w:val="0"/>
+          <w:i w:val="0"/>
+          <w:sz w:val="24"/>
+        </w:rPr>
+        <w:t>Dans ce contexte, la circulation urbaine représente un défi important pour les habitants, les étudiants, les travailleurs, les visiteurs et les touristes. Les embouteillages, la difficulté de stationnement, le temps perdu dans les déplacements et la saturation de certains axes réduisent la qualité de vie urbaine et peuvent freiner l’efficacité des déplacements. Cette situation devient encore plus importante dans la perspective de la Coupe du Monde 2030, événement international qui impliquera une forte hausse des flux de visiteurs, notamment dans les villes marocaines concernées par l’accueil et l’organisation de l’événement.</w:t>
+      </w:r>
+    </w:p>
+    <w:p>
+      <w:pPr>
+        <w:spacing w:before="0" w:after="200" w:lineRule="auto" w:line="360"/>
+        <w:ind w:firstLine="425"/>
+        <w:jc w:val="both"/>
+      </w:pPr>
+      <w:r>
+        <w:rPr>
+          <w:rFonts w:ascii="Times New Roman" w:hAnsi="Times New Roman" w:eastAsia="Times New Roman"/>
+          <w:b w:val="0"/>
+          <w:i w:val="0"/>
+          <w:sz w:val="24"/>
+        </w:rPr>
+        <w:t>Le projet ReadyToGo s’inscrit dans cette réflexion. Il propose la mise en place d’un service de trottinettes électriques en libre-service à Tanger, afin d’offrir une solution de mobilité courte distance, flexible, rapide, accessible et respectueuse de l’environnement. L’idée initiale du projet repose sur un constat simple : certains trajets urbains, notamment entre le centre-ville, la corniche, la gare, les zones hôtelières et les lieux à forte fréquentation, peuvent être réalisés plus efficacement avec une solution de micromobilité qu’avec une voiture ou un taxi en période de congestion. La fiche initiale du projet met déjà en avant cette logique de complémentarité avec les transports existants, notamment le bus, les taxis et les infrastructures prévues autour de Tanger.</w:t>
+      </w:r>
+    </w:p>
+    <w:p>
+      <w:pPr>
+        <w:spacing w:before="0" w:after="200" w:lineRule="auto" w:line="360"/>
+        <w:ind w:firstLine="425"/>
+        <w:jc w:val="both"/>
+      </w:pPr>
+      <w:r>
+        <w:rPr>
+          <w:rFonts w:ascii="Times New Roman" w:hAnsi="Times New Roman" w:eastAsia="Times New Roman"/>
+          <w:b w:val="0"/>
+          <w:i w:val="0"/>
+          <w:sz w:val="24"/>
+        </w:rPr>
+        <w:t>ReadyToGo ne vise donc pas à remplacer les moyens de transport existants. Il s’agit plutôt d’une solution complémentaire destinée à améliorer la fluidité des déplacements, particulièrement sur les derniers kilomètres. Le service permettrait aux utilisateurs de localiser une trottinette via une application mobile, de la déverrouiller à l’aide d’un QR code, d’effectuer leur trajet, puis de la déposer dans une zone autorisée. Le fonctionnement quotidien du service repose sur une flotte de trottinettes électriques, des bornes ou zones de stationnement, une application mobile, une équipe de maintenance, un système de recharge et un tableau de bord de suivi opérationnel.</w:t>
+      </w:r>
+    </w:p>
+    <w:p>
+      <w:pPr>
+        <w:spacing w:before="0" w:after="200" w:lineRule="auto" w:line="360"/>
+        <w:ind w:firstLine="425"/>
+        <w:jc w:val="both"/>
+      </w:pPr>
+      <w:r>
+        <w:rPr>
+          <w:rFonts w:ascii="Times New Roman" w:hAnsi="Times New Roman" w:eastAsia="Times New Roman"/>
+          <w:b w:val="0"/>
+          <w:i w:val="0"/>
+          <w:sz w:val="24"/>
+        </w:rPr>
+        <w:t>Ce projet présente également une dimension stratégique. Dans la perspective de 2030, Tanger devra renforcer son image de ville moderne, accessible et capable d’accueillir des flux importants de visiteurs. Un service comme ReadyToGo peut contribuer à cette ambition en offrant une expérience de déplacement simple pour les habitants comme pour les touristes. Les pass journée, les pass semaine, les tarifs étudiants, la signalétique multilingue et les zones connectées aux pôles de transport peuvent donner au projet une valeur ajoutée particulière.</w:t>
+      </w:r>
+    </w:p>
+    <w:p>
+      <w:pPr>
+        <w:spacing w:before="0" w:after="200" w:lineRule="auto" w:line="360"/>
+        <w:ind w:firstLine="425"/>
+        <w:jc w:val="both"/>
+      </w:pPr>
+      <w:r>
+        <w:rPr>
+          <w:rFonts w:ascii="Times New Roman" w:hAnsi="Times New Roman" w:eastAsia="Times New Roman"/>
+          <w:b w:val="0"/>
+          <w:i w:val="0"/>
+          <w:sz w:val="24"/>
+        </w:rPr>
+        <w:t>Sur le plan académique, ReadyToGo constitue un cas pertinent pour appliquer les notions fondamentales du management de projet. En effet, il s’agit d’un projet temporaire, avec un début, une fin, des objectifs précis, des contraintes de coût, de délai et de qualité, des parties prenantes multiples et des livrables concrets. Le support du cours rappelle qu’un projet doit être construit progressivement à travers plusieurs étapes : cadrage, planification, gestion des risques, suivi, communication et livraison finale.</w:t>
+      </w:r>
+    </w:p>
+    <w:p>
+      <w:pPr>
+        <w:spacing w:before="0" w:after="200" w:lineRule="auto" w:line="360"/>
+        <w:ind w:firstLine="425"/>
+        <w:jc w:val="both"/>
+      </w:pPr>
+      <w:r>
+        <w:rPr>
+          <w:rFonts w:ascii="Times New Roman" w:hAnsi="Times New Roman" w:eastAsia="Times New Roman"/>
+          <w:b w:val="0"/>
+          <w:i w:val="0"/>
+          <w:sz w:val="24"/>
+        </w:rPr>
+        <w:t>Le présent rapport a donc pour objectif de présenter ReadyToGo comme un projet structuré de management. Il ne se limite pas à décrire une idée commerciale. Il vise à montrer comment cette idée peut être transformée en projet réalisable, pilotable et évaluable. Pour cela, le rapport abordera successivement la présentation du projet, son cadrage, ses objectifs SMART, son périmètre, ses parties prenantes, sa méthodologie de gestion, sa planification, son budget, ses risques, ses indicateurs de suivi, sa stratégie de communication, ses scénarios d’utilisation et sa clôture.</w:t>
+      </w:r>
+    </w:p>
+    <w:p>
+      <w:pPr>
+        <w:spacing w:before="0" w:after="200" w:lineRule="auto" w:line="360"/>
+        <w:ind w:firstLine="425"/>
+        <w:jc w:val="both"/>
+      </w:pPr>
+      <w:r>
+        <w:rPr>
+          <w:rFonts w:ascii="Times New Roman" w:hAnsi="Times New Roman" w:eastAsia="Times New Roman"/>
+          <w:b w:val="0"/>
+          <w:i w:val="0"/>
+          <w:sz w:val="24"/>
+        </w:rPr>
+        <w:t>La démarche retenue est une approche hybride. La partie stratégique du projet, notamment le cadrage, les autorisations, le budget, les contrats, l’installation des bornes et la gouvernance, nécessite une organisation classique et structurée. En revanche, le développement de l’application mobile, les tests utilisateurs, l’amélioration du service et l’ajustement des fonctionnalités nécessitent une approche agile. Cette combinaison permet de bénéficier à la fois de la rigueur du management classique et de la flexibilité des méthodes agiles.</w:t>
+      </w:r>
+    </w:p>
+    <w:p>
+      <w:pPr>
+        <w:spacing w:before="0" w:after="200" w:lineRule="auto" w:line="360"/>
+        <w:ind w:firstLine="425"/>
+        <w:jc w:val="both"/>
+      </w:pPr>
+      <w:r>
+        <w:rPr>
+          <w:rFonts w:ascii="Times New Roman" w:hAnsi="Times New Roman" w:eastAsia="Times New Roman"/>
+          <w:b w:val="0"/>
+          <w:i w:val="0"/>
+          <w:sz w:val="24"/>
+        </w:rPr>
+        <w:t>Ainsi, ReadyToGo apparaît comme un projet à la fois urbain, technologique, économique et environnemental. Il répond à un besoin concret de mobilité, tout en offrant un terrain d’application complet pour les outils de management de projet étudiés dans le cadre du cours.</w:t>
+      </w:r>
+    </w:p>
+    <w:p>
+      <w:pPr>
+        <w:spacing w:before="320" w:after="80" w:lineRule="auto" w:line="360"/>
+        <w:jc w:val="center"/>
       </w:pPr>
       <w:r>
         <w:rPr>
           <w:rFonts w:ascii="Times New Roman" w:hAnsi="Times New Roman" w:eastAsia="Times New Roman"/>
           <w:b w:val="0"/>
           <w:i/>
-          <w:sz w:val="24"/>
+          <w:color w:val="888888"/>
+          <w:sz w:val="18"/>
         </w:rPr>
-        <w:t>Information à compléter</w:t>
-      </w:r>
-    </w:p>
-    <w:p>
-      <w:pPr>
-        <w:spacing w:before="240" w:after="120" w:lineRule="auto" w:line="360"/>
-        <w:jc w:val="both"/>
-      </w:pPr>
-      <w:r>
-        <w:rPr>
-          <w:rFonts w:ascii="Times New Roman" w:hAnsi="Times New Roman" w:eastAsia="Times New Roman"/>
-          <w:b w:val="0"/>
-          <w:i/>
-          <w:color w:val="666666"/>
-          <w:sz w:val="20"/>
-        </w:rPr>
-        <w:t>[Le corps du rapport (introduction et chapitres) sera intégré progressivement au fur et à mesure de la réception du contenu validé, page par page.]</w:t>
+        <w:t>[Emplacement suggéré — Figure : schéma de positionnement de ReadyToGo dans l’écosystème de mobilité urbaine à Tanger (complémentarité bus / taxis / micromobilité)]</w:t>
       </w:r>
     </w:p>
     <w:sectPr>

--- a/rapport-readytogo/ReadyToGo_Rapport_Management_Projet.docx
+++ b/rapport-readytogo/ReadyToGo_Rapport_Management_Projet.docx
@@ -1234,7 +1234,7 @@
           <w:i/>
           <w:sz w:val="20"/>
         </w:rPr>
-        <w:t>Tableau 1 — Liste des sigles et abréviations</w:t>
+        <w:t>Liste des sigles et abréviations utilisés dans le rapport</w:t>
       </w:r>
     </w:p>
     <w:p>
@@ -1272,7 +1272,7 @@
           <w:i w:val="0"/>
           <w:sz w:val="24"/>
         </w:rPr>
-        <w:t>La liste des tableaux sera complétée au fur et à mesure de l’intégration des chapitres (légendes professionnelles sous chaque tableau).</w:t>
+        <w:t>La liste des tableaux est actualisée au fur et à mesure de l’intégration des chapitres (légendes professionnelles sous chaque tableau).</w:t>
       </w:r>
     </w:p>
     <w:p>
@@ -1290,7 +1290,169 @@
           <w:i w:val="0"/>
           <w:sz w:val="22"/>
         </w:rPr>
-        <w:t>Tableau 1 — Liste des sigles et abréviations</w:t>
+        <w:t>Tableau 1 — Synthèse du concept ReadyToGo</w:t>
+      </w:r>
+      <w:r>
+        <w:rPr>
+          <w:rFonts w:ascii="Times New Roman" w:hAnsi="Times New Roman" w:eastAsia="Times New Roman"/>
+          <w:b w:val="0"/>
+          <w:i w:val="0"/>
+          <w:sz w:val="22"/>
+        </w:rPr>
+        <w:tab/>
+      </w:r>
+    </w:p>
+    <w:p>
+      <w:pPr>
+        <w:tabs>
+          <w:tab w:pos="9071" w:val="right" w:leader="dot"/>
+        </w:tabs>
+        <w:spacing w:before="0" w:after="80" w:lineRule="auto" w:line="276"/>
+        <w:jc w:val="both"/>
+      </w:pPr>
+      <w:r>
+        <w:rPr>
+          <w:rFonts w:ascii="Times New Roman" w:hAnsi="Times New Roman" w:eastAsia="Times New Roman"/>
+          <w:b w:val="0"/>
+          <w:i w:val="0"/>
+          <w:sz w:val="22"/>
+        </w:rPr>
+        <w:t>Tableau 2 — Problèmes identifiés et réponses proposées par ReadyToGo</w:t>
+      </w:r>
+      <w:r>
+        <w:rPr>
+          <w:rFonts w:ascii="Times New Roman" w:hAnsi="Times New Roman" w:eastAsia="Times New Roman"/>
+          <w:b w:val="0"/>
+          <w:i w:val="0"/>
+          <w:sz w:val="22"/>
+        </w:rPr>
+        <w:tab/>
+      </w:r>
+    </w:p>
+    <w:p>
+      <w:pPr>
+        <w:tabs>
+          <w:tab w:pos="9071" w:val="right" w:leader="dot"/>
+        </w:tabs>
+        <w:spacing w:before="0" w:after="80" w:lineRule="auto" w:line="276"/>
+        <w:jc w:val="both"/>
+      </w:pPr>
+      <w:r>
+        <w:rPr>
+          <w:rFonts w:ascii="Times New Roman" w:hAnsi="Times New Roman" w:eastAsia="Times New Roman"/>
+          <w:b w:val="0"/>
+          <w:i w:val="0"/>
+          <w:sz w:val="22"/>
+        </w:rPr>
+        <w:t>Tableau 3 — Objectifs généraux de ReadyToGo</w:t>
+      </w:r>
+      <w:r>
+        <w:rPr>
+          <w:rFonts w:ascii="Times New Roman" w:hAnsi="Times New Roman" w:eastAsia="Times New Roman"/>
+          <w:b w:val="0"/>
+          <w:i w:val="0"/>
+          <w:sz w:val="22"/>
+        </w:rPr>
+        <w:tab/>
+      </w:r>
+    </w:p>
+    <w:p>
+      <w:pPr>
+        <w:tabs>
+          <w:tab w:pos="9071" w:val="right" w:leader="dot"/>
+        </w:tabs>
+        <w:spacing w:before="0" w:after="80" w:lineRule="auto" w:line="276"/>
+        <w:jc w:val="both"/>
+      </w:pPr>
+      <w:r>
+        <w:rPr>
+          <w:rFonts w:ascii="Times New Roman" w:hAnsi="Times New Roman" w:eastAsia="Times New Roman"/>
+          <w:b w:val="0"/>
+          <w:i w:val="0"/>
+          <w:sz w:val="22"/>
+        </w:rPr>
+        <w:t>Tableau 4 — Comparaison entre ReadyToGo et les alternatives de transport</w:t>
+      </w:r>
+      <w:r>
+        <w:rPr>
+          <w:rFonts w:ascii="Times New Roman" w:hAnsi="Times New Roman" w:eastAsia="Times New Roman"/>
+          <w:b w:val="0"/>
+          <w:i w:val="0"/>
+          <w:sz w:val="22"/>
+        </w:rPr>
+        <w:tab/>
+      </w:r>
+    </w:p>
+    <w:p>
+      <w:pPr>
+        <w:tabs>
+          <w:tab w:pos="9071" w:val="right" w:leader="dot"/>
+        </w:tabs>
+        <w:spacing w:before="0" w:after="80" w:lineRule="auto" w:line="276"/>
+        <w:jc w:val="both"/>
+      </w:pPr>
+      <w:r>
+        <w:rPr>
+          <w:rFonts w:ascii="Times New Roman" w:hAnsi="Times New Roman" w:eastAsia="Times New Roman"/>
+          <w:b w:val="0"/>
+          <w:i w:val="0"/>
+          <w:sz w:val="22"/>
+        </w:rPr>
+        <w:t>Tableau 5 — Parcours utilisateur détaillé</w:t>
+      </w:r>
+      <w:r>
+        <w:rPr>
+          <w:rFonts w:ascii="Times New Roman" w:hAnsi="Times New Roman" w:eastAsia="Times New Roman"/>
+          <w:b w:val="0"/>
+          <w:i w:val="0"/>
+          <w:sz w:val="22"/>
+        </w:rPr>
+        <w:tab/>
+      </w:r>
+    </w:p>
+    <w:p>
+      <w:pPr>
+        <w:tabs>
+          <w:tab w:pos="9071" w:val="right" w:leader="dot"/>
+        </w:tabs>
+        <w:spacing w:before="0" w:after="80" w:lineRule="auto" w:line="276"/>
+        <w:jc w:val="both"/>
+      </w:pPr>
+      <w:r>
+        <w:rPr>
+          <w:rFonts w:ascii="Times New Roman" w:hAnsi="Times New Roman" w:eastAsia="Times New Roman"/>
+          <w:b w:val="0"/>
+          <w:i w:val="0"/>
+          <w:sz w:val="22"/>
+        </w:rPr>
+        <w:t>Tableau 6 — Organisation opérationnelle quotidienne</w:t>
+      </w:r>
+      <w:r>
+        <w:rPr>
+          <w:rFonts w:ascii="Times New Roman" w:hAnsi="Times New Roman" w:eastAsia="Times New Roman"/>
+          <w:b w:val="0"/>
+          <w:i w:val="0"/>
+          <w:sz w:val="22"/>
+        </w:rPr>
+        <w:tab/>
+      </w:r>
+    </w:p>
+    <w:p>
+      <w:pPr>
+        <w:tabs>
+          <w:tab w:pos="9071" w:val="right" w:leader="dot"/>
+        </w:tabs>
+        <w:spacing w:before="0" w:after="80" w:lineRule="auto" w:line="276"/>
+        <w:jc w:val="both"/>
+      </w:pPr>
+      <w:r>
+        <w:rPr>
+          <w:rFonts w:ascii="Times New Roman" w:hAnsi="Times New Roman" w:eastAsia="Times New Roman"/>
+          <w:b w:val="0"/>
+          <w:i w:val="0"/>
+          <w:sz w:val="22"/>
+        </w:rPr>
+        <w:t>Tableau 7 — Zones potentielles de déploiement à Tanger</w:t>
       </w:r>
       <w:r>
         <w:rPr>
@@ -1315,7 +1477,7 @@
           <w:color w:val="666666"/>
           <w:sz w:val="20"/>
         </w:rPr>
-        <w:t>[Emplacement : les tableaux suivants (budget, risques, RACI, KPI, etc.) seront ajoutés lors de l’intégration des chapitres correspondants.]</w:t>
+        <w:t>[Les tableaux des chapitres suivants (cadrage, budget, risques, RACI, KPI, etc.) seront ajoutés lors de leur intégration.]</w:t>
       </w:r>
     </w:p>
     <w:p>
@@ -1353,22 +1515,115 @@
           <w:i w:val="0"/>
           <w:sz w:val="24"/>
         </w:rPr>
-        <w:t>La liste des figures sera complétée au fur et à mesure de l’intégration des chapitres (légendes professionnelles sous chaque figure).</w:t>
+        <w:t>La liste des figures est actualisée au fur et à mesure de l’intégration des chapitres (légendes professionnelles sous chaque figure).</w:t>
       </w:r>
     </w:p>
     <w:p>
       <w:pPr>
-        <w:spacing w:before="80" w:after="120" w:lineRule="auto" w:line="360"/>
+        <w:tabs>
+          <w:tab w:pos="9071" w:val="right" w:leader="dot"/>
+        </w:tabs>
+        <w:spacing w:before="0" w:after="80" w:lineRule="auto" w:line="276"/>
         <w:jc w:val="both"/>
       </w:pPr>
       <w:r>
         <w:rPr>
           <w:rFonts w:ascii="Times New Roman" w:hAnsi="Times New Roman" w:eastAsia="Times New Roman"/>
           <w:b w:val="0"/>
-          <w:i/>
-          <w:sz w:val="24"/>
-        </w:rPr>
-        <w:t>Information à compléter</w:t>
+          <w:i w:val="0"/>
+          <w:sz w:val="22"/>
+        </w:rPr>
+        <w:t>Figure 1 — Logo conceptuel ReadyToGo (à intégrer)</w:t>
+      </w:r>
+      <w:r>
+        <w:rPr>
+          <w:rFonts w:ascii="Times New Roman" w:hAnsi="Times New Roman" w:eastAsia="Times New Roman"/>
+          <w:b w:val="0"/>
+          <w:i w:val="0"/>
+          <w:sz w:val="22"/>
+        </w:rPr>
+        <w:tab/>
+      </w:r>
+    </w:p>
+    <w:p>
+      <w:pPr>
+        <w:tabs>
+          <w:tab w:pos="9071" w:val="right" w:leader="dot"/>
+        </w:tabs>
+        <w:spacing w:before="0" w:after="80" w:lineRule="auto" w:line="276"/>
+        <w:jc w:val="both"/>
+      </w:pPr>
+      <w:r>
+        <w:rPr>
+          <w:rFonts w:ascii="Times New Roman" w:hAnsi="Times New Roman" w:eastAsia="Times New Roman"/>
+          <w:b w:val="0"/>
+          <w:i w:val="0"/>
+          <w:sz w:val="22"/>
+        </w:rPr>
+        <w:t>Figure 2 — Parcours utilisateur ReadyToGo (à intégrer)</w:t>
+      </w:r>
+      <w:r>
+        <w:rPr>
+          <w:rFonts w:ascii="Times New Roman" w:hAnsi="Times New Roman" w:eastAsia="Times New Roman"/>
+          <w:b w:val="0"/>
+          <w:i w:val="0"/>
+          <w:sz w:val="22"/>
+        </w:rPr>
+        <w:tab/>
+      </w:r>
+    </w:p>
+    <w:p>
+      <w:pPr>
+        <w:tabs>
+          <w:tab w:pos="9071" w:val="right" w:leader="dot"/>
+        </w:tabs>
+        <w:spacing w:before="0" w:after="80" w:lineRule="auto" w:line="276"/>
+        <w:jc w:val="both"/>
+      </w:pPr>
+      <w:r>
+        <w:rPr>
+          <w:rFonts w:ascii="Times New Roman" w:hAnsi="Times New Roman" w:eastAsia="Times New Roman"/>
+          <w:b w:val="0"/>
+          <w:i w:val="0"/>
+          <w:sz w:val="22"/>
+        </w:rPr>
+        <w:t>Figure 3 — Carte conceptuelle des zones pilotes à Tanger (à intégrer)</w:t>
+      </w:r>
+      <w:r>
+        <w:rPr>
+          <w:rFonts w:ascii="Times New Roman" w:hAnsi="Times New Roman" w:eastAsia="Times New Roman"/>
+          <w:b w:val="0"/>
+          <w:i w:val="0"/>
+          <w:sz w:val="22"/>
+        </w:rPr>
+        <w:tab/>
+      </w:r>
+    </w:p>
+    <w:p>
+      <w:pPr>
+        <w:tabs>
+          <w:tab w:pos="9071" w:val="right" w:leader="dot"/>
+        </w:tabs>
+        <w:spacing w:before="0" w:after="80" w:lineRule="auto" w:line="276"/>
+        <w:jc w:val="both"/>
+      </w:pPr>
+      <w:r>
+        <w:rPr>
+          <w:rFonts w:ascii="Times New Roman" w:hAnsi="Times New Roman" w:eastAsia="Times New Roman"/>
+          <w:b w:val="0"/>
+          <w:i w:val="0"/>
+          <w:sz w:val="22"/>
+        </w:rPr>
+        <w:t>Figure 4 — Comparaison visuelle des moyens de transport (à intégrer)</w:t>
+      </w:r>
+      <w:r>
+        <w:rPr>
+          <w:rFonts w:ascii="Times New Roman" w:hAnsi="Times New Roman" w:eastAsia="Times New Roman"/>
+          <w:b w:val="0"/>
+          <w:i w:val="0"/>
+          <w:sz w:val="22"/>
+        </w:rPr>
+        <w:tab/>
       </w:r>
     </w:p>
     <w:p>
@@ -1384,7 +1639,7 @@
           <w:color w:val="666666"/>
           <w:sz w:val="20"/>
         </w:rPr>
-        <w:t>[Emplacements suggérés pour les figures à venir : logo ReadyToGo, carte des zones pilotes à Tanger, schéma du concept de service, WBS, roadmap 2026-2030, diagramme de Gantt, réseau PERT, matrice pouvoir/intérêt, matrice de criticité des risques, tableau de bord KPI.]</w:t>
+        <w:t>[Figures ultérieures suggérées : WBS, roadmap 2026-2030, diagramme de Gantt, réseau PERT, matrice pouvoir/intérêt, matrice de criticité des risques, tableau de bord KPI.]</w:t>
       </w:r>
     </w:p>
     <w:p>
@@ -1538,7 +1793,7 @@
           <w:i w:val="0"/>
           <w:sz w:val="22"/>
         </w:rPr>
-        <w:t>1.1. Origine de l’idée</w:t>
+        <w:t>1.1. Origine de l’idée du projet</w:t>
       </w:r>
       <w:r>
         <w:rPr>
@@ -1566,7 +1821,7 @@
           <w:i w:val="0"/>
           <w:sz w:val="22"/>
         </w:rPr>
-        <w:t>1.2. Présentation du concept</w:t>
+        <w:t>1.2. Présentation du concept ReadyToGo</w:t>
       </w:r>
       <w:r>
         <w:rPr>
@@ -1594,7 +1849,7 @@
           <w:i w:val="0"/>
           <w:sz w:val="22"/>
         </w:rPr>
-        <w:t>1.3. Problème de mobilité à résoudre</w:t>
+        <w:t>1.3. Problème à résoudre</w:t>
       </w:r>
       <w:r>
         <w:rPr>
@@ -1622,7 +1877,7 @@
           <w:i w:val="0"/>
           <w:sz w:val="22"/>
         </w:rPr>
-        <w:t>1.4. Objectifs du projet</w:t>
+        <w:t>1.4. Objectifs généraux du projet</w:t>
       </w:r>
       <w:r>
         <w:rPr>
@@ -1696,24 +1951,24 @@
           <w:tab w:pos="9071" w:val="right" w:leader="dot"/>
         </w:tabs>
         <w:spacing w:before="40" w:after="40" w:lineRule="auto" w:line="276"/>
-        <w:ind w:left="0"/>
+        <w:ind w:left="283"/>
         <w:jc w:val="left"/>
       </w:pPr>
-      <w:r>
-        <w:rPr>
-          <w:rFonts w:ascii="Times New Roman" w:hAnsi="Times New Roman" w:eastAsia="Times New Roman"/>
-          <w:b/>
-          <w:i w:val="0"/>
-          <w:sz w:val="24"/>
-        </w:rPr>
-        <w:t>Chapitre 2 : Cadrage du projet</w:t>
-      </w:r>
       <w:r>
         <w:rPr>
           <w:rFonts w:ascii="Times New Roman" w:hAnsi="Times New Roman" w:eastAsia="Times New Roman"/>
           <w:b w:val="0"/>
           <w:i w:val="0"/>
-          <w:sz w:val="24"/>
+          <w:sz w:val="22"/>
+        </w:rPr>
+        <w:t>1.7. Fonctionnement général du service</w:t>
+      </w:r>
+      <w:r>
+        <w:rPr>
+          <w:rFonts w:ascii="Times New Roman" w:hAnsi="Times New Roman" w:eastAsia="Times New Roman"/>
+          <w:b w:val="0"/>
+          <w:i w:val="0"/>
+          <w:sz w:val="22"/>
         </w:rPr>
         <w:tab/>
       </w:r>
@@ -1734,7 +1989,7 @@
           <w:i w:val="0"/>
           <w:sz w:val="22"/>
         </w:rPr>
-        <w:t>2.1. Note de cadrage</w:t>
+        <w:t>1.8. Fonctionnement opérationnel quotidien</w:t>
       </w:r>
       <w:r>
         <w:rPr>
@@ -1762,7 +2017,7 @@
           <w:i w:val="0"/>
           <w:sz w:val="22"/>
         </w:rPr>
-        <w:t>2.2. Problématique</w:t>
+        <w:t>1.9. Justification du choix de Tanger</w:t>
       </w:r>
       <w:r>
         <w:rPr>
@@ -1790,7 +2045,7 @@
           <w:i w:val="0"/>
           <w:sz w:val="22"/>
         </w:rPr>
-        <w:t>2.3. Objectifs SMART</w:t>
+        <w:t>1.10. Conclusion du chapitre</w:t>
       </w:r>
       <w:r>
         <w:rPr>
@@ -1798,6 +2053,34 @@
           <w:b w:val="0"/>
           <w:i w:val="0"/>
           <w:sz w:val="22"/>
+        </w:rPr>
+        <w:tab/>
+      </w:r>
+    </w:p>
+    <w:p>
+      <w:pPr>
+        <w:tabs>
+          <w:tab w:pos="9071" w:val="right" w:leader="dot"/>
+        </w:tabs>
+        <w:spacing w:before="40" w:after="40" w:lineRule="auto" w:line="276"/>
+        <w:ind w:left="0"/>
+        <w:jc w:val="left"/>
+      </w:pPr>
+      <w:r>
+        <w:rPr>
+          <w:rFonts w:ascii="Times New Roman" w:hAnsi="Times New Roman" w:eastAsia="Times New Roman"/>
+          <w:b/>
+          <w:i w:val="0"/>
+          <w:sz w:val="24"/>
+        </w:rPr>
+        <w:t>Chapitre 2 : Cadrage du projet</w:t>
+      </w:r>
+      <w:r>
+        <w:rPr>
+          <w:rFonts w:ascii="Times New Roman" w:hAnsi="Times New Roman" w:eastAsia="Times New Roman"/>
+          <w:b w:val="0"/>
+          <w:i w:val="0"/>
+          <w:sz w:val="24"/>
         </w:rPr>
         <w:tab/>
       </w:r>
@@ -1818,7 +2101,7 @@
           <w:i w:val="0"/>
           <w:sz w:val="22"/>
         </w:rPr>
-        <w:t>2.4. Périmètre du projet</w:t>
+        <w:t>2.1. Note de cadrage</w:t>
       </w:r>
       <w:r>
         <w:rPr>
@@ -1846,7 +2129,7 @@
           <w:i w:val="0"/>
           <w:sz w:val="22"/>
         </w:rPr>
-        <w:t>2.5. Hors périmètre</w:t>
+        <w:t>2.2. Problématique</w:t>
       </w:r>
       <w:r>
         <w:rPr>
@@ -1874,7 +2157,7 @@
           <w:i w:val="0"/>
           <w:sz w:val="22"/>
         </w:rPr>
-        <w:t>2.6. Contraintes principales</w:t>
+        <w:t>2.3. Objectifs SMART</w:t>
       </w:r>
       <w:r>
         <w:rPr>
@@ -1902,6 +2185,90 @@
           <w:i w:val="0"/>
           <w:sz w:val="22"/>
         </w:rPr>
+        <w:t>2.4. Périmètre du projet</w:t>
+      </w:r>
+      <w:r>
+        <w:rPr>
+          <w:rFonts w:ascii="Times New Roman" w:hAnsi="Times New Roman" w:eastAsia="Times New Roman"/>
+          <w:b w:val="0"/>
+          <w:i w:val="0"/>
+          <w:sz w:val="22"/>
+        </w:rPr>
+        <w:tab/>
+      </w:r>
+    </w:p>
+    <w:p>
+      <w:pPr>
+        <w:tabs>
+          <w:tab w:pos="9071" w:val="right" w:leader="dot"/>
+        </w:tabs>
+        <w:spacing w:before="40" w:after="40" w:lineRule="auto" w:line="276"/>
+        <w:ind w:left="283"/>
+        <w:jc w:val="left"/>
+      </w:pPr>
+      <w:r>
+        <w:rPr>
+          <w:rFonts w:ascii="Times New Roman" w:hAnsi="Times New Roman" w:eastAsia="Times New Roman"/>
+          <w:b w:val="0"/>
+          <w:i w:val="0"/>
+          <w:sz w:val="22"/>
+        </w:rPr>
+        <w:t>2.5. Hors périmètre</w:t>
+      </w:r>
+      <w:r>
+        <w:rPr>
+          <w:rFonts w:ascii="Times New Roman" w:hAnsi="Times New Roman" w:eastAsia="Times New Roman"/>
+          <w:b w:val="0"/>
+          <w:i w:val="0"/>
+          <w:sz w:val="22"/>
+        </w:rPr>
+        <w:tab/>
+      </w:r>
+    </w:p>
+    <w:p>
+      <w:pPr>
+        <w:tabs>
+          <w:tab w:pos="9071" w:val="right" w:leader="dot"/>
+        </w:tabs>
+        <w:spacing w:before="40" w:after="40" w:lineRule="auto" w:line="276"/>
+        <w:ind w:left="283"/>
+        <w:jc w:val="left"/>
+      </w:pPr>
+      <w:r>
+        <w:rPr>
+          <w:rFonts w:ascii="Times New Roman" w:hAnsi="Times New Roman" w:eastAsia="Times New Roman"/>
+          <w:b w:val="0"/>
+          <w:i w:val="0"/>
+          <w:sz w:val="22"/>
+        </w:rPr>
+        <w:t>2.6. Contraintes principales</w:t>
+      </w:r>
+      <w:r>
+        <w:rPr>
+          <w:rFonts w:ascii="Times New Roman" w:hAnsi="Times New Roman" w:eastAsia="Times New Roman"/>
+          <w:b w:val="0"/>
+          <w:i w:val="0"/>
+          <w:sz w:val="22"/>
+        </w:rPr>
+        <w:tab/>
+      </w:r>
+    </w:p>
+    <w:p>
+      <w:pPr>
+        <w:tabs>
+          <w:tab w:pos="9071" w:val="right" w:leader="dot"/>
+        </w:tabs>
+        <w:spacing w:before="40" w:after="40" w:lineRule="auto" w:line="276"/>
+        <w:ind w:left="283"/>
+        <w:jc w:val="left"/>
+      </w:pPr>
+      <w:r>
+        <w:rPr>
+          <w:rFonts w:ascii="Times New Roman" w:hAnsi="Times New Roman" w:eastAsia="Times New Roman"/>
+          <w:b w:val="0"/>
+          <w:i w:val="0"/>
+          <w:sz w:val="22"/>
+        </w:rPr>
         <w:t>2.7. Livrables attendus</w:t>
       </w:r>
       <w:r>
@@ -4026,6 +4393,6356 @@
           <w:sz w:val="18"/>
         </w:rPr>
         <w:t>[Emplacement suggéré — Figure : schéma de positionnement de ReadyToGo dans l’écosystème de mobilité urbaine à Tanger (complémentarité bus / taxis / micromobilité)]</w:t>
+      </w:r>
+    </w:p>
+    <w:p>
+      <w:r>
+        <w:br w:type="page"/>
+      </w:r>
+    </w:p>
+    <w:p>
+      <w:pPr>
+        <w:pStyle w:val="Heading1"/>
+        <w:spacing w:before="0" w:after="240" w:lineRule="auto" w:line="360"/>
+        <w:jc w:val="left"/>
+      </w:pPr>
+      <w:r>
+        <w:rPr>
+          <w:rFonts w:ascii="Times New Roman" w:hAnsi="Times New Roman" w:eastAsia="Times New Roman"/>
+          <w:b/>
+          <w:i w:val="0"/>
+          <w:color w:val="1F4E79"/>
+          <w:sz w:val="32"/>
+        </w:rPr>
+        <w:t>Chapitre 1 : Présentation générale du projet ReadyToGo</w:t>
+      </w:r>
+    </w:p>
+    <w:p>
+      <w:pPr>
+        <w:pStyle w:val="Heading2"/>
+        <w:spacing w:before="280" w:after="160" w:lineRule="auto" w:line="360"/>
+        <w:jc w:val="left"/>
+      </w:pPr>
+      <w:r>
+        <w:rPr>
+          <w:rFonts w:ascii="Times New Roman" w:hAnsi="Times New Roman" w:eastAsia="Times New Roman"/>
+          <w:b/>
+          <w:i w:val="0"/>
+          <w:color w:val="1F4E79"/>
+          <w:sz w:val="28"/>
+        </w:rPr>
+        <w:t>1.1. Origine de l’idée du projet</w:t>
+      </w:r>
+    </w:p>
+    <w:p>
+      <w:pPr>
+        <w:spacing w:before="0" w:after="200" w:lineRule="auto" w:line="360"/>
+        <w:ind w:firstLine="425"/>
+        <w:jc w:val="both"/>
+      </w:pPr>
+      <w:r>
+        <w:rPr>
+          <w:rFonts w:ascii="Times New Roman" w:hAnsi="Times New Roman" w:eastAsia="Times New Roman"/>
+          <w:b w:val="0"/>
+          <w:i w:val="0"/>
+          <w:sz w:val="24"/>
+        </w:rPr>
+        <w:t xml:space="preserve">Le projet </w:t>
+      </w:r>
+      <w:r>
+        <w:rPr>
+          <w:rFonts w:ascii="Times New Roman" w:hAnsi="Times New Roman" w:eastAsia="Times New Roman"/>
+          <w:b/>
+          <w:i w:val="0"/>
+          <w:sz w:val="24"/>
+        </w:rPr>
+        <w:t>ReadyToGo</w:t>
+      </w:r>
+      <w:r>
+        <w:rPr>
+          <w:rFonts w:ascii="Times New Roman" w:hAnsi="Times New Roman" w:eastAsia="Times New Roman"/>
+          <w:b w:val="0"/>
+          <w:i w:val="0"/>
+          <w:sz w:val="24"/>
+        </w:rPr>
+        <w:t xml:space="preserve"> est né d’un constat lié à la mobilité urbaine à Tanger. La ville connaît une croissance importante sur les plans économique, touristique et démographique. Cette évolution entraîne une augmentation des déplacements quotidiens, une pression sur les axes routiers et des difficultés de circulation, notamment dans les zones à forte fréquentation comme le centre-ville, la corniche, la gare Tanger-Ville, les quartiers touristiques et les axes menant vers le Grand Stade de Tanger.</w:t>
+      </w:r>
+    </w:p>
+    <w:p>
+      <w:pPr>
+        <w:spacing w:before="0" w:after="200" w:lineRule="auto" w:line="360"/>
+        <w:ind w:firstLine="425"/>
+        <w:jc w:val="both"/>
+      </w:pPr>
+      <w:r>
+        <w:rPr>
+          <w:rFonts w:ascii="Times New Roman" w:hAnsi="Times New Roman" w:eastAsia="Times New Roman"/>
+          <w:b w:val="0"/>
+          <w:i w:val="0"/>
+          <w:sz w:val="24"/>
+        </w:rPr>
+        <w:t>La fiche initiale du projet met en évidence un problème central : certains trajets urbains peuvent devenir longs et peu efficaces en voiture, surtout en période de congestion. Elle indique notamment que le trajet entre le centre-ville et le Grand Stade peut prendre un temps important en voiture, ce qui montre la nécessité de proposer des solutions complémentaires de mobilité.</w:t>
+      </w:r>
+    </w:p>
+    <w:p>
+      <w:pPr>
+        <w:spacing w:before="0" w:after="200" w:lineRule="auto" w:line="360"/>
+        <w:ind w:firstLine="425"/>
+        <w:jc w:val="both"/>
+      </w:pPr>
+      <w:r>
+        <w:rPr>
+          <w:rFonts w:ascii="Times New Roman" w:hAnsi="Times New Roman" w:eastAsia="Times New Roman"/>
+          <w:b w:val="0"/>
+          <w:i w:val="0"/>
+          <w:sz w:val="24"/>
+        </w:rPr>
+        <w:t xml:space="preserve">Dans cette perspective, l’idée de ReadyToGo consiste à proposer un service de </w:t>
+      </w:r>
+      <w:r>
+        <w:rPr>
+          <w:rFonts w:ascii="Times New Roman" w:hAnsi="Times New Roman" w:eastAsia="Times New Roman"/>
+          <w:b/>
+          <w:i w:val="0"/>
+          <w:sz w:val="24"/>
+        </w:rPr>
+        <w:t>trottinettes électriques en libre-service</w:t>
+      </w:r>
+      <w:r>
+        <w:rPr>
+          <w:rFonts w:ascii="Times New Roman" w:hAnsi="Times New Roman" w:eastAsia="Times New Roman"/>
+          <w:b w:val="0"/>
+          <w:i w:val="0"/>
+          <w:sz w:val="24"/>
+        </w:rPr>
+        <w:t>, permettant aux habitants, étudiants, travailleurs et visiteurs de réaliser des trajets courts ou moyens de manière plus rapide, flexible et accessible. Le projet s’inscrit également dans une vision plus large liée à la préparation de Tanger aux grands événements internationaux, notamment la Coupe du Monde 2030.</w:t>
+      </w:r>
+    </w:p>
+    <w:p>
+      <w:pPr>
+        <w:spacing w:before="0" w:after="200" w:lineRule="auto" w:line="360"/>
+        <w:ind w:firstLine="425"/>
+        <w:jc w:val="both"/>
+      </w:pPr>
+      <w:r>
+        <w:rPr>
+          <w:rFonts w:ascii="Times New Roman" w:hAnsi="Times New Roman" w:eastAsia="Times New Roman"/>
+          <w:b w:val="0"/>
+          <w:i w:val="0"/>
+          <w:sz w:val="24"/>
+        </w:rPr>
+        <w:t>ReadyToGo ne se présente donc pas comme un simple service de location de trottinettes. Il s’agit d’un projet de mobilité urbaine qui cherche à améliorer l’expérience de déplacement en ville, réduire la dépendance aux véhicules individuels sur les courtes distances et compléter les solutions de transport existantes.</w:t>
+      </w:r>
+    </w:p>
+    <w:p>
+      <w:pPr>
+        <w:pStyle w:val="Heading2"/>
+        <w:spacing w:before="280" w:after="160" w:lineRule="auto" w:line="360"/>
+        <w:jc w:val="left"/>
+      </w:pPr>
+      <w:r>
+        <w:rPr>
+          <w:rFonts w:ascii="Times New Roman" w:hAnsi="Times New Roman" w:eastAsia="Times New Roman"/>
+          <w:b/>
+          <w:i w:val="0"/>
+          <w:color w:val="1F4E79"/>
+          <w:sz w:val="28"/>
+        </w:rPr>
+        <w:t>1.2. Présentation du concept ReadyToGo</w:t>
+      </w:r>
+    </w:p>
+    <w:p>
+      <w:pPr>
+        <w:spacing w:before="0" w:after="200" w:lineRule="auto" w:line="360"/>
+        <w:ind w:firstLine="425"/>
+        <w:jc w:val="both"/>
+      </w:pPr>
+      <w:r>
+        <w:rPr>
+          <w:rFonts w:ascii="Times New Roman" w:hAnsi="Times New Roman" w:eastAsia="Times New Roman"/>
+          <w:b/>
+          <w:i w:val="0"/>
+          <w:sz w:val="24"/>
+        </w:rPr>
+        <w:t>ReadyToGo</w:t>
+      </w:r>
+      <w:r>
+        <w:rPr>
+          <w:rFonts w:ascii="Times New Roman" w:hAnsi="Times New Roman" w:eastAsia="Times New Roman"/>
+          <w:b w:val="0"/>
+          <w:i w:val="0"/>
+          <w:sz w:val="24"/>
+        </w:rPr>
+        <w:t xml:space="preserve"> est une application mobile associée à une flotte de trottinettes électriques disponibles dans plusieurs zones stratégiques de Tanger. L’utilisateur peut localiser une trottinette proche de lui, la déverrouiller à l’aide d’un QR code, effectuer son trajet, puis la stationner dans une zone autorisée.</w:t>
+      </w:r>
+    </w:p>
+    <w:p>
+      <w:pPr>
+        <w:spacing w:before="0" w:after="200" w:lineRule="auto" w:line="360"/>
+        <w:ind w:firstLine="425"/>
+        <w:jc w:val="both"/>
+      </w:pPr>
+      <w:r>
+        <w:rPr>
+          <w:rFonts w:ascii="Times New Roman" w:hAnsi="Times New Roman" w:eastAsia="Times New Roman"/>
+          <w:b w:val="0"/>
+          <w:i w:val="0"/>
+          <w:sz w:val="24"/>
+        </w:rPr>
+        <w:t>Le service repose sur une logique simple : rendre les déplacements urbains plus rapides, plus pratiques et plus adaptés aux besoins actuels des usagers. La fiche de projet initiale présente déjà ce fonctionnement quotidien : téléchargement de l’application, scan du QR code, paiement numérique, utilisation de la trottinette, stationnement dans une zone autorisée, puis recharge et maintenance par une équipe locale.</w:t>
+      </w:r>
+    </w:p>
+    <w:p>
+      <w:pPr>
+        <w:pStyle w:val="Heading3"/>
+        <w:spacing w:before="200" w:after="120" w:lineRule="auto" w:line="360"/>
+        <w:jc w:val="left"/>
+      </w:pPr>
+      <w:r>
+        <w:rPr>
+          <w:rFonts w:ascii="Times New Roman" w:hAnsi="Times New Roman" w:eastAsia="Times New Roman"/>
+          <w:b/>
+          <w:i w:val="0"/>
+          <w:color w:val="2E75B6"/>
+          <w:sz w:val="24"/>
+        </w:rPr>
+        <w:t>Tableau 1 — Synthèse du concept ReadyToGo</w:t>
+      </w:r>
+    </w:p>
+    <w:tbl>
+      <w:tblPr>
+        <w:tblStyle w:val="TableGrid"/>
+        <w:tblW w:type="auto" w:w="0"/>
+        <w:jc w:val="center"/>
+        <w:tblLook w:firstColumn="1" w:firstRow="1" w:lastColumn="0" w:lastRow="0" w:noHBand="0" w:noVBand="1" w:val="04A0"/>
+      </w:tblPr>
+      <w:tblGrid>
+        <w:gridCol w:w="4536"/>
+        <w:gridCol w:w="4536"/>
+      </w:tblGrid>
+      <w:tr>
+        <w:tc>
+          <w:tcPr>
+            <w:tcW w:type="dxa" w:w="2835"/>
+            <w:shd w:fill="1F4E79" w:val="clear"/>
+            <w:tcBorders>
+              <w:top w:val="single" w:sz="4" w:space="0" w:color="1F4E79"/>
+              <w:left w:val="single" w:sz="4" w:space="0" w:color="1F4E79"/>
+              <w:bottom w:val="single" w:sz="4" w:space="0" w:color="1F4E79"/>
+              <w:right w:val="single" w:sz="4" w:space="0" w:color="1F4E79"/>
+            </w:tcBorders>
+          </w:tcPr>
+          <w:p>
+            <w:pPr>
+              <w:spacing w:before="0" w:after="0" w:lineRule="auto" w:line="276"/>
+              <w:jc w:val="center"/>
+            </w:pPr>
+            <w:r>
+              <w:rPr>
+                <w:rFonts w:ascii="Times New Roman" w:hAnsi="Times New Roman" w:eastAsia="Times New Roman"/>
+                <w:b/>
+                <w:i w:val="0"/>
+                <w:color w:val="FFFFFF"/>
+                <w:sz w:val="20"/>
+              </w:rPr>
+              <w:t>Élément</w:t>
+            </w:r>
+          </w:p>
+        </w:tc>
+        <w:tc>
+          <w:tcPr>
+            <w:tcW w:type="dxa" w:w="6236"/>
+            <w:shd w:fill="1F4E79" w:val="clear"/>
+            <w:tcBorders>
+              <w:top w:val="single" w:sz="4" w:space="0" w:color="1F4E79"/>
+              <w:left w:val="single" w:sz="4" w:space="0" w:color="1F4E79"/>
+              <w:bottom w:val="single" w:sz="4" w:space="0" w:color="1F4E79"/>
+              <w:right w:val="single" w:sz="4" w:space="0" w:color="1F4E79"/>
+            </w:tcBorders>
+          </w:tcPr>
+          <w:p>
+            <w:pPr>
+              <w:spacing w:before="0" w:after="0" w:lineRule="auto" w:line="276"/>
+              <w:jc w:val="center"/>
+            </w:pPr>
+            <w:r>
+              <w:rPr>
+                <w:rFonts w:ascii="Times New Roman" w:hAnsi="Times New Roman" w:eastAsia="Times New Roman"/>
+                <w:b/>
+                <w:i w:val="0"/>
+                <w:color w:val="FFFFFF"/>
+                <w:sz w:val="20"/>
+              </w:rPr>
+              <w:t>Description</w:t>
+            </w:r>
+          </w:p>
+        </w:tc>
+      </w:tr>
+      <w:tr>
+        <w:tc>
+          <w:tcPr>
+            <w:tcW w:type="dxa" w:w="2835"/>
+            <w:tcBorders>
+              <w:top w:val="single" w:sz="4" w:space="0" w:color="1F4E79"/>
+              <w:left w:val="single" w:sz="4" w:space="0" w:color="1F4E79"/>
+              <w:bottom w:val="single" w:sz="4" w:space="0" w:color="1F4E79"/>
+              <w:right w:val="single" w:sz="4" w:space="0" w:color="1F4E79"/>
+            </w:tcBorders>
+          </w:tcPr>
+          <w:p>
+            <w:pPr>
+              <w:spacing w:before="0" w:after="0" w:lineRule="auto" w:line="276"/>
+              <w:jc w:val="left"/>
+            </w:pPr>
+            <w:r>
+              <w:rPr>
+                <w:rFonts w:ascii="Times New Roman" w:hAnsi="Times New Roman" w:eastAsia="Times New Roman"/>
+                <w:b/>
+                <w:i w:val="0"/>
+                <w:sz w:val="20"/>
+              </w:rPr>
+              <w:t>Nom du projet</w:t>
+            </w:r>
+          </w:p>
+        </w:tc>
+        <w:tc>
+          <w:tcPr>
+            <w:tcW w:type="dxa" w:w="6236"/>
+            <w:tcBorders>
+              <w:top w:val="single" w:sz="4" w:space="0" w:color="1F4E79"/>
+              <w:left w:val="single" w:sz="4" w:space="0" w:color="1F4E79"/>
+              <w:bottom w:val="single" w:sz="4" w:space="0" w:color="1F4E79"/>
+              <w:right w:val="single" w:sz="4" w:space="0" w:color="1F4E79"/>
+            </w:tcBorders>
+          </w:tcPr>
+          <w:p>
+            <w:pPr>
+              <w:spacing w:before="0" w:after="0" w:lineRule="auto" w:line="276"/>
+              <w:jc w:val="left"/>
+            </w:pPr>
+            <w:r>
+              <w:rPr>
+                <w:rFonts w:ascii="Times New Roman" w:hAnsi="Times New Roman" w:eastAsia="Times New Roman"/>
+                <w:b w:val="0"/>
+                <w:i w:val="0"/>
+                <w:sz w:val="20"/>
+              </w:rPr>
+              <w:t>ReadyToGo</w:t>
+            </w:r>
+          </w:p>
+        </w:tc>
+      </w:tr>
+      <w:tr>
+        <w:tc>
+          <w:tcPr>
+            <w:tcW w:type="dxa" w:w="2835"/>
+            <w:tcBorders>
+              <w:top w:val="single" w:sz="4" w:space="0" w:color="1F4E79"/>
+              <w:left w:val="single" w:sz="4" w:space="0" w:color="1F4E79"/>
+              <w:bottom w:val="single" w:sz="4" w:space="0" w:color="1F4E79"/>
+              <w:right w:val="single" w:sz="4" w:space="0" w:color="1F4E79"/>
+            </w:tcBorders>
+          </w:tcPr>
+          <w:p>
+            <w:pPr>
+              <w:spacing w:before="0" w:after="0" w:lineRule="auto" w:line="276"/>
+              <w:jc w:val="left"/>
+            </w:pPr>
+            <w:r>
+              <w:rPr>
+                <w:rFonts w:ascii="Times New Roman" w:hAnsi="Times New Roman" w:eastAsia="Times New Roman"/>
+                <w:b/>
+                <w:i w:val="0"/>
+                <w:sz w:val="20"/>
+              </w:rPr>
+              <w:t>Nature du projet</w:t>
+            </w:r>
+          </w:p>
+        </w:tc>
+        <w:tc>
+          <w:tcPr>
+            <w:tcW w:type="dxa" w:w="6236"/>
+            <w:tcBorders>
+              <w:top w:val="single" w:sz="4" w:space="0" w:color="1F4E79"/>
+              <w:left w:val="single" w:sz="4" w:space="0" w:color="1F4E79"/>
+              <w:bottom w:val="single" w:sz="4" w:space="0" w:color="1F4E79"/>
+              <w:right w:val="single" w:sz="4" w:space="0" w:color="1F4E79"/>
+            </w:tcBorders>
+          </w:tcPr>
+          <w:p>
+            <w:pPr>
+              <w:spacing w:before="0" w:after="0" w:lineRule="auto" w:line="276"/>
+              <w:jc w:val="left"/>
+            </w:pPr>
+            <w:r>
+              <w:rPr>
+                <w:rFonts w:ascii="Times New Roman" w:hAnsi="Times New Roman" w:eastAsia="Times New Roman"/>
+                <w:b w:val="0"/>
+                <w:i w:val="0"/>
+                <w:sz w:val="20"/>
+              </w:rPr>
+              <w:t>Service de trottinettes électriques en libre-service</w:t>
+            </w:r>
+          </w:p>
+        </w:tc>
+      </w:tr>
+      <w:tr>
+        <w:tc>
+          <w:tcPr>
+            <w:tcW w:type="dxa" w:w="2835"/>
+            <w:tcBorders>
+              <w:top w:val="single" w:sz="4" w:space="0" w:color="1F4E79"/>
+              <w:left w:val="single" w:sz="4" w:space="0" w:color="1F4E79"/>
+              <w:bottom w:val="single" w:sz="4" w:space="0" w:color="1F4E79"/>
+              <w:right w:val="single" w:sz="4" w:space="0" w:color="1F4E79"/>
+            </w:tcBorders>
+          </w:tcPr>
+          <w:p>
+            <w:pPr>
+              <w:spacing w:before="0" w:after="0" w:lineRule="auto" w:line="276"/>
+              <w:jc w:val="left"/>
+            </w:pPr>
+            <w:r>
+              <w:rPr>
+                <w:rFonts w:ascii="Times New Roman" w:hAnsi="Times New Roman" w:eastAsia="Times New Roman"/>
+                <w:b/>
+                <w:i w:val="0"/>
+                <w:sz w:val="20"/>
+              </w:rPr>
+              <w:t>Ville cible</w:t>
+            </w:r>
+          </w:p>
+        </w:tc>
+        <w:tc>
+          <w:tcPr>
+            <w:tcW w:type="dxa" w:w="6236"/>
+            <w:tcBorders>
+              <w:top w:val="single" w:sz="4" w:space="0" w:color="1F4E79"/>
+              <w:left w:val="single" w:sz="4" w:space="0" w:color="1F4E79"/>
+              <w:bottom w:val="single" w:sz="4" w:space="0" w:color="1F4E79"/>
+              <w:right w:val="single" w:sz="4" w:space="0" w:color="1F4E79"/>
+            </w:tcBorders>
+          </w:tcPr>
+          <w:p>
+            <w:pPr>
+              <w:spacing w:before="0" w:after="0" w:lineRule="auto" w:line="276"/>
+              <w:jc w:val="left"/>
+            </w:pPr>
+            <w:r>
+              <w:rPr>
+                <w:rFonts w:ascii="Times New Roman" w:hAnsi="Times New Roman" w:eastAsia="Times New Roman"/>
+                <w:b w:val="0"/>
+                <w:i w:val="0"/>
+                <w:sz w:val="20"/>
+              </w:rPr>
+              <w:t>Tanger</w:t>
+            </w:r>
+          </w:p>
+        </w:tc>
+      </w:tr>
+      <w:tr>
+        <w:tc>
+          <w:tcPr>
+            <w:tcW w:type="dxa" w:w="2835"/>
+            <w:tcBorders>
+              <w:top w:val="single" w:sz="4" w:space="0" w:color="1F4E79"/>
+              <w:left w:val="single" w:sz="4" w:space="0" w:color="1F4E79"/>
+              <w:bottom w:val="single" w:sz="4" w:space="0" w:color="1F4E79"/>
+              <w:right w:val="single" w:sz="4" w:space="0" w:color="1F4E79"/>
+            </w:tcBorders>
+          </w:tcPr>
+          <w:p>
+            <w:pPr>
+              <w:spacing w:before="0" w:after="0" w:lineRule="auto" w:line="276"/>
+              <w:jc w:val="left"/>
+            </w:pPr>
+            <w:r>
+              <w:rPr>
+                <w:rFonts w:ascii="Times New Roman" w:hAnsi="Times New Roman" w:eastAsia="Times New Roman"/>
+                <w:b/>
+                <w:i w:val="0"/>
+                <w:sz w:val="20"/>
+              </w:rPr>
+              <w:t>Public cible</w:t>
+            </w:r>
+          </w:p>
+        </w:tc>
+        <w:tc>
+          <w:tcPr>
+            <w:tcW w:type="dxa" w:w="6236"/>
+            <w:tcBorders>
+              <w:top w:val="single" w:sz="4" w:space="0" w:color="1F4E79"/>
+              <w:left w:val="single" w:sz="4" w:space="0" w:color="1F4E79"/>
+              <w:bottom w:val="single" w:sz="4" w:space="0" w:color="1F4E79"/>
+              <w:right w:val="single" w:sz="4" w:space="0" w:color="1F4E79"/>
+            </w:tcBorders>
+          </w:tcPr>
+          <w:p>
+            <w:pPr>
+              <w:spacing w:before="0" w:after="0" w:lineRule="auto" w:line="276"/>
+              <w:jc w:val="left"/>
+            </w:pPr>
+            <w:r>
+              <w:rPr>
+                <w:rFonts w:ascii="Times New Roman" w:hAnsi="Times New Roman" w:eastAsia="Times New Roman"/>
+                <w:b w:val="0"/>
+                <w:i w:val="0"/>
+                <w:sz w:val="20"/>
+              </w:rPr>
+              <w:t>Habitants, étudiants, travailleurs, touristes, visiteurs du Mondial</w:t>
+            </w:r>
+          </w:p>
+        </w:tc>
+      </w:tr>
+      <w:tr>
+        <w:tc>
+          <w:tcPr>
+            <w:tcW w:type="dxa" w:w="2835"/>
+            <w:tcBorders>
+              <w:top w:val="single" w:sz="4" w:space="0" w:color="1F4E79"/>
+              <w:left w:val="single" w:sz="4" w:space="0" w:color="1F4E79"/>
+              <w:bottom w:val="single" w:sz="4" w:space="0" w:color="1F4E79"/>
+              <w:right w:val="single" w:sz="4" w:space="0" w:color="1F4E79"/>
+            </w:tcBorders>
+          </w:tcPr>
+          <w:p>
+            <w:pPr>
+              <w:spacing w:before="0" w:after="0" w:lineRule="auto" w:line="276"/>
+              <w:jc w:val="left"/>
+            </w:pPr>
+            <w:r>
+              <w:rPr>
+                <w:rFonts w:ascii="Times New Roman" w:hAnsi="Times New Roman" w:eastAsia="Times New Roman"/>
+                <w:b/>
+                <w:i w:val="0"/>
+                <w:sz w:val="20"/>
+              </w:rPr>
+              <w:t>Support principal</w:t>
+            </w:r>
+          </w:p>
+        </w:tc>
+        <w:tc>
+          <w:tcPr>
+            <w:tcW w:type="dxa" w:w="6236"/>
+            <w:tcBorders>
+              <w:top w:val="single" w:sz="4" w:space="0" w:color="1F4E79"/>
+              <w:left w:val="single" w:sz="4" w:space="0" w:color="1F4E79"/>
+              <w:bottom w:val="single" w:sz="4" w:space="0" w:color="1F4E79"/>
+              <w:right w:val="single" w:sz="4" w:space="0" w:color="1F4E79"/>
+            </w:tcBorders>
+          </w:tcPr>
+          <w:p>
+            <w:pPr>
+              <w:spacing w:before="0" w:after="0" w:lineRule="auto" w:line="276"/>
+              <w:jc w:val="left"/>
+            </w:pPr>
+            <w:r>
+              <w:rPr>
+                <w:rFonts w:ascii="Times New Roman" w:hAnsi="Times New Roman" w:eastAsia="Times New Roman"/>
+                <w:b w:val="0"/>
+                <w:i w:val="0"/>
+                <w:sz w:val="20"/>
+              </w:rPr>
+              <w:t>Application mobile</w:t>
+            </w:r>
+          </w:p>
+        </w:tc>
+      </w:tr>
+      <w:tr>
+        <w:tc>
+          <w:tcPr>
+            <w:tcW w:type="dxa" w:w="2835"/>
+            <w:tcBorders>
+              <w:top w:val="single" w:sz="4" w:space="0" w:color="1F4E79"/>
+              <w:left w:val="single" w:sz="4" w:space="0" w:color="1F4E79"/>
+              <w:bottom w:val="single" w:sz="4" w:space="0" w:color="1F4E79"/>
+              <w:right w:val="single" w:sz="4" w:space="0" w:color="1F4E79"/>
+            </w:tcBorders>
+          </w:tcPr>
+          <w:p>
+            <w:pPr>
+              <w:spacing w:before="0" w:after="0" w:lineRule="auto" w:line="276"/>
+              <w:jc w:val="left"/>
+            </w:pPr>
+            <w:r>
+              <w:rPr>
+                <w:rFonts w:ascii="Times New Roman" w:hAnsi="Times New Roman" w:eastAsia="Times New Roman"/>
+                <w:b/>
+                <w:i w:val="0"/>
+                <w:sz w:val="20"/>
+              </w:rPr>
+              <w:t>Moyen de déplacement</w:t>
+            </w:r>
+          </w:p>
+        </w:tc>
+        <w:tc>
+          <w:tcPr>
+            <w:tcW w:type="dxa" w:w="6236"/>
+            <w:tcBorders>
+              <w:top w:val="single" w:sz="4" w:space="0" w:color="1F4E79"/>
+              <w:left w:val="single" w:sz="4" w:space="0" w:color="1F4E79"/>
+              <w:bottom w:val="single" w:sz="4" w:space="0" w:color="1F4E79"/>
+              <w:right w:val="single" w:sz="4" w:space="0" w:color="1F4E79"/>
+            </w:tcBorders>
+          </w:tcPr>
+          <w:p>
+            <w:pPr>
+              <w:spacing w:before="0" w:after="0" w:lineRule="auto" w:line="276"/>
+              <w:jc w:val="left"/>
+            </w:pPr>
+            <w:r>
+              <w:rPr>
+                <w:rFonts w:ascii="Times New Roman" w:hAnsi="Times New Roman" w:eastAsia="Times New Roman"/>
+                <w:b w:val="0"/>
+                <w:i w:val="0"/>
+                <w:sz w:val="20"/>
+              </w:rPr>
+              <w:t>Trottinettes électriques géolocalisées</w:t>
+            </w:r>
+          </w:p>
+        </w:tc>
+      </w:tr>
+      <w:tr>
+        <w:tc>
+          <w:tcPr>
+            <w:tcW w:type="dxa" w:w="2835"/>
+            <w:tcBorders>
+              <w:top w:val="single" w:sz="4" w:space="0" w:color="1F4E79"/>
+              <w:left w:val="single" w:sz="4" w:space="0" w:color="1F4E79"/>
+              <w:bottom w:val="single" w:sz="4" w:space="0" w:color="1F4E79"/>
+              <w:right w:val="single" w:sz="4" w:space="0" w:color="1F4E79"/>
+            </w:tcBorders>
+          </w:tcPr>
+          <w:p>
+            <w:pPr>
+              <w:spacing w:before="0" w:after="0" w:lineRule="auto" w:line="276"/>
+              <w:jc w:val="left"/>
+            </w:pPr>
+            <w:r>
+              <w:rPr>
+                <w:rFonts w:ascii="Times New Roman" w:hAnsi="Times New Roman" w:eastAsia="Times New Roman"/>
+                <w:b/>
+                <w:i w:val="0"/>
+                <w:sz w:val="20"/>
+              </w:rPr>
+              <w:t>Mode de paiement</w:t>
+            </w:r>
+          </w:p>
+        </w:tc>
+        <w:tc>
+          <w:tcPr>
+            <w:tcW w:type="dxa" w:w="6236"/>
+            <w:tcBorders>
+              <w:top w:val="single" w:sz="4" w:space="0" w:color="1F4E79"/>
+              <w:left w:val="single" w:sz="4" w:space="0" w:color="1F4E79"/>
+              <w:bottom w:val="single" w:sz="4" w:space="0" w:color="1F4E79"/>
+              <w:right w:val="single" w:sz="4" w:space="0" w:color="1F4E79"/>
+            </w:tcBorders>
+          </w:tcPr>
+          <w:p>
+            <w:pPr>
+              <w:spacing w:before="0" w:after="0" w:lineRule="auto" w:line="276"/>
+              <w:jc w:val="left"/>
+            </w:pPr>
+            <w:r>
+              <w:rPr>
+                <w:rFonts w:ascii="Times New Roman" w:hAnsi="Times New Roman" w:eastAsia="Times New Roman"/>
+                <w:b w:val="0"/>
+                <w:i w:val="0"/>
+                <w:sz w:val="20"/>
+              </w:rPr>
+              <w:t>Carte bancaire, portefeuille mobile ou pass</w:t>
+            </w:r>
+          </w:p>
+        </w:tc>
+      </w:tr>
+      <w:tr>
+        <w:tc>
+          <w:tcPr>
+            <w:tcW w:type="dxa" w:w="2835"/>
+            <w:tcBorders>
+              <w:top w:val="single" w:sz="4" w:space="0" w:color="1F4E79"/>
+              <w:left w:val="single" w:sz="4" w:space="0" w:color="1F4E79"/>
+              <w:bottom w:val="single" w:sz="4" w:space="0" w:color="1F4E79"/>
+              <w:right w:val="single" w:sz="4" w:space="0" w:color="1F4E79"/>
+            </w:tcBorders>
+          </w:tcPr>
+          <w:p>
+            <w:pPr>
+              <w:spacing w:before="0" w:after="0" w:lineRule="auto" w:line="276"/>
+              <w:jc w:val="left"/>
+            </w:pPr>
+            <w:r>
+              <w:rPr>
+                <w:rFonts w:ascii="Times New Roman" w:hAnsi="Times New Roman" w:eastAsia="Times New Roman"/>
+                <w:b/>
+                <w:i w:val="0"/>
+                <w:sz w:val="20"/>
+              </w:rPr>
+              <w:t>Objectif principal</w:t>
+            </w:r>
+          </w:p>
+        </w:tc>
+        <w:tc>
+          <w:tcPr>
+            <w:tcW w:type="dxa" w:w="6236"/>
+            <w:tcBorders>
+              <w:top w:val="single" w:sz="4" w:space="0" w:color="1F4E79"/>
+              <w:left w:val="single" w:sz="4" w:space="0" w:color="1F4E79"/>
+              <w:bottom w:val="single" w:sz="4" w:space="0" w:color="1F4E79"/>
+              <w:right w:val="single" w:sz="4" w:space="0" w:color="1F4E79"/>
+            </w:tcBorders>
+          </w:tcPr>
+          <w:p>
+            <w:pPr>
+              <w:spacing w:before="0" w:after="0" w:lineRule="auto" w:line="276"/>
+              <w:jc w:val="left"/>
+            </w:pPr>
+            <w:r>
+              <w:rPr>
+                <w:rFonts w:ascii="Times New Roman" w:hAnsi="Times New Roman" w:eastAsia="Times New Roman"/>
+                <w:b w:val="0"/>
+                <w:i w:val="0"/>
+                <w:sz w:val="20"/>
+              </w:rPr>
+              <w:t>Améliorer la mobilité urbaine courte distance</w:t>
+            </w:r>
+          </w:p>
+        </w:tc>
+      </w:tr>
+      <w:tr>
+        <w:tc>
+          <w:tcPr>
+            <w:tcW w:type="dxa" w:w="2835"/>
+            <w:tcBorders>
+              <w:top w:val="single" w:sz="4" w:space="0" w:color="1F4E79"/>
+              <w:left w:val="single" w:sz="4" w:space="0" w:color="1F4E79"/>
+              <w:bottom w:val="single" w:sz="4" w:space="0" w:color="1F4E79"/>
+              <w:right w:val="single" w:sz="4" w:space="0" w:color="1F4E79"/>
+            </w:tcBorders>
+          </w:tcPr>
+          <w:p>
+            <w:pPr>
+              <w:spacing w:before="0" w:after="0" w:lineRule="auto" w:line="276"/>
+              <w:jc w:val="left"/>
+            </w:pPr>
+            <w:r>
+              <w:rPr>
+                <w:rFonts w:ascii="Times New Roman" w:hAnsi="Times New Roman" w:eastAsia="Times New Roman"/>
+                <w:b/>
+                <w:i w:val="0"/>
+                <w:sz w:val="20"/>
+              </w:rPr>
+              <w:t>Positionnement</w:t>
+            </w:r>
+          </w:p>
+        </w:tc>
+        <w:tc>
+          <w:tcPr>
+            <w:tcW w:type="dxa" w:w="6236"/>
+            <w:tcBorders>
+              <w:top w:val="single" w:sz="4" w:space="0" w:color="1F4E79"/>
+              <w:left w:val="single" w:sz="4" w:space="0" w:color="1F4E79"/>
+              <w:bottom w:val="single" w:sz="4" w:space="0" w:color="1F4E79"/>
+              <w:right w:val="single" w:sz="4" w:space="0" w:color="1F4E79"/>
+            </w:tcBorders>
+          </w:tcPr>
+          <w:p>
+            <w:pPr>
+              <w:spacing w:before="0" w:after="0" w:lineRule="auto" w:line="276"/>
+              <w:jc w:val="left"/>
+            </w:pPr>
+            <w:r>
+              <w:rPr>
+                <w:rFonts w:ascii="Times New Roman" w:hAnsi="Times New Roman" w:eastAsia="Times New Roman"/>
+                <w:b w:val="0"/>
+                <w:i w:val="0"/>
+                <w:sz w:val="20"/>
+              </w:rPr>
+              <w:t>Solution complémentaire au bus, taxi, marche et voiture</w:t>
+            </w:r>
+          </w:p>
+        </w:tc>
+      </w:tr>
+    </w:tbl>
+    <w:p>
+      <w:pPr>
+        <w:spacing w:before="120" w:after="240" w:lineRule="auto" w:line="276"/>
+        <w:jc w:val="center"/>
+      </w:pPr>
+      <w:r>
+        <w:rPr>
+          <w:rFonts w:ascii="Times New Roman" w:hAnsi="Times New Roman" w:eastAsia="Times New Roman"/>
+          <w:b w:val="0"/>
+          <w:i/>
+          <w:sz w:val="20"/>
+        </w:rPr>
+        <w:t>Tableau 1 — Synthèse du concept ReadyToGo</w:t>
+      </w:r>
+    </w:p>
+    <w:p>
+      <w:pPr>
+        <w:pStyle w:val="Heading2"/>
+        <w:spacing w:before="280" w:after="160" w:lineRule="auto" w:line="360"/>
+        <w:jc w:val="left"/>
+      </w:pPr>
+      <w:r>
+        <w:rPr>
+          <w:rFonts w:ascii="Times New Roman" w:hAnsi="Times New Roman" w:eastAsia="Times New Roman"/>
+          <w:b/>
+          <w:i w:val="0"/>
+          <w:color w:val="1F4E79"/>
+          <w:sz w:val="28"/>
+        </w:rPr>
+        <w:t>1.3. Problème à résoudre</w:t>
+      </w:r>
+    </w:p>
+    <w:p>
+      <w:pPr>
+        <w:spacing w:before="0" w:after="200" w:lineRule="auto" w:line="360"/>
+        <w:ind w:firstLine="0"/>
+        <w:jc w:val="both"/>
+      </w:pPr>
+      <w:r>
+        <w:rPr>
+          <w:rFonts w:ascii="Times New Roman" w:hAnsi="Times New Roman" w:eastAsia="Times New Roman"/>
+          <w:b w:val="0"/>
+          <w:i w:val="0"/>
+          <w:sz w:val="24"/>
+        </w:rPr>
+        <w:t>La problématique principale du projet peut être formulée ainsi :</w:t>
+      </w:r>
+    </w:p>
+    <w:p>
+      <w:pPr>
+        <w:spacing w:before="160" w:after="200" w:lineRule="auto" w:line="360"/>
+        <w:ind w:firstLine="0" w:left="567" w:right="567"/>
+        <w:jc w:val="both"/>
+      </w:pPr>
+      <w:r>
+        <w:rPr>
+          <w:rFonts w:ascii="Times New Roman" w:hAnsi="Times New Roman" w:eastAsia="Times New Roman"/>
+          <w:b w:val="0"/>
+          <w:i/>
+          <w:sz w:val="24"/>
+        </w:rPr>
+        <w:t>Comment proposer à Tanger une solution de mobilité urbaine flexible, rapide et accessible, capable de réduire les difficultés de déplacement sur les trajets courts et moyens, tout en accompagnant la ville dans sa préparation aux grands événements internationaux ?</w:t>
+      </w:r>
+    </w:p>
+    <w:p>
+      <w:pPr>
+        <w:spacing w:before="0" w:after="200" w:lineRule="auto" w:line="360"/>
+        <w:ind w:firstLine="425"/>
+        <w:jc w:val="both"/>
+      </w:pPr>
+      <w:r>
+        <w:rPr>
+          <w:rFonts w:ascii="Times New Roman" w:hAnsi="Times New Roman" w:eastAsia="Times New Roman"/>
+          <w:b w:val="0"/>
+          <w:i w:val="0"/>
+          <w:sz w:val="24"/>
+        </w:rPr>
+        <w:t>Cette problématique est liée à plusieurs difficultés concrètes.</w:t>
+      </w:r>
+    </w:p>
+    <w:p>
+      <w:pPr>
+        <w:pStyle w:val="Heading3"/>
+        <w:spacing w:before="200" w:after="120" w:lineRule="auto" w:line="360"/>
+        <w:jc w:val="left"/>
+      </w:pPr>
+      <w:r>
+        <w:rPr>
+          <w:rFonts w:ascii="Times New Roman" w:hAnsi="Times New Roman" w:eastAsia="Times New Roman"/>
+          <w:b/>
+          <w:i w:val="0"/>
+          <w:color w:val="2E75B6"/>
+          <w:sz w:val="24"/>
+        </w:rPr>
+        <w:t>Tableau 2 — Problèmes identifiés et réponses proposées par ReadyToGo</w:t>
+      </w:r>
+    </w:p>
+    <w:tbl>
+      <w:tblPr>
+        <w:tblStyle w:val="TableGrid"/>
+        <w:tblW w:type="auto" w:w="0"/>
+        <w:jc w:val="center"/>
+        <w:tblLook w:firstColumn="1" w:firstRow="1" w:lastColumn="0" w:lastRow="0" w:noHBand="0" w:noVBand="1" w:val="04A0"/>
+      </w:tblPr>
+      <w:tblGrid>
+        <w:gridCol w:w="3024"/>
+        <w:gridCol w:w="3024"/>
+        <w:gridCol w:w="3024"/>
+      </w:tblGrid>
+      <w:tr>
+        <w:tc>
+          <w:tcPr>
+            <w:tcW w:type="dxa" w:w="2948"/>
+            <w:shd w:fill="1F4E79" w:val="clear"/>
+            <w:tcBorders>
+              <w:top w:val="single" w:sz="4" w:space="0" w:color="1F4E79"/>
+              <w:left w:val="single" w:sz="4" w:space="0" w:color="1F4E79"/>
+              <w:bottom w:val="single" w:sz="4" w:space="0" w:color="1F4E79"/>
+              <w:right w:val="single" w:sz="4" w:space="0" w:color="1F4E79"/>
+            </w:tcBorders>
+          </w:tcPr>
+          <w:p>
+            <w:pPr>
+              <w:spacing w:before="0" w:after="0" w:lineRule="auto" w:line="276"/>
+              <w:jc w:val="center"/>
+            </w:pPr>
+            <w:r>
+              <w:rPr>
+                <w:rFonts w:ascii="Times New Roman" w:hAnsi="Times New Roman" w:eastAsia="Times New Roman"/>
+                <w:b/>
+                <w:i w:val="0"/>
+                <w:color w:val="FFFFFF"/>
+                <w:sz w:val="20"/>
+              </w:rPr>
+              <w:t>Problème identifié</w:t>
+            </w:r>
+          </w:p>
+        </w:tc>
+        <w:tc>
+          <w:tcPr>
+            <w:tcW w:type="dxa" w:w="2835"/>
+            <w:shd w:fill="1F4E79" w:val="clear"/>
+            <w:tcBorders>
+              <w:top w:val="single" w:sz="4" w:space="0" w:color="1F4E79"/>
+              <w:left w:val="single" w:sz="4" w:space="0" w:color="1F4E79"/>
+              <w:bottom w:val="single" w:sz="4" w:space="0" w:color="1F4E79"/>
+              <w:right w:val="single" w:sz="4" w:space="0" w:color="1F4E79"/>
+            </w:tcBorders>
+          </w:tcPr>
+          <w:p>
+            <w:pPr>
+              <w:spacing w:before="0" w:after="0" w:lineRule="auto" w:line="276"/>
+              <w:jc w:val="center"/>
+            </w:pPr>
+            <w:r>
+              <w:rPr>
+                <w:rFonts w:ascii="Times New Roman" w:hAnsi="Times New Roman" w:eastAsia="Times New Roman"/>
+                <w:b/>
+                <w:i w:val="0"/>
+                <w:color w:val="FFFFFF"/>
+                <w:sz w:val="20"/>
+              </w:rPr>
+              <w:t>Conséquence</w:t>
+            </w:r>
+          </w:p>
+        </w:tc>
+        <w:tc>
+          <w:tcPr>
+            <w:tcW w:type="dxa" w:w="3288"/>
+            <w:shd w:fill="1F4E79" w:val="clear"/>
+            <w:tcBorders>
+              <w:top w:val="single" w:sz="4" w:space="0" w:color="1F4E79"/>
+              <w:left w:val="single" w:sz="4" w:space="0" w:color="1F4E79"/>
+              <w:bottom w:val="single" w:sz="4" w:space="0" w:color="1F4E79"/>
+              <w:right w:val="single" w:sz="4" w:space="0" w:color="1F4E79"/>
+            </w:tcBorders>
+          </w:tcPr>
+          <w:p>
+            <w:pPr>
+              <w:spacing w:before="0" w:after="0" w:lineRule="auto" w:line="276"/>
+              <w:jc w:val="center"/>
+            </w:pPr>
+            <w:r>
+              <w:rPr>
+                <w:rFonts w:ascii="Times New Roman" w:hAnsi="Times New Roman" w:eastAsia="Times New Roman"/>
+                <w:b/>
+                <w:i w:val="0"/>
+                <w:color w:val="FFFFFF"/>
+                <w:sz w:val="20"/>
+              </w:rPr>
+              <w:t>Réponse proposée par ReadyToGo</w:t>
+            </w:r>
+          </w:p>
+        </w:tc>
+      </w:tr>
+      <w:tr>
+        <w:tc>
+          <w:tcPr>
+            <w:tcW w:type="dxa" w:w="2948"/>
+            <w:tcBorders>
+              <w:top w:val="single" w:sz="4" w:space="0" w:color="1F4E79"/>
+              <w:left w:val="single" w:sz="4" w:space="0" w:color="1F4E79"/>
+              <w:bottom w:val="single" w:sz="4" w:space="0" w:color="1F4E79"/>
+              <w:right w:val="single" w:sz="4" w:space="0" w:color="1F4E79"/>
+            </w:tcBorders>
+          </w:tcPr>
+          <w:p>
+            <w:pPr>
+              <w:spacing w:before="0" w:after="0" w:lineRule="auto" w:line="276"/>
+              <w:jc w:val="left"/>
+            </w:pPr>
+            <w:r>
+              <w:rPr>
+                <w:rFonts w:ascii="Times New Roman" w:hAnsi="Times New Roman" w:eastAsia="Times New Roman"/>
+                <w:b/>
+                <w:i w:val="0"/>
+                <w:sz w:val="20"/>
+              </w:rPr>
+              <w:t>Embouteillages dans certaines zones urbaines</w:t>
+            </w:r>
+          </w:p>
+        </w:tc>
+        <w:tc>
+          <w:tcPr>
+            <w:tcW w:type="dxa" w:w="2835"/>
+            <w:tcBorders>
+              <w:top w:val="single" w:sz="4" w:space="0" w:color="1F4E79"/>
+              <w:left w:val="single" w:sz="4" w:space="0" w:color="1F4E79"/>
+              <w:bottom w:val="single" w:sz="4" w:space="0" w:color="1F4E79"/>
+              <w:right w:val="single" w:sz="4" w:space="0" w:color="1F4E79"/>
+            </w:tcBorders>
+          </w:tcPr>
+          <w:p>
+            <w:pPr>
+              <w:spacing w:before="0" w:after="0" w:lineRule="auto" w:line="276"/>
+              <w:jc w:val="left"/>
+            </w:pPr>
+            <w:r>
+              <w:rPr>
+                <w:rFonts w:ascii="Times New Roman" w:hAnsi="Times New Roman" w:eastAsia="Times New Roman"/>
+                <w:b w:val="0"/>
+                <w:i w:val="0"/>
+                <w:sz w:val="20"/>
+              </w:rPr>
+              <w:t>Perte de temps, stress, baisse de fluidité</w:t>
+            </w:r>
+          </w:p>
+        </w:tc>
+        <w:tc>
+          <w:tcPr>
+            <w:tcW w:type="dxa" w:w="3288"/>
+            <w:tcBorders>
+              <w:top w:val="single" w:sz="4" w:space="0" w:color="1F4E79"/>
+              <w:left w:val="single" w:sz="4" w:space="0" w:color="1F4E79"/>
+              <w:bottom w:val="single" w:sz="4" w:space="0" w:color="1F4E79"/>
+              <w:right w:val="single" w:sz="4" w:space="0" w:color="1F4E79"/>
+            </w:tcBorders>
+          </w:tcPr>
+          <w:p>
+            <w:pPr>
+              <w:spacing w:before="0" w:after="0" w:lineRule="auto" w:line="276"/>
+              <w:jc w:val="left"/>
+            </w:pPr>
+            <w:r>
+              <w:rPr>
+                <w:rFonts w:ascii="Times New Roman" w:hAnsi="Times New Roman" w:eastAsia="Times New Roman"/>
+                <w:b w:val="0"/>
+                <w:i w:val="0"/>
+                <w:sz w:val="20"/>
+              </w:rPr>
+              <w:t>Proposer une alternative légère pour les courts trajets</w:t>
+            </w:r>
+          </w:p>
+        </w:tc>
+      </w:tr>
+      <w:tr>
+        <w:tc>
+          <w:tcPr>
+            <w:tcW w:type="dxa" w:w="2948"/>
+            <w:tcBorders>
+              <w:top w:val="single" w:sz="4" w:space="0" w:color="1F4E79"/>
+              <w:left w:val="single" w:sz="4" w:space="0" w:color="1F4E79"/>
+              <w:bottom w:val="single" w:sz="4" w:space="0" w:color="1F4E79"/>
+              <w:right w:val="single" w:sz="4" w:space="0" w:color="1F4E79"/>
+            </w:tcBorders>
+          </w:tcPr>
+          <w:p>
+            <w:pPr>
+              <w:spacing w:before="0" w:after="0" w:lineRule="auto" w:line="276"/>
+              <w:jc w:val="left"/>
+            </w:pPr>
+            <w:r>
+              <w:rPr>
+                <w:rFonts w:ascii="Times New Roman" w:hAnsi="Times New Roman" w:eastAsia="Times New Roman"/>
+                <w:b/>
+                <w:i w:val="0"/>
+                <w:sz w:val="20"/>
+              </w:rPr>
+              <w:t>Difficulté de stationnement</w:t>
+            </w:r>
+          </w:p>
+        </w:tc>
+        <w:tc>
+          <w:tcPr>
+            <w:tcW w:type="dxa" w:w="2835"/>
+            <w:tcBorders>
+              <w:top w:val="single" w:sz="4" w:space="0" w:color="1F4E79"/>
+              <w:left w:val="single" w:sz="4" w:space="0" w:color="1F4E79"/>
+              <w:bottom w:val="single" w:sz="4" w:space="0" w:color="1F4E79"/>
+              <w:right w:val="single" w:sz="4" w:space="0" w:color="1F4E79"/>
+            </w:tcBorders>
+          </w:tcPr>
+          <w:p>
+            <w:pPr>
+              <w:spacing w:before="0" w:after="0" w:lineRule="auto" w:line="276"/>
+              <w:jc w:val="left"/>
+            </w:pPr>
+            <w:r>
+              <w:rPr>
+                <w:rFonts w:ascii="Times New Roman" w:hAnsi="Times New Roman" w:eastAsia="Times New Roman"/>
+                <w:b w:val="0"/>
+                <w:i w:val="0"/>
+                <w:sz w:val="20"/>
+              </w:rPr>
+              <w:t>Retards, coûts supplémentaires</w:t>
+            </w:r>
+          </w:p>
+        </w:tc>
+        <w:tc>
+          <w:tcPr>
+            <w:tcW w:type="dxa" w:w="3288"/>
+            <w:tcBorders>
+              <w:top w:val="single" w:sz="4" w:space="0" w:color="1F4E79"/>
+              <w:left w:val="single" w:sz="4" w:space="0" w:color="1F4E79"/>
+              <w:bottom w:val="single" w:sz="4" w:space="0" w:color="1F4E79"/>
+              <w:right w:val="single" w:sz="4" w:space="0" w:color="1F4E79"/>
+            </w:tcBorders>
+          </w:tcPr>
+          <w:p>
+            <w:pPr>
+              <w:spacing w:before="0" w:after="0" w:lineRule="auto" w:line="276"/>
+              <w:jc w:val="left"/>
+            </w:pPr>
+            <w:r>
+              <w:rPr>
+                <w:rFonts w:ascii="Times New Roman" w:hAnsi="Times New Roman" w:eastAsia="Times New Roman"/>
+                <w:b w:val="0"/>
+                <w:i w:val="0"/>
+                <w:sz w:val="20"/>
+              </w:rPr>
+              <w:t>Utilisation de zones de stationnement dédiées</w:t>
+            </w:r>
+          </w:p>
+        </w:tc>
+      </w:tr>
+      <w:tr>
+        <w:tc>
+          <w:tcPr>
+            <w:tcW w:type="dxa" w:w="2948"/>
+            <w:tcBorders>
+              <w:top w:val="single" w:sz="4" w:space="0" w:color="1F4E79"/>
+              <w:left w:val="single" w:sz="4" w:space="0" w:color="1F4E79"/>
+              <w:bottom w:val="single" w:sz="4" w:space="0" w:color="1F4E79"/>
+              <w:right w:val="single" w:sz="4" w:space="0" w:color="1F4E79"/>
+            </w:tcBorders>
+          </w:tcPr>
+          <w:p>
+            <w:pPr>
+              <w:spacing w:before="0" w:after="0" w:lineRule="auto" w:line="276"/>
+              <w:jc w:val="left"/>
+            </w:pPr>
+            <w:r>
+              <w:rPr>
+                <w:rFonts w:ascii="Times New Roman" w:hAnsi="Times New Roman" w:eastAsia="Times New Roman"/>
+                <w:b/>
+                <w:i w:val="0"/>
+                <w:sz w:val="20"/>
+              </w:rPr>
+              <w:t>Taxis parfois coûteux ou indisponibles</w:t>
+            </w:r>
+          </w:p>
+        </w:tc>
+        <w:tc>
+          <w:tcPr>
+            <w:tcW w:type="dxa" w:w="2835"/>
+            <w:tcBorders>
+              <w:top w:val="single" w:sz="4" w:space="0" w:color="1F4E79"/>
+              <w:left w:val="single" w:sz="4" w:space="0" w:color="1F4E79"/>
+              <w:bottom w:val="single" w:sz="4" w:space="0" w:color="1F4E79"/>
+              <w:right w:val="single" w:sz="4" w:space="0" w:color="1F4E79"/>
+            </w:tcBorders>
+          </w:tcPr>
+          <w:p>
+            <w:pPr>
+              <w:spacing w:before="0" w:after="0" w:lineRule="auto" w:line="276"/>
+              <w:jc w:val="left"/>
+            </w:pPr>
+            <w:r>
+              <w:rPr>
+                <w:rFonts w:ascii="Times New Roman" w:hAnsi="Times New Roman" w:eastAsia="Times New Roman"/>
+                <w:b w:val="0"/>
+                <w:i w:val="0"/>
+                <w:sz w:val="20"/>
+              </w:rPr>
+              <w:t>Mobilité moins accessible</w:t>
+            </w:r>
+          </w:p>
+        </w:tc>
+        <w:tc>
+          <w:tcPr>
+            <w:tcW w:type="dxa" w:w="3288"/>
+            <w:tcBorders>
+              <w:top w:val="single" w:sz="4" w:space="0" w:color="1F4E79"/>
+              <w:left w:val="single" w:sz="4" w:space="0" w:color="1F4E79"/>
+              <w:bottom w:val="single" w:sz="4" w:space="0" w:color="1F4E79"/>
+              <w:right w:val="single" w:sz="4" w:space="0" w:color="1F4E79"/>
+            </w:tcBorders>
+          </w:tcPr>
+          <w:p>
+            <w:pPr>
+              <w:spacing w:before="0" w:after="0" w:lineRule="auto" w:line="276"/>
+              <w:jc w:val="left"/>
+            </w:pPr>
+            <w:r>
+              <w:rPr>
+                <w:rFonts w:ascii="Times New Roman" w:hAnsi="Times New Roman" w:eastAsia="Times New Roman"/>
+                <w:b w:val="0"/>
+                <w:i w:val="0"/>
+                <w:sz w:val="20"/>
+              </w:rPr>
+              <w:t>Tarification intermédiaire entre bus et taxi</w:t>
+            </w:r>
+          </w:p>
+        </w:tc>
+      </w:tr>
+      <w:tr>
+        <w:tc>
+          <w:tcPr>
+            <w:tcW w:type="dxa" w:w="2948"/>
+            <w:tcBorders>
+              <w:top w:val="single" w:sz="4" w:space="0" w:color="1F4E79"/>
+              <w:left w:val="single" w:sz="4" w:space="0" w:color="1F4E79"/>
+              <w:bottom w:val="single" w:sz="4" w:space="0" w:color="1F4E79"/>
+              <w:right w:val="single" w:sz="4" w:space="0" w:color="1F4E79"/>
+            </w:tcBorders>
+          </w:tcPr>
+          <w:p>
+            <w:pPr>
+              <w:spacing w:before="0" w:after="0" w:lineRule="auto" w:line="276"/>
+              <w:jc w:val="left"/>
+            </w:pPr>
+            <w:r>
+              <w:rPr>
+                <w:rFonts w:ascii="Times New Roman" w:hAnsi="Times New Roman" w:eastAsia="Times New Roman"/>
+                <w:b/>
+                <w:i w:val="0"/>
+                <w:sz w:val="20"/>
+              </w:rPr>
+              <w:t>Bus moins flexible sur certains trajets</w:t>
+            </w:r>
+          </w:p>
+        </w:tc>
+        <w:tc>
+          <w:tcPr>
+            <w:tcW w:type="dxa" w:w="2835"/>
+            <w:tcBorders>
+              <w:top w:val="single" w:sz="4" w:space="0" w:color="1F4E79"/>
+              <w:left w:val="single" w:sz="4" w:space="0" w:color="1F4E79"/>
+              <w:bottom w:val="single" w:sz="4" w:space="0" w:color="1F4E79"/>
+              <w:right w:val="single" w:sz="4" w:space="0" w:color="1F4E79"/>
+            </w:tcBorders>
+          </w:tcPr>
+          <w:p>
+            <w:pPr>
+              <w:spacing w:before="0" w:after="0" w:lineRule="auto" w:line="276"/>
+              <w:jc w:val="left"/>
+            </w:pPr>
+            <w:r>
+              <w:rPr>
+                <w:rFonts w:ascii="Times New Roman" w:hAnsi="Times New Roman" w:eastAsia="Times New Roman"/>
+                <w:b w:val="0"/>
+                <w:i w:val="0"/>
+                <w:sz w:val="20"/>
+              </w:rPr>
+              <w:t>Temps d’attente et itinéraires fixes</w:t>
+            </w:r>
+          </w:p>
+        </w:tc>
+        <w:tc>
+          <w:tcPr>
+            <w:tcW w:type="dxa" w:w="3288"/>
+            <w:tcBorders>
+              <w:top w:val="single" w:sz="4" w:space="0" w:color="1F4E79"/>
+              <w:left w:val="single" w:sz="4" w:space="0" w:color="1F4E79"/>
+              <w:bottom w:val="single" w:sz="4" w:space="0" w:color="1F4E79"/>
+              <w:right w:val="single" w:sz="4" w:space="0" w:color="1F4E79"/>
+            </w:tcBorders>
+          </w:tcPr>
+          <w:p>
+            <w:pPr>
+              <w:spacing w:before="0" w:after="0" w:lineRule="auto" w:line="276"/>
+              <w:jc w:val="left"/>
+            </w:pPr>
+            <w:r>
+              <w:rPr>
+                <w:rFonts w:ascii="Times New Roman" w:hAnsi="Times New Roman" w:eastAsia="Times New Roman"/>
+                <w:b w:val="0"/>
+                <w:i w:val="0"/>
+                <w:sz w:val="20"/>
+              </w:rPr>
+              <w:t>Disponibilité à la demande via application</w:t>
+            </w:r>
+          </w:p>
+        </w:tc>
+      </w:tr>
+      <w:tr>
+        <w:tc>
+          <w:tcPr>
+            <w:tcW w:type="dxa" w:w="2948"/>
+            <w:tcBorders>
+              <w:top w:val="single" w:sz="4" w:space="0" w:color="1F4E79"/>
+              <w:left w:val="single" w:sz="4" w:space="0" w:color="1F4E79"/>
+              <w:bottom w:val="single" w:sz="4" w:space="0" w:color="1F4E79"/>
+              <w:right w:val="single" w:sz="4" w:space="0" w:color="1F4E79"/>
+            </w:tcBorders>
+          </w:tcPr>
+          <w:p>
+            <w:pPr>
+              <w:spacing w:before="0" w:after="0" w:lineRule="auto" w:line="276"/>
+              <w:jc w:val="left"/>
+            </w:pPr>
+            <w:r>
+              <w:rPr>
+                <w:rFonts w:ascii="Times New Roman" w:hAnsi="Times New Roman" w:eastAsia="Times New Roman"/>
+                <w:b/>
+                <w:i w:val="0"/>
+                <w:sz w:val="20"/>
+              </w:rPr>
+              <w:t>Hausse attendue des visiteurs en 2030</w:t>
+            </w:r>
+          </w:p>
+        </w:tc>
+        <w:tc>
+          <w:tcPr>
+            <w:tcW w:type="dxa" w:w="2835"/>
+            <w:tcBorders>
+              <w:top w:val="single" w:sz="4" w:space="0" w:color="1F4E79"/>
+              <w:left w:val="single" w:sz="4" w:space="0" w:color="1F4E79"/>
+              <w:bottom w:val="single" w:sz="4" w:space="0" w:color="1F4E79"/>
+              <w:right w:val="single" w:sz="4" w:space="0" w:color="1F4E79"/>
+            </w:tcBorders>
+          </w:tcPr>
+          <w:p>
+            <w:pPr>
+              <w:spacing w:before="0" w:after="0" w:lineRule="auto" w:line="276"/>
+              <w:jc w:val="left"/>
+            </w:pPr>
+            <w:r>
+              <w:rPr>
+                <w:rFonts w:ascii="Times New Roman" w:hAnsi="Times New Roman" w:eastAsia="Times New Roman"/>
+                <w:b w:val="0"/>
+                <w:i w:val="0"/>
+                <w:sz w:val="20"/>
+              </w:rPr>
+              <w:t>Pression sur les transports</w:t>
+            </w:r>
+          </w:p>
+        </w:tc>
+        <w:tc>
+          <w:tcPr>
+            <w:tcW w:type="dxa" w:w="3288"/>
+            <w:tcBorders>
+              <w:top w:val="single" w:sz="4" w:space="0" w:color="1F4E79"/>
+              <w:left w:val="single" w:sz="4" w:space="0" w:color="1F4E79"/>
+              <w:bottom w:val="single" w:sz="4" w:space="0" w:color="1F4E79"/>
+              <w:right w:val="single" w:sz="4" w:space="0" w:color="1F4E79"/>
+            </w:tcBorders>
+          </w:tcPr>
+          <w:p>
+            <w:pPr>
+              <w:spacing w:before="0" w:after="0" w:lineRule="auto" w:line="276"/>
+              <w:jc w:val="left"/>
+            </w:pPr>
+            <w:r>
+              <w:rPr>
+                <w:rFonts w:ascii="Times New Roman" w:hAnsi="Times New Roman" w:eastAsia="Times New Roman"/>
+                <w:b w:val="0"/>
+                <w:i w:val="0"/>
+                <w:sz w:val="20"/>
+              </w:rPr>
+              <w:t>Offre adaptée aux touristes avec pass journée/semaine</w:t>
+            </w:r>
+          </w:p>
+        </w:tc>
+      </w:tr>
+      <w:tr>
+        <w:tc>
+          <w:tcPr>
+            <w:tcW w:type="dxa" w:w="2948"/>
+            <w:tcBorders>
+              <w:top w:val="single" w:sz="4" w:space="0" w:color="1F4E79"/>
+              <w:left w:val="single" w:sz="4" w:space="0" w:color="1F4E79"/>
+              <w:bottom w:val="single" w:sz="4" w:space="0" w:color="1F4E79"/>
+              <w:right w:val="single" w:sz="4" w:space="0" w:color="1F4E79"/>
+            </w:tcBorders>
+          </w:tcPr>
+          <w:p>
+            <w:pPr>
+              <w:spacing w:before="0" w:after="0" w:lineRule="auto" w:line="276"/>
+              <w:jc w:val="left"/>
+            </w:pPr>
+            <w:r>
+              <w:rPr>
+                <w:rFonts w:ascii="Times New Roman" w:hAnsi="Times New Roman" w:eastAsia="Times New Roman"/>
+                <w:b/>
+                <w:i w:val="0"/>
+                <w:sz w:val="20"/>
+              </w:rPr>
+              <w:t>Besoin de mobilité écologique</w:t>
+            </w:r>
+          </w:p>
+        </w:tc>
+        <w:tc>
+          <w:tcPr>
+            <w:tcW w:type="dxa" w:w="2835"/>
+            <w:tcBorders>
+              <w:top w:val="single" w:sz="4" w:space="0" w:color="1F4E79"/>
+              <w:left w:val="single" w:sz="4" w:space="0" w:color="1F4E79"/>
+              <w:bottom w:val="single" w:sz="4" w:space="0" w:color="1F4E79"/>
+              <w:right w:val="single" w:sz="4" w:space="0" w:color="1F4E79"/>
+            </w:tcBorders>
+          </w:tcPr>
+          <w:p>
+            <w:pPr>
+              <w:spacing w:before="0" w:after="0" w:lineRule="auto" w:line="276"/>
+              <w:jc w:val="left"/>
+            </w:pPr>
+            <w:r>
+              <w:rPr>
+                <w:rFonts w:ascii="Times New Roman" w:hAnsi="Times New Roman" w:eastAsia="Times New Roman"/>
+                <w:b w:val="0"/>
+                <w:i w:val="0"/>
+                <w:sz w:val="20"/>
+              </w:rPr>
+              <w:t>Pollution et congestion</w:t>
+            </w:r>
+          </w:p>
+        </w:tc>
+        <w:tc>
+          <w:tcPr>
+            <w:tcW w:type="dxa" w:w="3288"/>
+            <w:tcBorders>
+              <w:top w:val="single" w:sz="4" w:space="0" w:color="1F4E79"/>
+              <w:left w:val="single" w:sz="4" w:space="0" w:color="1F4E79"/>
+              <w:bottom w:val="single" w:sz="4" w:space="0" w:color="1F4E79"/>
+              <w:right w:val="single" w:sz="4" w:space="0" w:color="1F4E79"/>
+            </w:tcBorders>
+          </w:tcPr>
+          <w:p>
+            <w:pPr>
+              <w:spacing w:before="0" w:after="0" w:lineRule="auto" w:line="276"/>
+              <w:jc w:val="left"/>
+            </w:pPr>
+            <w:r>
+              <w:rPr>
+                <w:rFonts w:ascii="Times New Roman" w:hAnsi="Times New Roman" w:eastAsia="Times New Roman"/>
+                <w:b w:val="0"/>
+                <w:i w:val="0"/>
+                <w:sz w:val="20"/>
+              </w:rPr>
+              <w:t>Déplacement électrique à faible émission locale</w:t>
+            </w:r>
+          </w:p>
+        </w:tc>
+      </w:tr>
+    </w:tbl>
+    <w:p>
+      <w:pPr>
+        <w:spacing w:before="120" w:after="240" w:lineRule="auto" w:line="276"/>
+        <w:jc w:val="center"/>
+      </w:pPr>
+      <w:r>
+        <w:rPr>
+          <w:rFonts w:ascii="Times New Roman" w:hAnsi="Times New Roman" w:eastAsia="Times New Roman"/>
+          <w:b w:val="0"/>
+          <w:i/>
+          <w:sz w:val="20"/>
+        </w:rPr>
+        <w:t>Tableau 2 — Problèmes identifiés et réponses proposées par ReadyToGo</w:t>
+      </w:r>
+    </w:p>
+    <w:p>
+      <w:pPr>
+        <w:spacing w:before="0" w:after="200" w:lineRule="auto" w:line="360"/>
+        <w:ind w:firstLine="425"/>
+        <w:jc w:val="both"/>
+      </w:pPr>
+      <w:r>
+        <w:rPr>
+          <w:rFonts w:ascii="Times New Roman" w:hAnsi="Times New Roman" w:eastAsia="Times New Roman"/>
+          <w:b w:val="0"/>
+          <w:i w:val="0"/>
+          <w:sz w:val="24"/>
+        </w:rPr>
+        <w:t>Le projet répond donc à une double logique : améliorer la mobilité quotidienne des habitants et renforcer l’attractivité de Tanger comme ville moderne et intelligente.</w:t>
+      </w:r>
+    </w:p>
+    <w:p>
+      <w:pPr>
+        <w:pStyle w:val="Heading2"/>
+        <w:spacing w:before="280" w:after="160" w:lineRule="auto" w:line="360"/>
+        <w:jc w:val="left"/>
+      </w:pPr>
+      <w:r>
+        <w:rPr>
+          <w:rFonts w:ascii="Times New Roman" w:hAnsi="Times New Roman" w:eastAsia="Times New Roman"/>
+          <w:b/>
+          <w:i w:val="0"/>
+          <w:color w:val="1F4E79"/>
+          <w:sz w:val="28"/>
+        </w:rPr>
+        <w:t>1.4. Objectifs généraux du projet</w:t>
+      </w:r>
+    </w:p>
+    <w:p>
+      <w:pPr>
+        <w:spacing w:before="0" w:after="200" w:lineRule="auto" w:line="360"/>
+        <w:ind w:firstLine="425"/>
+        <w:jc w:val="both"/>
+      </w:pPr>
+      <w:r>
+        <w:rPr>
+          <w:rFonts w:ascii="Times New Roman" w:hAnsi="Times New Roman" w:eastAsia="Times New Roman"/>
+          <w:b w:val="0"/>
+          <w:i w:val="0"/>
+          <w:sz w:val="24"/>
+        </w:rPr>
+        <w:t>ReadyToGo poursuit plusieurs objectifs complémentaires.</w:t>
+      </w:r>
+    </w:p>
+    <w:p>
+      <w:pPr>
+        <w:spacing w:before="0" w:after="200" w:lineRule="auto" w:line="360"/>
+        <w:ind w:firstLine="425"/>
+        <w:jc w:val="both"/>
+      </w:pPr>
+      <w:r>
+        <w:rPr>
+          <w:rFonts w:ascii="Times New Roman" w:hAnsi="Times New Roman" w:eastAsia="Times New Roman"/>
+          <w:b w:val="0"/>
+          <w:i w:val="0"/>
+          <w:sz w:val="24"/>
+        </w:rPr>
+        <w:t xml:space="preserve">Le premier objectif est </w:t>
+      </w:r>
+      <w:r>
+        <w:rPr>
+          <w:rFonts w:ascii="Times New Roman" w:hAnsi="Times New Roman" w:eastAsia="Times New Roman"/>
+          <w:b/>
+          <w:i w:val="0"/>
+          <w:sz w:val="24"/>
+        </w:rPr>
+        <w:t>opérationnel</w:t>
+      </w:r>
+      <w:r>
+        <w:rPr>
+          <w:rFonts w:ascii="Times New Roman" w:hAnsi="Times New Roman" w:eastAsia="Times New Roman"/>
+          <w:b w:val="0"/>
+          <w:i w:val="0"/>
+          <w:sz w:val="24"/>
+        </w:rPr>
+        <w:t xml:space="preserve"> : mettre à disposition des utilisateurs un service simple et fiable de trottinettes électriques.</w:t>
+      </w:r>
+    </w:p>
+    <w:p>
+      <w:pPr>
+        <w:spacing w:before="0" w:after="200" w:lineRule="auto" w:line="360"/>
+        <w:ind w:firstLine="425"/>
+        <w:jc w:val="both"/>
+      </w:pPr>
+      <w:r>
+        <w:rPr>
+          <w:rFonts w:ascii="Times New Roman" w:hAnsi="Times New Roman" w:eastAsia="Times New Roman"/>
+          <w:b w:val="0"/>
+          <w:i w:val="0"/>
+          <w:sz w:val="24"/>
+        </w:rPr>
+        <w:t xml:space="preserve">Le deuxième objectif est </w:t>
+      </w:r>
+      <w:r>
+        <w:rPr>
+          <w:rFonts w:ascii="Times New Roman" w:hAnsi="Times New Roman" w:eastAsia="Times New Roman"/>
+          <w:b/>
+          <w:i w:val="0"/>
+          <w:sz w:val="24"/>
+        </w:rPr>
+        <w:t>urbain</w:t>
+      </w:r>
+      <w:r>
+        <w:rPr>
+          <w:rFonts w:ascii="Times New Roman" w:hAnsi="Times New Roman" w:eastAsia="Times New Roman"/>
+          <w:b w:val="0"/>
+          <w:i w:val="0"/>
+          <w:sz w:val="24"/>
+        </w:rPr>
+        <w:t xml:space="preserve"> : contribuer à la réduction de la congestion dans certaines zones à forte circulation.</w:t>
+      </w:r>
+    </w:p>
+    <w:p>
+      <w:pPr>
+        <w:spacing w:before="0" w:after="200" w:lineRule="auto" w:line="360"/>
+        <w:ind w:firstLine="425"/>
+        <w:jc w:val="both"/>
+      </w:pPr>
+      <w:r>
+        <w:rPr>
+          <w:rFonts w:ascii="Times New Roman" w:hAnsi="Times New Roman" w:eastAsia="Times New Roman"/>
+          <w:b w:val="0"/>
+          <w:i w:val="0"/>
+          <w:sz w:val="24"/>
+        </w:rPr>
+        <w:t xml:space="preserve">Le troisième objectif est </w:t>
+      </w:r>
+      <w:r>
+        <w:rPr>
+          <w:rFonts w:ascii="Times New Roman" w:hAnsi="Times New Roman" w:eastAsia="Times New Roman"/>
+          <w:b/>
+          <w:i w:val="0"/>
+          <w:sz w:val="24"/>
+        </w:rPr>
+        <w:t>économique</w:t>
+      </w:r>
+      <w:r>
+        <w:rPr>
+          <w:rFonts w:ascii="Times New Roman" w:hAnsi="Times New Roman" w:eastAsia="Times New Roman"/>
+          <w:b w:val="0"/>
+          <w:i w:val="0"/>
+          <w:sz w:val="24"/>
+        </w:rPr>
+        <w:t xml:space="preserve"> : créer un modèle de service viable, basé sur les paiements à l’usage, les abonnements, les pass touristiques et les partenariats.</w:t>
+      </w:r>
+    </w:p>
+    <w:p>
+      <w:pPr>
+        <w:spacing w:before="0" w:after="200" w:lineRule="auto" w:line="360"/>
+        <w:ind w:firstLine="425"/>
+        <w:jc w:val="both"/>
+      </w:pPr>
+      <w:r>
+        <w:rPr>
+          <w:rFonts w:ascii="Times New Roman" w:hAnsi="Times New Roman" w:eastAsia="Times New Roman"/>
+          <w:b w:val="0"/>
+          <w:i w:val="0"/>
+          <w:sz w:val="24"/>
+        </w:rPr>
+        <w:t xml:space="preserve">Le quatrième objectif est </w:t>
+      </w:r>
+      <w:r>
+        <w:rPr>
+          <w:rFonts w:ascii="Times New Roman" w:hAnsi="Times New Roman" w:eastAsia="Times New Roman"/>
+          <w:b/>
+          <w:i w:val="0"/>
+          <w:sz w:val="24"/>
+        </w:rPr>
+        <w:t>stratégique</w:t>
+      </w:r>
+      <w:r>
+        <w:rPr>
+          <w:rFonts w:ascii="Times New Roman" w:hAnsi="Times New Roman" w:eastAsia="Times New Roman"/>
+          <w:b w:val="0"/>
+          <w:i w:val="0"/>
+          <w:sz w:val="24"/>
+        </w:rPr>
+        <w:t xml:space="preserve"> : accompagner la transformation de Tanger dans la perspective de la Coupe du Monde 2030.</w:t>
+      </w:r>
+    </w:p>
+    <w:p>
+      <w:pPr>
+        <w:pStyle w:val="Heading3"/>
+        <w:spacing w:before="200" w:after="120" w:lineRule="auto" w:line="360"/>
+        <w:jc w:val="left"/>
+      </w:pPr>
+      <w:r>
+        <w:rPr>
+          <w:rFonts w:ascii="Times New Roman" w:hAnsi="Times New Roman" w:eastAsia="Times New Roman"/>
+          <w:b/>
+          <w:i w:val="0"/>
+          <w:color w:val="2E75B6"/>
+          <w:sz w:val="24"/>
+        </w:rPr>
+        <w:t>Tableau 3 — Objectifs généraux de ReadyToGo</w:t>
+      </w:r>
+    </w:p>
+    <w:tbl>
+      <w:tblPr>
+        <w:tblStyle w:val="TableGrid"/>
+        <w:tblW w:type="auto" w:w="0"/>
+        <w:jc w:val="center"/>
+        <w:tblLook w:firstColumn="1" w:firstRow="1" w:lastColumn="0" w:lastRow="0" w:noHBand="0" w:noVBand="1" w:val="04A0"/>
+      </w:tblPr>
+      <w:tblGrid>
+        <w:gridCol w:w="4536"/>
+        <w:gridCol w:w="4536"/>
+      </w:tblGrid>
+      <w:tr>
+        <w:tc>
+          <w:tcPr>
+            <w:tcW w:type="dxa" w:w="2835"/>
+            <w:shd w:fill="1F4E79" w:val="clear"/>
+            <w:tcBorders>
+              <w:top w:val="single" w:sz="4" w:space="0" w:color="1F4E79"/>
+              <w:left w:val="single" w:sz="4" w:space="0" w:color="1F4E79"/>
+              <w:bottom w:val="single" w:sz="4" w:space="0" w:color="1F4E79"/>
+              <w:right w:val="single" w:sz="4" w:space="0" w:color="1F4E79"/>
+            </w:tcBorders>
+          </w:tcPr>
+          <w:p>
+            <w:pPr>
+              <w:spacing w:before="0" w:after="0" w:lineRule="auto" w:line="276"/>
+              <w:jc w:val="center"/>
+            </w:pPr>
+            <w:r>
+              <w:rPr>
+                <w:rFonts w:ascii="Times New Roman" w:hAnsi="Times New Roman" w:eastAsia="Times New Roman"/>
+                <w:b/>
+                <w:i w:val="0"/>
+                <w:color w:val="FFFFFF"/>
+                <w:sz w:val="20"/>
+              </w:rPr>
+              <w:t>Type d’objectif</w:t>
+            </w:r>
+          </w:p>
+        </w:tc>
+        <w:tc>
+          <w:tcPr>
+            <w:tcW w:type="dxa" w:w="6236"/>
+            <w:shd w:fill="1F4E79" w:val="clear"/>
+            <w:tcBorders>
+              <w:top w:val="single" w:sz="4" w:space="0" w:color="1F4E79"/>
+              <w:left w:val="single" w:sz="4" w:space="0" w:color="1F4E79"/>
+              <w:bottom w:val="single" w:sz="4" w:space="0" w:color="1F4E79"/>
+              <w:right w:val="single" w:sz="4" w:space="0" w:color="1F4E79"/>
+            </w:tcBorders>
+          </w:tcPr>
+          <w:p>
+            <w:pPr>
+              <w:spacing w:before="0" w:after="0" w:lineRule="auto" w:line="276"/>
+              <w:jc w:val="center"/>
+            </w:pPr>
+            <w:r>
+              <w:rPr>
+                <w:rFonts w:ascii="Times New Roman" w:hAnsi="Times New Roman" w:eastAsia="Times New Roman"/>
+                <w:b/>
+                <w:i w:val="0"/>
+                <w:color w:val="FFFFFF"/>
+                <w:sz w:val="20"/>
+              </w:rPr>
+              <w:t>Description</w:t>
+            </w:r>
+          </w:p>
+        </w:tc>
+      </w:tr>
+      <w:tr>
+        <w:tc>
+          <w:tcPr>
+            <w:tcW w:type="dxa" w:w="2835"/>
+            <w:tcBorders>
+              <w:top w:val="single" w:sz="4" w:space="0" w:color="1F4E79"/>
+              <w:left w:val="single" w:sz="4" w:space="0" w:color="1F4E79"/>
+              <w:bottom w:val="single" w:sz="4" w:space="0" w:color="1F4E79"/>
+              <w:right w:val="single" w:sz="4" w:space="0" w:color="1F4E79"/>
+            </w:tcBorders>
+          </w:tcPr>
+          <w:p>
+            <w:pPr>
+              <w:spacing w:before="0" w:after="0" w:lineRule="auto" w:line="276"/>
+              <w:jc w:val="left"/>
+            </w:pPr>
+            <w:r>
+              <w:rPr>
+                <w:rFonts w:ascii="Times New Roman" w:hAnsi="Times New Roman" w:eastAsia="Times New Roman"/>
+                <w:b/>
+                <w:i w:val="0"/>
+                <w:sz w:val="20"/>
+              </w:rPr>
+              <w:t>Objectif de mobilité</w:t>
+            </w:r>
+          </w:p>
+        </w:tc>
+        <w:tc>
+          <w:tcPr>
+            <w:tcW w:type="dxa" w:w="6236"/>
+            <w:tcBorders>
+              <w:top w:val="single" w:sz="4" w:space="0" w:color="1F4E79"/>
+              <w:left w:val="single" w:sz="4" w:space="0" w:color="1F4E79"/>
+              <w:bottom w:val="single" w:sz="4" w:space="0" w:color="1F4E79"/>
+              <w:right w:val="single" w:sz="4" w:space="0" w:color="1F4E79"/>
+            </w:tcBorders>
+          </w:tcPr>
+          <w:p>
+            <w:pPr>
+              <w:spacing w:before="0" w:after="0" w:lineRule="auto" w:line="276"/>
+              <w:jc w:val="left"/>
+            </w:pPr>
+            <w:r>
+              <w:rPr>
+                <w:rFonts w:ascii="Times New Roman" w:hAnsi="Times New Roman" w:eastAsia="Times New Roman"/>
+                <w:b w:val="0"/>
+                <w:i w:val="0"/>
+                <w:sz w:val="20"/>
+              </w:rPr>
+              <w:t>Faciliter les déplacements courts et moyens à Tanger</w:t>
+            </w:r>
+          </w:p>
+        </w:tc>
+      </w:tr>
+      <w:tr>
+        <w:tc>
+          <w:tcPr>
+            <w:tcW w:type="dxa" w:w="2835"/>
+            <w:tcBorders>
+              <w:top w:val="single" w:sz="4" w:space="0" w:color="1F4E79"/>
+              <w:left w:val="single" w:sz="4" w:space="0" w:color="1F4E79"/>
+              <w:bottom w:val="single" w:sz="4" w:space="0" w:color="1F4E79"/>
+              <w:right w:val="single" w:sz="4" w:space="0" w:color="1F4E79"/>
+            </w:tcBorders>
+          </w:tcPr>
+          <w:p>
+            <w:pPr>
+              <w:spacing w:before="0" w:after="0" w:lineRule="auto" w:line="276"/>
+              <w:jc w:val="left"/>
+            </w:pPr>
+            <w:r>
+              <w:rPr>
+                <w:rFonts w:ascii="Times New Roman" w:hAnsi="Times New Roman" w:eastAsia="Times New Roman"/>
+                <w:b/>
+                <w:i w:val="0"/>
+                <w:sz w:val="20"/>
+              </w:rPr>
+              <w:t>Objectif utilisateur</w:t>
+            </w:r>
+          </w:p>
+        </w:tc>
+        <w:tc>
+          <w:tcPr>
+            <w:tcW w:type="dxa" w:w="6236"/>
+            <w:tcBorders>
+              <w:top w:val="single" w:sz="4" w:space="0" w:color="1F4E79"/>
+              <w:left w:val="single" w:sz="4" w:space="0" w:color="1F4E79"/>
+              <w:bottom w:val="single" w:sz="4" w:space="0" w:color="1F4E79"/>
+              <w:right w:val="single" w:sz="4" w:space="0" w:color="1F4E79"/>
+            </w:tcBorders>
+          </w:tcPr>
+          <w:p>
+            <w:pPr>
+              <w:spacing w:before="0" w:after="0" w:lineRule="auto" w:line="276"/>
+              <w:jc w:val="left"/>
+            </w:pPr>
+            <w:r>
+              <w:rPr>
+                <w:rFonts w:ascii="Times New Roman" w:hAnsi="Times New Roman" w:eastAsia="Times New Roman"/>
+                <w:b w:val="0"/>
+                <w:i w:val="0"/>
+                <w:sz w:val="20"/>
+              </w:rPr>
+              <w:t>Offrir un service simple, rapide, accessible et flexible</w:t>
+            </w:r>
+          </w:p>
+        </w:tc>
+      </w:tr>
+      <w:tr>
+        <w:tc>
+          <w:tcPr>
+            <w:tcW w:type="dxa" w:w="2835"/>
+            <w:tcBorders>
+              <w:top w:val="single" w:sz="4" w:space="0" w:color="1F4E79"/>
+              <w:left w:val="single" w:sz="4" w:space="0" w:color="1F4E79"/>
+              <w:bottom w:val="single" w:sz="4" w:space="0" w:color="1F4E79"/>
+              <w:right w:val="single" w:sz="4" w:space="0" w:color="1F4E79"/>
+            </w:tcBorders>
+          </w:tcPr>
+          <w:p>
+            <w:pPr>
+              <w:spacing w:before="0" w:after="0" w:lineRule="auto" w:line="276"/>
+              <w:jc w:val="left"/>
+            </w:pPr>
+            <w:r>
+              <w:rPr>
+                <w:rFonts w:ascii="Times New Roman" w:hAnsi="Times New Roman" w:eastAsia="Times New Roman"/>
+                <w:b/>
+                <w:i w:val="0"/>
+                <w:sz w:val="20"/>
+              </w:rPr>
+              <w:t>Objectif environnemental</w:t>
+            </w:r>
+          </w:p>
+        </w:tc>
+        <w:tc>
+          <w:tcPr>
+            <w:tcW w:type="dxa" w:w="6236"/>
+            <w:tcBorders>
+              <w:top w:val="single" w:sz="4" w:space="0" w:color="1F4E79"/>
+              <w:left w:val="single" w:sz="4" w:space="0" w:color="1F4E79"/>
+              <w:bottom w:val="single" w:sz="4" w:space="0" w:color="1F4E79"/>
+              <w:right w:val="single" w:sz="4" w:space="0" w:color="1F4E79"/>
+            </w:tcBorders>
+          </w:tcPr>
+          <w:p>
+            <w:pPr>
+              <w:spacing w:before="0" w:after="0" w:lineRule="auto" w:line="276"/>
+              <w:jc w:val="left"/>
+            </w:pPr>
+            <w:r>
+              <w:rPr>
+                <w:rFonts w:ascii="Times New Roman" w:hAnsi="Times New Roman" w:eastAsia="Times New Roman"/>
+                <w:b w:val="0"/>
+                <w:i w:val="0"/>
+                <w:sz w:val="20"/>
+              </w:rPr>
+              <w:t>Encourager une mobilité électrique et moins polluante</w:t>
+            </w:r>
+          </w:p>
+        </w:tc>
+      </w:tr>
+      <w:tr>
+        <w:tc>
+          <w:tcPr>
+            <w:tcW w:type="dxa" w:w="2835"/>
+            <w:tcBorders>
+              <w:top w:val="single" w:sz="4" w:space="0" w:color="1F4E79"/>
+              <w:left w:val="single" w:sz="4" w:space="0" w:color="1F4E79"/>
+              <w:bottom w:val="single" w:sz="4" w:space="0" w:color="1F4E79"/>
+              <w:right w:val="single" w:sz="4" w:space="0" w:color="1F4E79"/>
+            </w:tcBorders>
+          </w:tcPr>
+          <w:p>
+            <w:pPr>
+              <w:spacing w:before="0" w:after="0" w:lineRule="auto" w:line="276"/>
+              <w:jc w:val="left"/>
+            </w:pPr>
+            <w:r>
+              <w:rPr>
+                <w:rFonts w:ascii="Times New Roman" w:hAnsi="Times New Roman" w:eastAsia="Times New Roman"/>
+                <w:b/>
+                <w:i w:val="0"/>
+                <w:sz w:val="20"/>
+              </w:rPr>
+              <w:t>Objectif économique</w:t>
+            </w:r>
+          </w:p>
+        </w:tc>
+        <w:tc>
+          <w:tcPr>
+            <w:tcW w:type="dxa" w:w="6236"/>
+            <w:tcBorders>
+              <w:top w:val="single" w:sz="4" w:space="0" w:color="1F4E79"/>
+              <w:left w:val="single" w:sz="4" w:space="0" w:color="1F4E79"/>
+              <w:bottom w:val="single" w:sz="4" w:space="0" w:color="1F4E79"/>
+              <w:right w:val="single" w:sz="4" w:space="0" w:color="1F4E79"/>
+            </w:tcBorders>
+          </w:tcPr>
+          <w:p>
+            <w:pPr>
+              <w:spacing w:before="0" w:after="0" w:lineRule="auto" w:line="276"/>
+              <w:jc w:val="left"/>
+            </w:pPr>
+            <w:r>
+              <w:rPr>
+                <w:rFonts w:ascii="Times New Roman" w:hAnsi="Times New Roman" w:eastAsia="Times New Roman"/>
+                <w:b w:val="0"/>
+                <w:i w:val="0"/>
+                <w:sz w:val="20"/>
+              </w:rPr>
+              <w:t>Construire un modèle rentable et durable</w:t>
+            </w:r>
+          </w:p>
+        </w:tc>
+      </w:tr>
+      <w:tr>
+        <w:tc>
+          <w:tcPr>
+            <w:tcW w:type="dxa" w:w="2835"/>
+            <w:tcBorders>
+              <w:top w:val="single" w:sz="4" w:space="0" w:color="1F4E79"/>
+              <w:left w:val="single" w:sz="4" w:space="0" w:color="1F4E79"/>
+              <w:bottom w:val="single" w:sz="4" w:space="0" w:color="1F4E79"/>
+              <w:right w:val="single" w:sz="4" w:space="0" w:color="1F4E79"/>
+            </w:tcBorders>
+          </w:tcPr>
+          <w:p>
+            <w:pPr>
+              <w:spacing w:before="0" w:after="0" w:lineRule="auto" w:line="276"/>
+              <w:jc w:val="left"/>
+            </w:pPr>
+            <w:r>
+              <w:rPr>
+                <w:rFonts w:ascii="Times New Roman" w:hAnsi="Times New Roman" w:eastAsia="Times New Roman"/>
+                <w:b/>
+                <w:i w:val="0"/>
+                <w:sz w:val="20"/>
+              </w:rPr>
+              <w:t>Objectif territorial</w:t>
+            </w:r>
+          </w:p>
+        </w:tc>
+        <w:tc>
+          <w:tcPr>
+            <w:tcW w:type="dxa" w:w="6236"/>
+            <w:tcBorders>
+              <w:top w:val="single" w:sz="4" w:space="0" w:color="1F4E79"/>
+              <w:left w:val="single" w:sz="4" w:space="0" w:color="1F4E79"/>
+              <w:bottom w:val="single" w:sz="4" w:space="0" w:color="1F4E79"/>
+              <w:right w:val="single" w:sz="4" w:space="0" w:color="1F4E79"/>
+            </w:tcBorders>
+          </w:tcPr>
+          <w:p>
+            <w:pPr>
+              <w:spacing w:before="0" w:after="0" w:lineRule="auto" w:line="276"/>
+              <w:jc w:val="left"/>
+            </w:pPr>
+            <w:r>
+              <w:rPr>
+                <w:rFonts w:ascii="Times New Roman" w:hAnsi="Times New Roman" w:eastAsia="Times New Roman"/>
+                <w:b w:val="0"/>
+                <w:i w:val="0"/>
+                <w:sz w:val="20"/>
+              </w:rPr>
+              <w:t>Participer à l’image moderne et connectée de Tanger</w:t>
+            </w:r>
+          </w:p>
+        </w:tc>
+      </w:tr>
+      <w:tr>
+        <w:tc>
+          <w:tcPr>
+            <w:tcW w:type="dxa" w:w="2835"/>
+            <w:tcBorders>
+              <w:top w:val="single" w:sz="4" w:space="0" w:color="1F4E79"/>
+              <w:left w:val="single" w:sz="4" w:space="0" w:color="1F4E79"/>
+              <w:bottom w:val="single" w:sz="4" w:space="0" w:color="1F4E79"/>
+              <w:right w:val="single" w:sz="4" w:space="0" w:color="1F4E79"/>
+            </w:tcBorders>
+          </w:tcPr>
+          <w:p>
+            <w:pPr>
+              <w:spacing w:before="0" w:after="0" w:lineRule="auto" w:line="276"/>
+              <w:jc w:val="left"/>
+            </w:pPr>
+            <w:r>
+              <w:rPr>
+                <w:rFonts w:ascii="Times New Roman" w:hAnsi="Times New Roman" w:eastAsia="Times New Roman"/>
+                <w:b/>
+                <w:i w:val="0"/>
+                <w:sz w:val="20"/>
+              </w:rPr>
+              <w:t>Objectif événementiel</w:t>
+            </w:r>
+          </w:p>
+        </w:tc>
+        <w:tc>
+          <w:tcPr>
+            <w:tcW w:type="dxa" w:w="6236"/>
+            <w:tcBorders>
+              <w:top w:val="single" w:sz="4" w:space="0" w:color="1F4E79"/>
+              <w:left w:val="single" w:sz="4" w:space="0" w:color="1F4E79"/>
+              <w:bottom w:val="single" w:sz="4" w:space="0" w:color="1F4E79"/>
+              <w:right w:val="single" w:sz="4" w:space="0" w:color="1F4E79"/>
+            </w:tcBorders>
+          </w:tcPr>
+          <w:p>
+            <w:pPr>
+              <w:spacing w:before="0" w:after="0" w:lineRule="auto" w:line="276"/>
+              <w:jc w:val="left"/>
+            </w:pPr>
+            <w:r>
+              <w:rPr>
+                <w:rFonts w:ascii="Times New Roman" w:hAnsi="Times New Roman" w:eastAsia="Times New Roman"/>
+                <w:b w:val="0"/>
+                <w:i w:val="0"/>
+                <w:sz w:val="20"/>
+              </w:rPr>
+              <w:t>Préparer une solution adaptée aux flux touristiques de 2030</w:t>
+            </w:r>
+          </w:p>
+        </w:tc>
+      </w:tr>
+    </w:tbl>
+    <w:p>
+      <w:pPr>
+        <w:spacing w:before="120" w:after="240" w:lineRule="auto" w:line="276"/>
+        <w:jc w:val="center"/>
+      </w:pPr>
+      <w:r>
+        <w:rPr>
+          <w:rFonts w:ascii="Times New Roman" w:hAnsi="Times New Roman" w:eastAsia="Times New Roman"/>
+          <w:b w:val="0"/>
+          <w:i/>
+          <w:sz w:val="20"/>
+        </w:rPr>
+        <w:t>Tableau 3 — Objectifs généraux de ReadyToGo</w:t>
+      </w:r>
+    </w:p>
+    <w:p>
+      <w:pPr>
+        <w:pStyle w:val="Heading2"/>
+        <w:spacing w:before="280" w:after="160" w:lineRule="auto" w:line="360"/>
+        <w:jc w:val="left"/>
+      </w:pPr>
+      <w:r>
+        <w:rPr>
+          <w:rFonts w:ascii="Times New Roman" w:hAnsi="Times New Roman" w:eastAsia="Times New Roman"/>
+          <w:b/>
+          <w:i w:val="0"/>
+          <w:color w:val="1F4E79"/>
+          <w:sz w:val="28"/>
+        </w:rPr>
+        <w:t>1.5. Valeur ajoutée du service</w:t>
+      </w:r>
+    </w:p>
+    <w:p>
+      <w:pPr>
+        <w:spacing w:before="0" w:after="200" w:lineRule="auto" w:line="360"/>
+        <w:ind w:firstLine="425"/>
+        <w:jc w:val="both"/>
+      </w:pPr>
+      <w:r>
+        <w:rPr>
+          <w:rFonts w:ascii="Times New Roman" w:hAnsi="Times New Roman" w:eastAsia="Times New Roman"/>
+          <w:b w:val="0"/>
+          <w:i w:val="0"/>
+          <w:sz w:val="24"/>
+        </w:rPr>
+        <w:t xml:space="preserve">La valeur ajoutée de ReadyToGo repose sur sa capacité à combiner </w:t>
+      </w:r>
+      <w:r>
+        <w:rPr>
+          <w:rFonts w:ascii="Times New Roman" w:hAnsi="Times New Roman" w:eastAsia="Times New Roman"/>
+          <w:b/>
+          <w:i w:val="0"/>
+          <w:sz w:val="24"/>
+        </w:rPr>
+        <w:t>rapidité</w:t>
+      </w:r>
+      <w:r>
+        <w:rPr>
+          <w:rFonts w:ascii="Times New Roman" w:hAnsi="Times New Roman" w:eastAsia="Times New Roman"/>
+          <w:b w:val="0"/>
+          <w:i w:val="0"/>
+          <w:sz w:val="24"/>
+        </w:rPr>
+        <w:t xml:space="preserve">, </w:t>
+      </w:r>
+      <w:r>
+        <w:rPr>
+          <w:rFonts w:ascii="Times New Roman" w:hAnsi="Times New Roman" w:eastAsia="Times New Roman"/>
+          <w:b/>
+          <w:i w:val="0"/>
+          <w:sz w:val="24"/>
+        </w:rPr>
+        <w:t>flexibilité</w:t>
+      </w:r>
+      <w:r>
+        <w:rPr>
+          <w:rFonts w:ascii="Times New Roman" w:hAnsi="Times New Roman" w:eastAsia="Times New Roman"/>
+          <w:b w:val="0"/>
+          <w:i w:val="0"/>
+          <w:sz w:val="24"/>
+        </w:rPr>
+        <w:t xml:space="preserve">, </w:t>
+      </w:r>
+      <w:r>
+        <w:rPr>
+          <w:rFonts w:ascii="Times New Roman" w:hAnsi="Times New Roman" w:eastAsia="Times New Roman"/>
+          <w:b/>
+          <w:i w:val="0"/>
+          <w:sz w:val="24"/>
+        </w:rPr>
+        <w:t>accessibilité</w:t>
+      </w:r>
+      <w:r>
+        <w:rPr>
+          <w:rFonts w:ascii="Times New Roman" w:hAnsi="Times New Roman" w:eastAsia="Times New Roman"/>
+          <w:b w:val="0"/>
+          <w:i w:val="0"/>
+          <w:sz w:val="24"/>
+        </w:rPr>
+        <w:t xml:space="preserve"> et </w:t>
+      </w:r>
+      <w:r>
+        <w:rPr>
+          <w:rFonts w:ascii="Times New Roman" w:hAnsi="Times New Roman" w:eastAsia="Times New Roman"/>
+          <w:b/>
+          <w:i w:val="0"/>
+          <w:sz w:val="24"/>
+        </w:rPr>
+        <w:t>simplicité d’usage</w:t>
+      </w:r>
+      <w:r>
+        <w:rPr>
+          <w:rFonts w:ascii="Times New Roman" w:hAnsi="Times New Roman" w:eastAsia="Times New Roman"/>
+          <w:b w:val="0"/>
+          <w:i w:val="0"/>
+          <w:sz w:val="24"/>
+        </w:rPr>
+        <w:t>.</w:t>
+      </w:r>
+    </w:p>
+    <w:p>
+      <w:pPr>
+        <w:spacing w:before="0" w:after="200" w:lineRule="auto" w:line="360"/>
+        <w:ind w:firstLine="425"/>
+        <w:jc w:val="both"/>
+      </w:pPr>
+      <w:r>
+        <w:rPr>
+          <w:rFonts w:ascii="Times New Roman" w:hAnsi="Times New Roman" w:eastAsia="Times New Roman"/>
+          <w:b w:val="0"/>
+          <w:i w:val="0"/>
+          <w:sz w:val="24"/>
+        </w:rPr>
+        <w:t>Contrairement au bus, qui dépend d’horaires et de lignes fixes, ReadyToGo permet à l’utilisateur de choisir son point de départ et son point d’arrivée dans une zone autorisée. Contrairement au taxi, le coût peut rester plus prévisible et plus adapté aux petits trajets. Contrairement à la voiture personnelle, la trottinette ne nécessite pas de stationnement classique et peut être plus efficace dans les zones encombrées.</w:t>
+      </w:r>
+    </w:p>
+    <w:p>
+      <w:pPr>
+        <w:pStyle w:val="Heading3"/>
+        <w:spacing w:before="200" w:after="120" w:lineRule="auto" w:line="360"/>
+        <w:jc w:val="left"/>
+      </w:pPr>
+      <w:r>
+        <w:rPr>
+          <w:rFonts w:ascii="Times New Roman" w:hAnsi="Times New Roman" w:eastAsia="Times New Roman"/>
+          <w:b/>
+          <w:i w:val="0"/>
+          <w:color w:val="2E75B6"/>
+          <w:sz w:val="24"/>
+        </w:rPr>
+        <w:t>Tableau 4 — Comparaison entre ReadyToGo et les alternatives de transport</w:t>
+      </w:r>
+    </w:p>
+    <w:tbl>
+      <w:tblPr>
+        <w:tblStyle w:val="TableGrid"/>
+        <w:tblW w:type="auto" w:w="0"/>
+        <w:jc w:val="center"/>
+        <w:tblLook w:firstColumn="1" w:firstRow="1" w:lastColumn="0" w:lastRow="0" w:noHBand="0" w:noVBand="1" w:val="04A0"/>
+      </w:tblPr>
+      <w:tblGrid>
+        <w:gridCol w:w="1512"/>
+        <w:gridCol w:w="1512"/>
+        <w:gridCol w:w="1512"/>
+        <w:gridCol w:w="1512"/>
+        <w:gridCol w:w="1512"/>
+        <w:gridCol w:w="1512"/>
+      </w:tblGrid>
+      <w:tr>
+        <w:tc>
+          <w:tcPr>
+            <w:tcW w:type="dxa" w:w="2154"/>
+            <w:shd w:fill="1F4E79" w:val="clear"/>
+            <w:tcBorders>
+              <w:top w:val="single" w:sz="4" w:space="0" w:color="1F4E79"/>
+              <w:left w:val="single" w:sz="4" w:space="0" w:color="1F4E79"/>
+              <w:bottom w:val="single" w:sz="4" w:space="0" w:color="1F4E79"/>
+              <w:right w:val="single" w:sz="4" w:space="0" w:color="1F4E79"/>
+            </w:tcBorders>
+          </w:tcPr>
+          <w:p>
+            <w:pPr>
+              <w:spacing w:before="0" w:after="0" w:lineRule="auto" w:line="276"/>
+              <w:jc w:val="center"/>
+            </w:pPr>
+            <w:r>
+              <w:rPr>
+                <w:rFonts w:ascii="Times New Roman" w:hAnsi="Times New Roman" w:eastAsia="Times New Roman"/>
+                <w:b/>
+                <w:i w:val="0"/>
+                <w:color w:val="FFFFFF"/>
+                <w:sz w:val="20"/>
+              </w:rPr>
+              <w:t>Critère</w:t>
+            </w:r>
+          </w:p>
+        </w:tc>
+        <w:tc>
+          <w:tcPr>
+            <w:tcW w:type="dxa" w:w="1247"/>
+            <w:shd w:fill="1F4E79" w:val="clear"/>
+            <w:tcBorders>
+              <w:top w:val="single" w:sz="4" w:space="0" w:color="1F4E79"/>
+              <w:left w:val="single" w:sz="4" w:space="0" w:color="1F4E79"/>
+              <w:bottom w:val="single" w:sz="4" w:space="0" w:color="1F4E79"/>
+              <w:right w:val="single" w:sz="4" w:space="0" w:color="1F4E79"/>
+            </w:tcBorders>
+          </w:tcPr>
+          <w:p>
+            <w:pPr>
+              <w:spacing w:before="0" w:after="0" w:lineRule="auto" w:line="276"/>
+              <w:jc w:val="center"/>
+            </w:pPr>
+            <w:r>
+              <w:rPr>
+                <w:rFonts w:ascii="Times New Roman" w:hAnsi="Times New Roman" w:eastAsia="Times New Roman"/>
+                <w:b/>
+                <w:i w:val="0"/>
+                <w:color w:val="FFFFFF"/>
+                <w:sz w:val="20"/>
+              </w:rPr>
+              <w:t>Bus</w:t>
+            </w:r>
+          </w:p>
+        </w:tc>
+        <w:tc>
+          <w:tcPr>
+            <w:tcW w:type="dxa" w:w="1247"/>
+            <w:shd w:fill="1F4E79" w:val="clear"/>
+            <w:tcBorders>
+              <w:top w:val="single" w:sz="4" w:space="0" w:color="1F4E79"/>
+              <w:left w:val="single" w:sz="4" w:space="0" w:color="1F4E79"/>
+              <w:bottom w:val="single" w:sz="4" w:space="0" w:color="1F4E79"/>
+              <w:right w:val="single" w:sz="4" w:space="0" w:color="1F4E79"/>
+            </w:tcBorders>
+          </w:tcPr>
+          <w:p>
+            <w:pPr>
+              <w:spacing w:before="0" w:after="0" w:lineRule="auto" w:line="276"/>
+              <w:jc w:val="center"/>
+            </w:pPr>
+            <w:r>
+              <w:rPr>
+                <w:rFonts w:ascii="Times New Roman" w:hAnsi="Times New Roman" w:eastAsia="Times New Roman"/>
+                <w:b/>
+                <w:i w:val="0"/>
+                <w:color w:val="FFFFFF"/>
+                <w:sz w:val="20"/>
+              </w:rPr>
+              <w:t>Taxi</w:t>
+            </w:r>
+          </w:p>
+        </w:tc>
+        <w:tc>
+          <w:tcPr>
+            <w:tcW w:type="dxa" w:w="1587"/>
+            <w:shd w:fill="1F4E79" w:val="clear"/>
+            <w:tcBorders>
+              <w:top w:val="single" w:sz="4" w:space="0" w:color="1F4E79"/>
+              <w:left w:val="single" w:sz="4" w:space="0" w:color="1F4E79"/>
+              <w:bottom w:val="single" w:sz="4" w:space="0" w:color="1F4E79"/>
+              <w:right w:val="single" w:sz="4" w:space="0" w:color="1F4E79"/>
+            </w:tcBorders>
+          </w:tcPr>
+          <w:p>
+            <w:pPr>
+              <w:spacing w:before="0" w:after="0" w:lineRule="auto" w:line="276"/>
+              <w:jc w:val="center"/>
+            </w:pPr>
+            <w:r>
+              <w:rPr>
+                <w:rFonts w:ascii="Times New Roman" w:hAnsi="Times New Roman" w:eastAsia="Times New Roman"/>
+                <w:b/>
+                <w:i w:val="0"/>
+                <w:color w:val="FFFFFF"/>
+                <w:sz w:val="20"/>
+              </w:rPr>
+              <w:t>Voiture personnelle</w:t>
+            </w:r>
+          </w:p>
+        </w:tc>
+        <w:tc>
+          <w:tcPr>
+            <w:tcW w:type="dxa" w:w="1247"/>
+            <w:shd w:fill="1F4E79" w:val="clear"/>
+            <w:tcBorders>
+              <w:top w:val="single" w:sz="4" w:space="0" w:color="1F4E79"/>
+              <w:left w:val="single" w:sz="4" w:space="0" w:color="1F4E79"/>
+              <w:bottom w:val="single" w:sz="4" w:space="0" w:color="1F4E79"/>
+              <w:right w:val="single" w:sz="4" w:space="0" w:color="1F4E79"/>
+            </w:tcBorders>
+          </w:tcPr>
+          <w:p>
+            <w:pPr>
+              <w:spacing w:before="0" w:after="0" w:lineRule="auto" w:line="276"/>
+              <w:jc w:val="center"/>
+            </w:pPr>
+            <w:r>
+              <w:rPr>
+                <w:rFonts w:ascii="Times New Roman" w:hAnsi="Times New Roman" w:eastAsia="Times New Roman"/>
+                <w:b/>
+                <w:i w:val="0"/>
+                <w:color w:val="FFFFFF"/>
+                <w:sz w:val="20"/>
+              </w:rPr>
+              <w:t>Marche</w:t>
+            </w:r>
+          </w:p>
+        </w:tc>
+        <w:tc>
+          <w:tcPr>
+            <w:tcW w:type="dxa" w:w="1587"/>
+            <w:shd w:fill="1F4E79" w:val="clear"/>
+            <w:tcBorders>
+              <w:top w:val="single" w:sz="4" w:space="0" w:color="1F4E79"/>
+              <w:left w:val="single" w:sz="4" w:space="0" w:color="1F4E79"/>
+              <w:bottom w:val="single" w:sz="4" w:space="0" w:color="1F4E79"/>
+              <w:right w:val="single" w:sz="4" w:space="0" w:color="1F4E79"/>
+            </w:tcBorders>
+          </w:tcPr>
+          <w:p>
+            <w:pPr>
+              <w:spacing w:before="0" w:after="0" w:lineRule="auto" w:line="276"/>
+              <w:jc w:val="center"/>
+            </w:pPr>
+            <w:r>
+              <w:rPr>
+                <w:rFonts w:ascii="Times New Roman" w:hAnsi="Times New Roman" w:eastAsia="Times New Roman"/>
+                <w:b/>
+                <w:i w:val="0"/>
+                <w:color w:val="FFFFFF"/>
+                <w:sz w:val="20"/>
+              </w:rPr>
+              <w:t>ReadyToGo</w:t>
+            </w:r>
+          </w:p>
+        </w:tc>
+      </w:tr>
+      <w:tr>
+        <w:tc>
+          <w:tcPr>
+            <w:tcW w:type="dxa" w:w="2154"/>
+            <w:tcBorders>
+              <w:top w:val="single" w:sz="4" w:space="0" w:color="1F4E79"/>
+              <w:left w:val="single" w:sz="4" w:space="0" w:color="1F4E79"/>
+              <w:bottom w:val="single" w:sz="4" w:space="0" w:color="1F4E79"/>
+              <w:right w:val="single" w:sz="4" w:space="0" w:color="1F4E79"/>
+            </w:tcBorders>
+          </w:tcPr>
+          <w:p>
+            <w:pPr>
+              <w:spacing w:before="0" w:after="0" w:lineRule="auto" w:line="276"/>
+              <w:jc w:val="left"/>
+            </w:pPr>
+            <w:r>
+              <w:rPr>
+                <w:rFonts w:ascii="Times New Roman" w:hAnsi="Times New Roman" w:eastAsia="Times New Roman"/>
+                <w:b/>
+                <w:i w:val="0"/>
+                <w:sz w:val="20"/>
+              </w:rPr>
+              <w:t>Coût</w:t>
+            </w:r>
+          </w:p>
+        </w:tc>
+        <w:tc>
+          <w:tcPr>
+            <w:tcW w:type="dxa" w:w="1247"/>
+            <w:tcBorders>
+              <w:top w:val="single" w:sz="4" w:space="0" w:color="1F4E79"/>
+              <w:left w:val="single" w:sz="4" w:space="0" w:color="1F4E79"/>
+              <w:bottom w:val="single" w:sz="4" w:space="0" w:color="1F4E79"/>
+              <w:right w:val="single" w:sz="4" w:space="0" w:color="1F4E79"/>
+            </w:tcBorders>
+          </w:tcPr>
+          <w:p>
+            <w:pPr>
+              <w:spacing w:before="0" w:after="0" w:lineRule="auto" w:line="276"/>
+              <w:jc w:val="left"/>
+            </w:pPr>
+            <w:r>
+              <w:rPr>
+                <w:rFonts w:ascii="Times New Roman" w:hAnsi="Times New Roman" w:eastAsia="Times New Roman"/>
+                <w:b w:val="0"/>
+                <w:i w:val="0"/>
+                <w:sz w:val="20"/>
+              </w:rPr>
+              <w:t>Faible</w:t>
+            </w:r>
+          </w:p>
+        </w:tc>
+        <w:tc>
+          <w:tcPr>
+            <w:tcW w:type="dxa" w:w="1247"/>
+            <w:tcBorders>
+              <w:top w:val="single" w:sz="4" w:space="0" w:color="1F4E79"/>
+              <w:left w:val="single" w:sz="4" w:space="0" w:color="1F4E79"/>
+              <w:bottom w:val="single" w:sz="4" w:space="0" w:color="1F4E79"/>
+              <w:right w:val="single" w:sz="4" w:space="0" w:color="1F4E79"/>
+            </w:tcBorders>
+          </w:tcPr>
+          <w:p>
+            <w:pPr>
+              <w:spacing w:before="0" w:after="0" w:lineRule="auto" w:line="276"/>
+              <w:jc w:val="left"/>
+            </w:pPr>
+            <w:r>
+              <w:rPr>
+                <w:rFonts w:ascii="Times New Roman" w:hAnsi="Times New Roman" w:eastAsia="Times New Roman"/>
+                <w:b w:val="0"/>
+                <w:i w:val="0"/>
+                <w:sz w:val="20"/>
+              </w:rPr>
+              <w:t>Moyen</w:t>
+            </w:r>
+          </w:p>
+        </w:tc>
+        <w:tc>
+          <w:tcPr>
+            <w:tcW w:type="dxa" w:w="1587"/>
+            <w:tcBorders>
+              <w:top w:val="single" w:sz="4" w:space="0" w:color="1F4E79"/>
+              <w:left w:val="single" w:sz="4" w:space="0" w:color="1F4E79"/>
+              <w:bottom w:val="single" w:sz="4" w:space="0" w:color="1F4E79"/>
+              <w:right w:val="single" w:sz="4" w:space="0" w:color="1F4E79"/>
+            </w:tcBorders>
+          </w:tcPr>
+          <w:p>
+            <w:pPr>
+              <w:spacing w:before="0" w:after="0" w:lineRule="auto" w:line="276"/>
+              <w:jc w:val="left"/>
+            </w:pPr>
+            <w:r>
+              <w:rPr>
+                <w:rFonts w:ascii="Times New Roman" w:hAnsi="Times New Roman" w:eastAsia="Times New Roman"/>
+                <w:b w:val="0"/>
+                <w:i w:val="0"/>
+                <w:sz w:val="20"/>
+              </w:rPr>
+              <w:t>Élevé</w:t>
+            </w:r>
+          </w:p>
+        </w:tc>
+        <w:tc>
+          <w:tcPr>
+            <w:tcW w:type="dxa" w:w="1247"/>
+            <w:tcBorders>
+              <w:top w:val="single" w:sz="4" w:space="0" w:color="1F4E79"/>
+              <w:left w:val="single" w:sz="4" w:space="0" w:color="1F4E79"/>
+              <w:bottom w:val="single" w:sz="4" w:space="0" w:color="1F4E79"/>
+              <w:right w:val="single" w:sz="4" w:space="0" w:color="1F4E79"/>
+            </w:tcBorders>
+          </w:tcPr>
+          <w:p>
+            <w:pPr>
+              <w:spacing w:before="0" w:after="0" w:lineRule="auto" w:line="276"/>
+              <w:jc w:val="left"/>
+            </w:pPr>
+            <w:r>
+              <w:rPr>
+                <w:rFonts w:ascii="Times New Roman" w:hAnsi="Times New Roman" w:eastAsia="Times New Roman"/>
+                <w:b w:val="0"/>
+                <w:i w:val="0"/>
+                <w:sz w:val="20"/>
+              </w:rPr>
+              <w:t>Gratuit</w:t>
+            </w:r>
+          </w:p>
+        </w:tc>
+        <w:tc>
+          <w:tcPr>
+            <w:tcW w:type="dxa" w:w="1587"/>
+            <w:tcBorders>
+              <w:top w:val="single" w:sz="4" w:space="0" w:color="1F4E79"/>
+              <w:left w:val="single" w:sz="4" w:space="0" w:color="1F4E79"/>
+              <w:bottom w:val="single" w:sz="4" w:space="0" w:color="1F4E79"/>
+              <w:right w:val="single" w:sz="4" w:space="0" w:color="1F4E79"/>
+            </w:tcBorders>
+          </w:tcPr>
+          <w:p>
+            <w:pPr>
+              <w:spacing w:before="0" w:after="0" w:lineRule="auto" w:line="276"/>
+              <w:jc w:val="left"/>
+            </w:pPr>
+            <w:r>
+              <w:rPr>
+                <w:rFonts w:ascii="Times New Roman" w:hAnsi="Times New Roman" w:eastAsia="Times New Roman"/>
+                <w:b w:val="0"/>
+                <w:i w:val="0"/>
+                <w:sz w:val="20"/>
+              </w:rPr>
+              <w:t>Moyen/faible</w:t>
+            </w:r>
+          </w:p>
+        </w:tc>
+      </w:tr>
+      <w:tr>
+        <w:tc>
+          <w:tcPr>
+            <w:tcW w:type="dxa" w:w="2154"/>
+            <w:tcBorders>
+              <w:top w:val="single" w:sz="4" w:space="0" w:color="1F4E79"/>
+              <w:left w:val="single" w:sz="4" w:space="0" w:color="1F4E79"/>
+              <w:bottom w:val="single" w:sz="4" w:space="0" w:color="1F4E79"/>
+              <w:right w:val="single" w:sz="4" w:space="0" w:color="1F4E79"/>
+            </w:tcBorders>
+          </w:tcPr>
+          <w:p>
+            <w:pPr>
+              <w:spacing w:before="0" w:after="0" w:lineRule="auto" w:line="276"/>
+              <w:jc w:val="left"/>
+            </w:pPr>
+            <w:r>
+              <w:rPr>
+                <w:rFonts w:ascii="Times New Roman" w:hAnsi="Times New Roman" w:eastAsia="Times New Roman"/>
+                <w:b/>
+                <w:i w:val="0"/>
+                <w:sz w:val="20"/>
+              </w:rPr>
+              <w:t>Rapidité sur court trajet</w:t>
+            </w:r>
+          </w:p>
+        </w:tc>
+        <w:tc>
+          <w:tcPr>
+            <w:tcW w:type="dxa" w:w="1247"/>
+            <w:tcBorders>
+              <w:top w:val="single" w:sz="4" w:space="0" w:color="1F4E79"/>
+              <w:left w:val="single" w:sz="4" w:space="0" w:color="1F4E79"/>
+              <w:bottom w:val="single" w:sz="4" w:space="0" w:color="1F4E79"/>
+              <w:right w:val="single" w:sz="4" w:space="0" w:color="1F4E79"/>
+            </w:tcBorders>
+          </w:tcPr>
+          <w:p>
+            <w:pPr>
+              <w:spacing w:before="0" w:after="0" w:lineRule="auto" w:line="276"/>
+              <w:jc w:val="left"/>
+            </w:pPr>
+            <w:r>
+              <w:rPr>
+                <w:rFonts w:ascii="Times New Roman" w:hAnsi="Times New Roman" w:eastAsia="Times New Roman"/>
+                <w:b w:val="0"/>
+                <w:i w:val="0"/>
+                <w:sz w:val="20"/>
+              </w:rPr>
+              <w:t>Moyenne</w:t>
+            </w:r>
+          </w:p>
+        </w:tc>
+        <w:tc>
+          <w:tcPr>
+            <w:tcW w:type="dxa" w:w="1247"/>
+            <w:tcBorders>
+              <w:top w:val="single" w:sz="4" w:space="0" w:color="1F4E79"/>
+              <w:left w:val="single" w:sz="4" w:space="0" w:color="1F4E79"/>
+              <w:bottom w:val="single" w:sz="4" w:space="0" w:color="1F4E79"/>
+              <w:right w:val="single" w:sz="4" w:space="0" w:color="1F4E79"/>
+            </w:tcBorders>
+          </w:tcPr>
+          <w:p>
+            <w:pPr>
+              <w:spacing w:before="0" w:after="0" w:lineRule="auto" w:line="276"/>
+              <w:jc w:val="left"/>
+            </w:pPr>
+            <w:r>
+              <w:rPr>
+                <w:rFonts w:ascii="Times New Roman" w:hAnsi="Times New Roman" w:eastAsia="Times New Roman"/>
+                <w:b w:val="0"/>
+                <w:i w:val="0"/>
+                <w:sz w:val="20"/>
+              </w:rPr>
+              <w:t>Variable</w:t>
+            </w:r>
+          </w:p>
+        </w:tc>
+        <w:tc>
+          <w:tcPr>
+            <w:tcW w:type="dxa" w:w="1587"/>
+            <w:tcBorders>
+              <w:top w:val="single" w:sz="4" w:space="0" w:color="1F4E79"/>
+              <w:left w:val="single" w:sz="4" w:space="0" w:color="1F4E79"/>
+              <w:bottom w:val="single" w:sz="4" w:space="0" w:color="1F4E79"/>
+              <w:right w:val="single" w:sz="4" w:space="0" w:color="1F4E79"/>
+            </w:tcBorders>
+          </w:tcPr>
+          <w:p>
+            <w:pPr>
+              <w:spacing w:before="0" w:after="0" w:lineRule="auto" w:line="276"/>
+              <w:jc w:val="left"/>
+            </w:pPr>
+            <w:r>
+              <w:rPr>
+                <w:rFonts w:ascii="Times New Roman" w:hAnsi="Times New Roman" w:eastAsia="Times New Roman"/>
+                <w:b w:val="0"/>
+                <w:i w:val="0"/>
+                <w:sz w:val="20"/>
+              </w:rPr>
+              <w:t>Variable</w:t>
+            </w:r>
+          </w:p>
+        </w:tc>
+        <w:tc>
+          <w:tcPr>
+            <w:tcW w:type="dxa" w:w="1247"/>
+            <w:tcBorders>
+              <w:top w:val="single" w:sz="4" w:space="0" w:color="1F4E79"/>
+              <w:left w:val="single" w:sz="4" w:space="0" w:color="1F4E79"/>
+              <w:bottom w:val="single" w:sz="4" w:space="0" w:color="1F4E79"/>
+              <w:right w:val="single" w:sz="4" w:space="0" w:color="1F4E79"/>
+            </w:tcBorders>
+          </w:tcPr>
+          <w:p>
+            <w:pPr>
+              <w:spacing w:before="0" w:after="0" w:lineRule="auto" w:line="276"/>
+              <w:jc w:val="left"/>
+            </w:pPr>
+            <w:r>
+              <w:rPr>
+                <w:rFonts w:ascii="Times New Roman" w:hAnsi="Times New Roman" w:eastAsia="Times New Roman"/>
+                <w:b w:val="0"/>
+                <w:i w:val="0"/>
+                <w:sz w:val="20"/>
+              </w:rPr>
+              <w:t>Faible</w:t>
+            </w:r>
+          </w:p>
+        </w:tc>
+        <w:tc>
+          <w:tcPr>
+            <w:tcW w:type="dxa" w:w="1587"/>
+            <w:tcBorders>
+              <w:top w:val="single" w:sz="4" w:space="0" w:color="1F4E79"/>
+              <w:left w:val="single" w:sz="4" w:space="0" w:color="1F4E79"/>
+              <w:bottom w:val="single" w:sz="4" w:space="0" w:color="1F4E79"/>
+              <w:right w:val="single" w:sz="4" w:space="0" w:color="1F4E79"/>
+            </w:tcBorders>
+          </w:tcPr>
+          <w:p>
+            <w:pPr>
+              <w:spacing w:before="0" w:after="0" w:lineRule="auto" w:line="276"/>
+              <w:jc w:val="left"/>
+            </w:pPr>
+            <w:r>
+              <w:rPr>
+                <w:rFonts w:ascii="Times New Roman" w:hAnsi="Times New Roman" w:eastAsia="Times New Roman"/>
+                <w:b w:val="0"/>
+                <w:i w:val="0"/>
+                <w:sz w:val="20"/>
+              </w:rPr>
+              <w:t>Élevée</w:t>
+            </w:r>
+          </w:p>
+        </w:tc>
+      </w:tr>
+      <w:tr>
+        <w:tc>
+          <w:tcPr>
+            <w:tcW w:type="dxa" w:w="2154"/>
+            <w:tcBorders>
+              <w:top w:val="single" w:sz="4" w:space="0" w:color="1F4E79"/>
+              <w:left w:val="single" w:sz="4" w:space="0" w:color="1F4E79"/>
+              <w:bottom w:val="single" w:sz="4" w:space="0" w:color="1F4E79"/>
+              <w:right w:val="single" w:sz="4" w:space="0" w:color="1F4E79"/>
+            </w:tcBorders>
+          </w:tcPr>
+          <w:p>
+            <w:pPr>
+              <w:spacing w:before="0" w:after="0" w:lineRule="auto" w:line="276"/>
+              <w:jc w:val="left"/>
+            </w:pPr>
+            <w:r>
+              <w:rPr>
+                <w:rFonts w:ascii="Times New Roman" w:hAnsi="Times New Roman" w:eastAsia="Times New Roman"/>
+                <w:b/>
+                <w:i w:val="0"/>
+                <w:sz w:val="20"/>
+              </w:rPr>
+              <w:t>Flexibilité</w:t>
+            </w:r>
+          </w:p>
+        </w:tc>
+        <w:tc>
+          <w:tcPr>
+            <w:tcW w:type="dxa" w:w="1247"/>
+            <w:tcBorders>
+              <w:top w:val="single" w:sz="4" w:space="0" w:color="1F4E79"/>
+              <w:left w:val="single" w:sz="4" w:space="0" w:color="1F4E79"/>
+              <w:bottom w:val="single" w:sz="4" w:space="0" w:color="1F4E79"/>
+              <w:right w:val="single" w:sz="4" w:space="0" w:color="1F4E79"/>
+            </w:tcBorders>
+          </w:tcPr>
+          <w:p>
+            <w:pPr>
+              <w:spacing w:before="0" w:after="0" w:lineRule="auto" w:line="276"/>
+              <w:jc w:val="left"/>
+            </w:pPr>
+            <w:r>
+              <w:rPr>
+                <w:rFonts w:ascii="Times New Roman" w:hAnsi="Times New Roman" w:eastAsia="Times New Roman"/>
+                <w:b w:val="0"/>
+                <w:i w:val="0"/>
+                <w:sz w:val="20"/>
+              </w:rPr>
+              <w:t>Faible</w:t>
+            </w:r>
+          </w:p>
+        </w:tc>
+        <w:tc>
+          <w:tcPr>
+            <w:tcW w:type="dxa" w:w="1247"/>
+            <w:tcBorders>
+              <w:top w:val="single" w:sz="4" w:space="0" w:color="1F4E79"/>
+              <w:left w:val="single" w:sz="4" w:space="0" w:color="1F4E79"/>
+              <w:bottom w:val="single" w:sz="4" w:space="0" w:color="1F4E79"/>
+              <w:right w:val="single" w:sz="4" w:space="0" w:color="1F4E79"/>
+            </w:tcBorders>
+          </w:tcPr>
+          <w:p>
+            <w:pPr>
+              <w:spacing w:before="0" w:after="0" w:lineRule="auto" w:line="276"/>
+              <w:jc w:val="left"/>
+            </w:pPr>
+            <w:r>
+              <w:rPr>
+                <w:rFonts w:ascii="Times New Roman" w:hAnsi="Times New Roman" w:eastAsia="Times New Roman"/>
+                <w:b w:val="0"/>
+                <w:i w:val="0"/>
+                <w:sz w:val="20"/>
+              </w:rPr>
+              <w:t>Bonne</w:t>
+            </w:r>
+          </w:p>
+        </w:tc>
+        <w:tc>
+          <w:tcPr>
+            <w:tcW w:type="dxa" w:w="1587"/>
+            <w:tcBorders>
+              <w:top w:val="single" w:sz="4" w:space="0" w:color="1F4E79"/>
+              <w:left w:val="single" w:sz="4" w:space="0" w:color="1F4E79"/>
+              <w:bottom w:val="single" w:sz="4" w:space="0" w:color="1F4E79"/>
+              <w:right w:val="single" w:sz="4" w:space="0" w:color="1F4E79"/>
+            </w:tcBorders>
+          </w:tcPr>
+          <w:p>
+            <w:pPr>
+              <w:spacing w:before="0" w:after="0" w:lineRule="auto" w:line="276"/>
+              <w:jc w:val="left"/>
+            </w:pPr>
+            <w:r>
+              <w:rPr>
+                <w:rFonts w:ascii="Times New Roman" w:hAnsi="Times New Roman" w:eastAsia="Times New Roman"/>
+                <w:b w:val="0"/>
+                <w:i w:val="0"/>
+                <w:sz w:val="20"/>
+              </w:rPr>
+              <w:t>Bonne</w:t>
+            </w:r>
+          </w:p>
+        </w:tc>
+        <w:tc>
+          <w:tcPr>
+            <w:tcW w:type="dxa" w:w="1247"/>
+            <w:tcBorders>
+              <w:top w:val="single" w:sz="4" w:space="0" w:color="1F4E79"/>
+              <w:left w:val="single" w:sz="4" w:space="0" w:color="1F4E79"/>
+              <w:bottom w:val="single" w:sz="4" w:space="0" w:color="1F4E79"/>
+              <w:right w:val="single" w:sz="4" w:space="0" w:color="1F4E79"/>
+            </w:tcBorders>
+          </w:tcPr>
+          <w:p>
+            <w:pPr>
+              <w:spacing w:before="0" w:after="0" w:lineRule="auto" w:line="276"/>
+              <w:jc w:val="left"/>
+            </w:pPr>
+            <w:r>
+              <w:rPr>
+                <w:rFonts w:ascii="Times New Roman" w:hAnsi="Times New Roman" w:eastAsia="Times New Roman"/>
+                <w:b w:val="0"/>
+                <w:i w:val="0"/>
+                <w:sz w:val="20"/>
+              </w:rPr>
+              <w:t>Bonne</w:t>
+            </w:r>
+          </w:p>
+        </w:tc>
+        <w:tc>
+          <w:tcPr>
+            <w:tcW w:type="dxa" w:w="1587"/>
+            <w:tcBorders>
+              <w:top w:val="single" w:sz="4" w:space="0" w:color="1F4E79"/>
+              <w:left w:val="single" w:sz="4" w:space="0" w:color="1F4E79"/>
+              <w:bottom w:val="single" w:sz="4" w:space="0" w:color="1F4E79"/>
+              <w:right w:val="single" w:sz="4" w:space="0" w:color="1F4E79"/>
+            </w:tcBorders>
+          </w:tcPr>
+          <w:p>
+            <w:pPr>
+              <w:spacing w:before="0" w:after="0" w:lineRule="auto" w:line="276"/>
+              <w:jc w:val="left"/>
+            </w:pPr>
+            <w:r>
+              <w:rPr>
+                <w:rFonts w:ascii="Times New Roman" w:hAnsi="Times New Roman" w:eastAsia="Times New Roman"/>
+                <w:b w:val="0"/>
+                <w:i w:val="0"/>
+                <w:sz w:val="20"/>
+              </w:rPr>
+              <w:t>Très bonne</w:t>
+            </w:r>
+          </w:p>
+        </w:tc>
+      </w:tr>
+      <w:tr>
+        <w:tc>
+          <w:tcPr>
+            <w:tcW w:type="dxa" w:w="2154"/>
+            <w:tcBorders>
+              <w:top w:val="single" w:sz="4" w:space="0" w:color="1F4E79"/>
+              <w:left w:val="single" w:sz="4" w:space="0" w:color="1F4E79"/>
+              <w:bottom w:val="single" w:sz="4" w:space="0" w:color="1F4E79"/>
+              <w:right w:val="single" w:sz="4" w:space="0" w:color="1F4E79"/>
+            </w:tcBorders>
+          </w:tcPr>
+          <w:p>
+            <w:pPr>
+              <w:spacing w:before="0" w:after="0" w:lineRule="auto" w:line="276"/>
+              <w:jc w:val="left"/>
+            </w:pPr>
+            <w:r>
+              <w:rPr>
+                <w:rFonts w:ascii="Times New Roman" w:hAnsi="Times New Roman" w:eastAsia="Times New Roman"/>
+                <w:b/>
+                <w:i w:val="0"/>
+                <w:sz w:val="20"/>
+              </w:rPr>
+              <w:t>Problème de stationnement</w:t>
+            </w:r>
+          </w:p>
+        </w:tc>
+        <w:tc>
+          <w:tcPr>
+            <w:tcW w:type="dxa" w:w="1247"/>
+            <w:tcBorders>
+              <w:top w:val="single" w:sz="4" w:space="0" w:color="1F4E79"/>
+              <w:left w:val="single" w:sz="4" w:space="0" w:color="1F4E79"/>
+              <w:bottom w:val="single" w:sz="4" w:space="0" w:color="1F4E79"/>
+              <w:right w:val="single" w:sz="4" w:space="0" w:color="1F4E79"/>
+            </w:tcBorders>
+          </w:tcPr>
+          <w:p>
+            <w:pPr>
+              <w:spacing w:before="0" w:after="0" w:lineRule="auto" w:line="276"/>
+              <w:jc w:val="left"/>
+            </w:pPr>
+            <w:r>
+              <w:rPr>
+                <w:rFonts w:ascii="Times New Roman" w:hAnsi="Times New Roman" w:eastAsia="Times New Roman"/>
+                <w:b w:val="0"/>
+                <w:i w:val="0"/>
+                <w:sz w:val="20"/>
+              </w:rPr>
+              <w:t>Non</w:t>
+            </w:r>
+          </w:p>
+        </w:tc>
+        <w:tc>
+          <w:tcPr>
+            <w:tcW w:type="dxa" w:w="1247"/>
+            <w:tcBorders>
+              <w:top w:val="single" w:sz="4" w:space="0" w:color="1F4E79"/>
+              <w:left w:val="single" w:sz="4" w:space="0" w:color="1F4E79"/>
+              <w:bottom w:val="single" w:sz="4" w:space="0" w:color="1F4E79"/>
+              <w:right w:val="single" w:sz="4" w:space="0" w:color="1F4E79"/>
+            </w:tcBorders>
+          </w:tcPr>
+          <w:p>
+            <w:pPr>
+              <w:spacing w:before="0" w:after="0" w:lineRule="auto" w:line="276"/>
+              <w:jc w:val="left"/>
+            </w:pPr>
+            <w:r>
+              <w:rPr>
+                <w:rFonts w:ascii="Times New Roman" w:hAnsi="Times New Roman" w:eastAsia="Times New Roman"/>
+                <w:b w:val="0"/>
+                <w:i w:val="0"/>
+                <w:sz w:val="20"/>
+              </w:rPr>
+              <w:t>Non</w:t>
+            </w:r>
+          </w:p>
+        </w:tc>
+        <w:tc>
+          <w:tcPr>
+            <w:tcW w:type="dxa" w:w="1587"/>
+            <w:tcBorders>
+              <w:top w:val="single" w:sz="4" w:space="0" w:color="1F4E79"/>
+              <w:left w:val="single" w:sz="4" w:space="0" w:color="1F4E79"/>
+              <w:bottom w:val="single" w:sz="4" w:space="0" w:color="1F4E79"/>
+              <w:right w:val="single" w:sz="4" w:space="0" w:color="1F4E79"/>
+            </w:tcBorders>
+          </w:tcPr>
+          <w:p>
+            <w:pPr>
+              <w:spacing w:before="0" w:after="0" w:lineRule="auto" w:line="276"/>
+              <w:jc w:val="left"/>
+            </w:pPr>
+            <w:r>
+              <w:rPr>
+                <w:rFonts w:ascii="Times New Roman" w:hAnsi="Times New Roman" w:eastAsia="Times New Roman"/>
+                <w:b w:val="0"/>
+                <w:i w:val="0"/>
+                <w:sz w:val="20"/>
+              </w:rPr>
+              <w:t>Oui</w:t>
+            </w:r>
+          </w:p>
+        </w:tc>
+        <w:tc>
+          <w:tcPr>
+            <w:tcW w:type="dxa" w:w="1247"/>
+            <w:tcBorders>
+              <w:top w:val="single" w:sz="4" w:space="0" w:color="1F4E79"/>
+              <w:left w:val="single" w:sz="4" w:space="0" w:color="1F4E79"/>
+              <w:bottom w:val="single" w:sz="4" w:space="0" w:color="1F4E79"/>
+              <w:right w:val="single" w:sz="4" w:space="0" w:color="1F4E79"/>
+            </w:tcBorders>
+          </w:tcPr>
+          <w:p>
+            <w:pPr>
+              <w:spacing w:before="0" w:after="0" w:lineRule="auto" w:line="276"/>
+              <w:jc w:val="left"/>
+            </w:pPr>
+            <w:r>
+              <w:rPr>
+                <w:rFonts w:ascii="Times New Roman" w:hAnsi="Times New Roman" w:eastAsia="Times New Roman"/>
+                <w:b w:val="0"/>
+                <w:i w:val="0"/>
+                <w:sz w:val="20"/>
+              </w:rPr>
+              <w:t>Non</w:t>
+            </w:r>
+          </w:p>
+        </w:tc>
+        <w:tc>
+          <w:tcPr>
+            <w:tcW w:type="dxa" w:w="1587"/>
+            <w:tcBorders>
+              <w:top w:val="single" w:sz="4" w:space="0" w:color="1F4E79"/>
+              <w:left w:val="single" w:sz="4" w:space="0" w:color="1F4E79"/>
+              <w:bottom w:val="single" w:sz="4" w:space="0" w:color="1F4E79"/>
+              <w:right w:val="single" w:sz="4" w:space="0" w:color="1F4E79"/>
+            </w:tcBorders>
+          </w:tcPr>
+          <w:p>
+            <w:pPr>
+              <w:spacing w:before="0" w:after="0" w:lineRule="auto" w:line="276"/>
+              <w:jc w:val="left"/>
+            </w:pPr>
+            <w:r>
+              <w:rPr>
+                <w:rFonts w:ascii="Times New Roman" w:hAnsi="Times New Roman" w:eastAsia="Times New Roman"/>
+                <w:b w:val="0"/>
+                <w:i w:val="0"/>
+                <w:sz w:val="20"/>
+              </w:rPr>
+              <w:t>Limité</w:t>
+            </w:r>
+          </w:p>
+        </w:tc>
+      </w:tr>
+      <w:tr>
+        <w:tc>
+          <w:tcPr>
+            <w:tcW w:type="dxa" w:w="2154"/>
+            <w:tcBorders>
+              <w:top w:val="single" w:sz="4" w:space="0" w:color="1F4E79"/>
+              <w:left w:val="single" w:sz="4" w:space="0" w:color="1F4E79"/>
+              <w:bottom w:val="single" w:sz="4" w:space="0" w:color="1F4E79"/>
+              <w:right w:val="single" w:sz="4" w:space="0" w:color="1F4E79"/>
+            </w:tcBorders>
+          </w:tcPr>
+          <w:p>
+            <w:pPr>
+              <w:spacing w:before="0" w:after="0" w:lineRule="auto" w:line="276"/>
+              <w:jc w:val="left"/>
+            </w:pPr>
+            <w:r>
+              <w:rPr>
+                <w:rFonts w:ascii="Times New Roman" w:hAnsi="Times New Roman" w:eastAsia="Times New Roman"/>
+                <w:b/>
+                <w:i w:val="0"/>
+                <w:sz w:val="20"/>
+              </w:rPr>
+              <w:t>Adapté aux touristes</w:t>
+            </w:r>
+          </w:p>
+        </w:tc>
+        <w:tc>
+          <w:tcPr>
+            <w:tcW w:type="dxa" w:w="1247"/>
+            <w:tcBorders>
+              <w:top w:val="single" w:sz="4" w:space="0" w:color="1F4E79"/>
+              <w:left w:val="single" w:sz="4" w:space="0" w:color="1F4E79"/>
+              <w:bottom w:val="single" w:sz="4" w:space="0" w:color="1F4E79"/>
+              <w:right w:val="single" w:sz="4" w:space="0" w:color="1F4E79"/>
+            </w:tcBorders>
+          </w:tcPr>
+          <w:p>
+            <w:pPr>
+              <w:spacing w:before="0" w:after="0" w:lineRule="auto" w:line="276"/>
+              <w:jc w:val="left"/>
+            </w:pPr>
+            <w:r>
+              <w:rPr>
+                <w:rFonts w:ascii="Times New Roman" w:hAnsi="Times New Roman" w:eastAsia="Times New Roman"/>
+                <w:b w:val="0"/>
+                <w:i w:val="0"/>
+                <w:sz w:val="20"/>
+              </w:rPr>
+              <w:t>Moyen</w:t>
+            </w:r>
+          </w:p>
+        </w:tc>
+        <w:tc>
+          <w:tcPr>
+            <w:tcW w:type="dxa" w:w="1247"/>
+            <w:tcBorders>
+              <w:top w:val="single" w:sz="4" w:space="0" w:color="1F4E79"/>
+              <w:left w:val="single" w:sz="4" w:space="0" w:color="1F4E79"/>
+              <w:bottom w:val="single" w:sz="4" w:space="0" w:color="1F4E79"/>
+              <w:right w:val="single" w:sz="4" w:space="0" w:color="1F4E79"/>
+            </w:tcBorders>
+          </w:tcPr>
+          <w:p>
+            <w:pPr>
+              <w:spacing w:before="0" w:after="0" w:lineRule="auto" w:line="276"/>
+              <w:jc w:val="left"/>
+            </w:pPr>
+            <w:r>
+              <w:rPr>
+                <w:rFonts w:ascii="Times New Roman" w:hAnsi="Times New Roman" w:eastAsia="Times New Roman"/>
+                <w:b w:val="0"/>
+                <w:i w:val="0"/>
+                <w:sz w:val="20"/>
+              </w:rPr>
+              <w:t>Oui</w:t>
+            </w:r>
+          </w:p>
+        </w:tc>
+        <w:tc>
+          <w:tcPr>
+            <w:tcW w:type="dxa" w:w="1587"/>
+            <w:tcBorders>
+              <w:top w:val="single" w:sz="4" w:space="0" w:color="1F4E79"/>
+              <w:left w:val="single" w:sz="4" w:space="0" w:color="1F4E79"/>
+              <w:bottom w:val="single" w:sz="4" w:space="0" w:color="1F4E79"/>
+              <w:right w:val="single" w:sz="4" w:space="0" w:color="1F4E79"/>
+            </w:tcBorders>
+          </w:tcPr>
+          <w:p>
+            <w:pPr>
+              <w:spacing w:before="0" w:after="0" w:lineRule="auto" w:line="276"/>
+              <w:jc w:val="left"/>
+            </w:pPr>
+            <w:r>
+              <w:rPr>
+                <w:rFonts w:ascii="Times New Roman" w:hAnsi="Times New Roman" w:eastAsia="Times New Roman"/>
+                <w:b w:val="0"/>
+                <w:i w:val="0"/>
+                <w:sz w:val="20"/>
+              </w:rPr>
+              <w:t>Non</w:t>
+            </w:r>
+          </w:p>
+        </w:tc>
+        <w:tc>
+          <w:tcPr>
+            <w:tcW w:type="dxa" w:w="1247"/>
+            <w:tcBorders>
+              <w:top w:val="single" w:sz="4" w:space="0" w:color="1F4E79"/>
+              <w:left w:val="single" w:sz="4" w:space="0" w:color="1F4E79"/>
+              <w:bottom w:val="single" w:sz="4" w:space="0" w:color="1F4E79"/>
+              <w:right w:val="single" w:sz="4" w:space="0" w:color="1F4E79"/>
+            </w:tcBorders>
+          </w:tcPr>
+          <w:p>
+            <w:pPr>
+              <w:spacing w:before="0" w:after="0" w:lineRule="auto" w:line="276"/>
+              <w:jc w:val="left"/>
+            </w:pPr>
+            <w:r>
+              <w:rPr>
+                <w:rFonts w:ascii="Times New Roman" w:hAnsi="Times New Roman" w:eastAsia="Times New Roman"/>
+                <w:b w:val="0"/>
+                <w:i w:val="0"/>
+                <w:sz w:val="20"/>
+              </w:rPr>
+              <w:t>Moyen</w:t>
+            </w:r>
+          </w:p>
+        </w:tc>
+        <w:tc>
+          <w:tcPr>
+            <w:tcW w:type="dxa" w:w="1587"/>
+            <w:tcBorders>
+              <w:top w:val="single" w:sz="4" w:space="0" w:color="1F4E79"/>
+              <w:left w:val="single" w:sz="4" w:space="0" w:color="1F4E79"/>
+              <w:bottom w:val="single" w:sz="4" w:space="0" w:color="1F4E79"/>
+              <w:right w:val="single" w:sz="4" w:space="0" w:color="1F4E79"/>
+            </w:tcBorders>
+          </w:tcPr>
+          <w:p>
+            <w:pPr>
+              <w:spacing w:before="0" w:after="0" w:lineRule="auto" w:line="276"/>
+              <w:jc w:val="left"/>
+            </w:pPr>
+            <w:r>
+              <w:rPr>
+                <w:rFonts w:ascii="Times New Roman" w:hAnsi="Times New Roman" w:eastAsia="Times New Roman"/>
+                <w:b w:val="0"/>
+                <w:i w:val="0"/>
+                <w:sz w:val="20"/>
+              </w:rPr>
+              <w:t>Oui</w:t>
+            </w:r>
+          </w:p>
+        </w:tc>
+      </w:tr>
+      <w:tr>
+        <w:tc>
+          <w:tcPr>
+            <w:tcW w:type="dxa" w:w="2154"/>
+            <w:tcBorders>
+              <w:top w:val="single" w:sz="4" w:space="0" w:color="1F4E79"/>
+              <w:left w:val="single" w:sz="4" w:space="0" w:color="1F4E79"/>
+              <w:bottom w:val="single" w:sz="4" w:space="0" w:color="1F4E79"/>
+              <w:right w:val="single" w:sz="4" w:space="0" w:color="1F4E79"/>
+            </w:tcBorders>
+          </w:tcPr>
+          <w:p>
+            <w:pPr>
+              <w:spacing w:before="0" w:after="0" w:lineRule="auto" w:line="276"/>
+              <w:jc w:val="left"/>
+            </w:pPr>
+            <w:r>
+              <w:rPr>
+                <w:rFonts w:ascii="Times New Roman" w:hAnsi="Times New Roman" w:eastAsia="Times New Roman"/>
+                <w:b/>
+                <w:i w:val="0"/>
+                <w:sz w:val="20"/>
+              </w:rPr>
+              <w:t>Impact écologique local</w:t>
+            </w:r>
+          </w:p>
+        </w:tc>
+        <w:tc>
+          <w:tcPr>
+            <w:tcW w:type="dxa" w:w="1247"/>
+            <w:tcBorders>
+              <w:top w:val="single" w:sz="4" w:space="0" w:color="1F4E79"/>
+              <w:left w:val="single" w:sz="4" w:space="0" w:color="1F4E79"/>
+              <w:bottom w:val="single" w:sz="4" w:space="0" w:color="1F4E79"/>
+              <w:right w:val="single" w:sz="4" w:space="0" w:color="1F4E79"/>
+            </w:tcBorders>
+          </w:tcPr>
+          <w:p>
+            <w:pPr>
+              <w:spacing w:before="0" w:after="0" w:lineRule="auto" w:line="276"/>
+              <w:jc w:val="left"/>
+            </w:pPr>
+            <w:r>
+              <w:rPr>
+                <w:rFonts w:ascii="Times New Roman" w:hAnsi="Times New Roman" w:eastAsia="Times New Roman"/>
+                <w:b w:val="0"/>
+                <w:i w:val="0"/>
+                <w:sz w:val="20"/>
+              </w:rPr>
+              <w:t>Moyen</w:t>
+            </w:r>
+          </w:p>
+        </w:tc>
+        <w:tc>
+          <w:tcPr>
+            <w:tcW w:type="dxa" w:w="1247"/>
+            <w:tcBorders>
+              <w:top w:val="single" w:sz="4" w:space="0" w:color="1F4E79"/>
+              <w:left w:val="single" w:sz="4" w:space="0" w:color="1F4E79"/>
+              <w:bottom w:val="single" w:sz="4" w:space="0" w:color="1F4E79"/>
+              <w:right w:val="single" w:sz="4" w:space="0" w:color="1F4E79"/>
+            </w:tcBorders>
+          </w:tcPr>
+          <w:p>
+            <w:pPr>
+              <w:spacing w:before="0" w:after="0" w:lineRule="auto" w:line="276"/>
+              <w:jc w:val="left"/>
+            </w:pPr>
+            <w:r>
+              <w:rPr>
+                <w:rFonts w:ascii="Times New Roman" w:hAnsi="Times New Roman" w:eastAsia="Times New Roman"/>
+                <w:b w:val="0"/>
+                <w:i w:val="0"/>
+                <w:sz w:val="20"/>
+              </w:rPr>
+              <w:t>Moyen</w:t>
+            </w:r>
+          </w:p>
+        </w:tc>
+        <w:tc>
+          <w:tcPr>
+            <w:tcW w:type="dxa" w:w="1587"/>
+            <w:tcBorders>
+              <w:top w:val="single" w:sz="4" w:space="0" w:color="1F4E79"/>
+              <w:left w:val="single" w:sz="4" w:space="0" w:color="1F4E79"/>
+              <w:bottom w:val="single" w:sz="4" w:space="0" w:color="1F4E79"/>
+              <w:right w:val="single" w:sz="4" w:space="0" w:color="1F4E79"/>
+            </w:tcBorders>
+          </w:tcPr>
+          <w:p>
+            <w:pPr>
+              <w:spacing w:before="0" w:after="0" w:lineRule="auto" w:line="276"/>
+              <w:jc w:val="left"/>
+            </w:pPr>
+            <w:r>
+              <w:rPr>
+                <w:rFonts w:ascii="Times New Roman" w:hAnsi="Times New Roman" w:eastAsia="Times New Roman"/>
+                <w:b w:val="0"/>
+                <w:i w:val="0"/>
+                <w:sz w:val="20"/>
+              </w:rPr>
+              <w:t>Élevé</w:t>
+            </w:r>
+          </w:p>
+        </w:tc>
+        <w:tc>
+          <w:tcPr>
+            <w:tcW w:type="dxa" w:w="1247"/>
+            <w:tcBorders>
+              <w:top w:val="single" w:sz="4" w:space="0" w:color="1F4E79"/>
+              <w:left w:val="single" w:sz="4" w:space="0" w:color="1F4E79"/>
+              <w:bottom w:val="single" w:sz="4" w:space="0" w:color="1F4E79"/>
+              <w:right w:val="single" w:sz="4" w:space="0" w:color="1F4E79"/>
+            </w:tcBorders>
+          </w:tcPr>
+          <w:p>
+            <w:pPr>
+              <w:spacing w:before="0" w:after="0" w:lineRule="auto" w:line="276"/>
+              <w:jc w:val="left"/>
+            </w:pPr>
+            <w:r>
+              <w:rPr>
+                <w:rFonts w:ascii="Times New Roman" w:hAnsi="Times New Roman" w:eastAsia="Times New Roman"/>
+                <w:b w:val="0"/>
+                <w:i w:val="0"/>
+                <w:sz w:val="20"/>
+              </w:rPr>
+              <w:t>Nul</w:t>
+            </w:r>
+          </w:p>
+        </w:tc>
+        <w:tc>
+          <w:tcPr>
+            <w:tcW w:type="dxa" w:w="1587"/>
+            <w:tcBorders>
+              <w:top w:val="single" w:sz="4" w:space="0" w:color="1F4E79"/>
+              <w:left w:val="single" w:sz="4" w:space="0" w:color="1F4E79"/>
+              <w:bottom w:val="single" w:sz="4" w:space="0" w:color="1F4E79"/>
+              <w:right w:val="single" w:sz="4" w:space="0" w:color="1F4E79"/>
+            </w:tcBorders>
+          </w:tcPr>
+          <w:p>
+            <w:pPr>
+              <w:spacing w:before="0" w:after="0" w:lineRule="auto" w:line="276"/>
+              <w:jc w:val="left"/>
+            </w:pPr>
+            <w:r>
+              <w:rPr>
+                <w:rFonts w:ascii="Times New Roman" w:hAnsi="Times New Roman" w:eastAsia="Times New Roman"/>
+                <w:b w:val="0"/>
+                <w:i w:val="0"/>
+                <w:sz w:val="20"/>
+              </w:rPr>
+              <w:t>Faible</w:t>
+            </w:r>
+          </w:p>
+        </w:tc>
+      </w:tr>
+    </w:tbl>
+    <w:p>
+      <w:pPr>
+        <w:spacing w:before="120" w:after="240" w:lineRule="auto" w:line="276"/>
+        <w:jc w:val="center"/>
+      </w:pPr>
+      <w:r>
+        <w:rPr>
+          <w:rFonts w:ascii="Times New Roman" w:hAnsi="Times New Roman" w:eastAsia="Times New Roman"/>
+          <w:b w:val="0"/>
+          <w:i/>
+          <w:sz w:val="20"/>
+        </w:rPr>
+        <w:t>Tableau 4 — Comparaison entre ReadyToGo et les alternatives de transport</w:t>
+      </w:r>
+    </w:p>
+    <w:p>
+      <w:pPr>
+        <w:spacing w:before="0" w:after="200" w:lineRule="auto" w:line="360"/>
+        <w:ind w:firstLine="425"/>
+        <w:jc w:val="both"/>
+      </w:pPr>
+      <w:r>
+        <w:rPr>
+          <w:rFonts w:ascii="Times New Roman" w:hAnsi="Times New Roman" w:eastAsia="Times New Roman"/>
+          <w:b w:val="0"/>
+          <w:i w:val="0"/>
+          <w:sz w:val="24"/>
+        </w:rPr>
+        <w:t>La fiche initiale positionne déjà le service entre le bus et le petit taxi : plus cher que le bus, mais plus rapide et plus flexible ; moins cher qu’un taxi pour certains trajets courts.</w:t>
+      </w:r>
+    </w:p>
+    <w:p>
+      <w:pPr>
+        <w:pStyle w:val="Heading2"/>
+        <w:spacing w:before="280" w:after="160" w:lineRule="auto" w:line="360"/>
+        <w:jc w:val="left"/>
+      </w:pPr>
+      <w:r>
+        <w:rPr>
+          <w:rFonts w:ascii="Times New Roman" w:hAnsi="Times New Roman" w:eastAsia="Times New Roman"/>
+          <w:b/>
+          <w:i w:val="0"/>
+          <w:color w:val="1F4E79"/>
+          <w:sz w:val="28"/>
+        </w:rPr>
+        <w:t>1.6. Identité de marque ReadyToGo</w:t>
+      </w:r>
+    </w:p>
+    <w:p>
+      <w:pPr>
+        <w:spacing w:before="0" w:after="200" w:lineRule="auto" w:line="360"/>
+        <w:ind w:firstLine="425"/>
+        <w:jc w:val="both"/>
+      </w:pPr>
+      <w:r>
+        <w:rPr>
+          <w:rFonts w:ascii="Times New Roman" w:hAnsi="Times New Roman" w:eastAsia="Times New Roman"/>
+          <w:b w:val="0"/>
+          <w:i w:val="0"/>
+          <w:sz w:val="24"/>
+        </w:rPr>
+        <w:t xml:space="preserve">Le nom </w:t>
+      </w:r>
+      <w:r>
+        <w:rPr>
+          <w:rFonts w:ascii="Times New Roman" w:hAnsi="Times New Roman" w:eastAsia="Times New Roman"/>
+          <w:b/>
+          <w:i w:val="0"/>
+          <w:sz w:val="24"/>
+        </w:rPr>
+        <w:t>ReadyToGo</w:t>
+      </w:r>
+      <w:r>
+        <w:rPr>
+          <w:rFonts w:ascii="Times New Roman" w:hAnsi="Times New Roman" w:eastAsia="Times New Roman"/>
+          <w:b w:val="0"/>
+          <w:i w:val="0"/>
+          <w:sz w:val="24"/>
+        </w:rPr>
+        <w:t xml:space="preserve"> signifie littéralement “prêt à partir”. Il exprime l’idée d’un service immédiat, rapide et simple. L’utilisateur ouvre l’application, trouve une trottinette, scanne le QR code et commence son trajet.</w:t>
+      </w:r>
+    </w:p>
+    <w:p>
+      <w:pPr>
+        <w:spacing w:before="0" w:after="200" w:lineRule="auto" w:line="360"/>
+        <w:ind w:firstLine="0"/>
+        <w:jc w:val="both"/>
+      </w:pPr>
+      <w:r>
+        <w:rPr>
+          <w:rFonts w:ascii="Times New Roman" w:hAnsi="Times New Roman" w:eastAsia="Times New Roman"/>
+          <w:b w:val="0"/>
+          <w:i w:val="0"/>
+          <w:sz w:val="24"/>
+        </w:rPr>
+        <w:t>Ce nom présente plusieurs avantages :</w:t>
+      </w:r>
+    </w:p>
+    <w:tbl>
+      <w:tblPr>
+        <w:tblStyle w:val="TableGrid"/>
+        <w:tblW w:type="auto" w:w="0"/>
+        <w:jc w:val="center"/>
+        <w:tblLook w:firstColumn="1" w:firstRow="1" w:lastColumn="0" w:lastRow="0" w:noHBand="0" w:noVBand="1" w:val="04A0"/>
+      </w:tblPr>
+      <w:tblGrid>
+        <w:gridCol w:w="4536"/>
+        <w:gridCol w:w="4536"/>
+      </w:tblGrid>
+      <w:tr>
+        <w:tc>
+          <w:tcPr>
+            <w:tcW w:type="dxa" w:w="2835"/>
+            <w:shd w:fill="1F4E79" w:val="clear"/>
+            <w:tcBorders>
+              <w:top w:val="single" w:sz="4" w:space="0" w:color="1F4E79"/>
+              <w:left w:val="single" w:sz="4" w:space="0" w:color="1F4E79"/>
+              <w:bottom w:val="single" w:sz="4" w:space="0" w:color="1F4E79"/>
+              <w:right w:val="single" w:sz="4" w:space="0" w:color="1F4E79"/>
+            </w:tcBorders>
+          </w:tcPr>
+          <w:p>
+            <w:pPr>
+              <w:spacing w:before="0" w:after="0" w:lineRule="auto" w:line="276"/>
+              <w:jc w:val="center"/>
+            </w:pPr>
+            <w:r>
+              <w:rPr>
+                <w:rFonts w:ascii="Times New Roman" w:hAnsi="Times New Roman" w:eastAsia="Times New Roman"/>
+                <w:b/>
+                <w:i w:val="0"/>
+                <w:color w:val="FFFFFF"/>
+                <w:sz w:val="20"/>
+              </w:rPr>
+              <w:t>Élément</w:t>
+            </w:r>
+          </w:p>
+        </w:tc>
+        <w:tc>
+          <w:tcPr>
+            <w:tcW w:type="dxa" w:w="6236"/>
+            <w:shd w:fill="1F4E79" w:val="clear"/>
+            <w:tcBorders>
+              <w:top w:val="single" w:sz="4" w:space="0" w:color="1F4E79"/>
+              <w:left w:val="single" w:sz="4" w:space="0" w:color="1F4E79"/>
+              <w:bottom w:val="single" w:sz="4" w:space="0" w:color="1F4E79"/>
+              <w:right w:val="single" w:sz="4" w:space="0" w:color="1F4E79"/>
+            </w:tcBorders>
+          </w:tcPr>
+          <w:p>
+            <w:pPr>
+              <w:spacing w:before="0" w:after="0" w:lineRule="auto" w:line="276"/>
+              <w:jc w:val="center"/>
+            </w:pPr>
+            <w:r>
+              <w:rPr>
+                <w:rFonts w:ascii="Times New Roman" w:hAnsi="Times New Roman" w:eastAsia="Times New Roman"/>
+                <w:b/>
+                <w:i w:val="0"/>
+                <w:color w:val="FFFFFF"/>
+                <w:sz w:val="20"/>
+              </w:rPr>
+              <w:t>Intérêt</w:t>
+            </w:r>
+          </w:p>
+        </w:tc>
+      </w:tr>
+      <w:tr>
+        <w:tc>
+          <w:tcPr>
+            <w:tcW w:type="dxa" w:w="2835"/>
+            <w:tcBorders>
+              <w:top w:val="single" w:sz="4" w:space="0" w:color="1F4E79"/>
+              <w:left w:val="single" w:sz="4" w:space="0" w:color="1F4E79"/>
+              <w:bottom w:val="single" w:sz="4" w:space="0" w:color="1F4E79"/>
+              <w:right w:val="single" w:sz="4" w:space="0" w:color="1F4E79"/>
+            </w:tcBorders>
+          </w:tcPr>
+          <w:p>
+            <w:pPr>
+              <w:spacing w:before="0" w:after="0" w:lineRule="auto" w:line="276"/>
+              <w:jc w:val="left"/>
+            </w:pPr>
+            <w:r>
+              <w:rPr>
+                <w:rFonts w:ascii="Times New Roman" w:hAnsi="Times New Roman" w:eastAsia="Times New Roman"/>
+                <w:b/>
+                <w:i w:val="0"/>
+                <w:sz w:val="20"/>
+              </w:rPr>
+              <w:t>Court et mémorisable</w:t>
+            </w:r>
+          </w:p>
+        </w:tc>
+        <w:tc>
+          <w:tcPr>
+            <w:tcW w:type="dxa" w:w="6236"/>
+            <w:tcBorders>
+              <w:top w:val="single" w:sz="4" w:space="0" w:color="1F4E79"/>
+              <w:left w:val="single" w:sz="4" w:space="0" w:color="1F4E79"/>
+              <w:bottom w:val="single" w:sz="4" w:space="0" w:color="1F4E79"/>
+              <w:right w:val="single" w:sz="4" w:space="0" w:color="1F4E79"/>
+            </w:tcBorders>
+          </w:tcPr>
+          <w:p>
+            <w:pPr>
+              <w:spacing w:before="0" w:after="0" w:lineRule="auto" w:line="276"/>
+              <w:jc w:val="left"/>
+            </w:pPr>
+            <w:r>
+              <w:rPr>
+                <w:rFonts w:ascii="Times New Roman" w:hAnsi="Times New Roman" w:eastAsia="Times New Roman"/>
+                <w:b w:val="0"/>
+                <w:i w:val="0"/>
+                <w:sz w:val="20"/>
+              </w:rPr>
+              <w:t>Facile à retenir par les habitants et touristes</w:t>
+            </w:r>
+          </w:p>
+        </w:tc>
+      </w:tr>
+      <w:tr>
+        <w:tc>
+          <w:tcPr>
+            <w:tcW w:type="dxa" w:w="2835"/>
+            <w:tcBorders>
+              <w:top w:val="single" w:sz="4" w:space="0" w:color="1F4E79"/>
+              <w:left w:val="single" w:sz="4" w:space="0" w:color="1F4E79"/>
+              <w:bottom w:val="single" w:sz="4" w:space="0" w:color="1F4E79"/>
+              <w:right w:val="single" w:sz="4" w:space="0" w:color="1F4E79"/>
+            </w:tcBorders>
+          </w:tcPr>
+          <w:p>
+            <w:pPr>
+              <w:spacing w:before="0" w:after="0" w:lineRule="auto" w:line="276"/>
+              <w:jc w:val="left"/>
+            </w:pPr>
+            <w:r>
+              <w:rPr>
+                <w:rFonts w:ascii="Times New Roman" w:hAnsi="Times New Roman" w:eastAsia="Times New Roman"/>
+                <w:b/>
+                <w:i w:val="0"/>
+                <w:sz w:val="20"/>
+              </w:rPr>
+              <w:t>Compréhensible en anglais</w:t>
+            </w:r>
+          </w:p>
+        </w:tc>
+        <w:tc>
+          <w:tcPr>
+            <w:tcW w:type="dxa" w:w="6236"/>
+            <w:tcBorders>
+              <w:top w:val="single" w:sz="4" w:space="0" w:color="1F4E79"/>
+              <w:left w:val="single" w:sz="4" w:space="0" w:color="1F4E79"/>
+              <w:bottom w:val="single" w:sz="4" w:space="0" w:color="1F4E79"/>
+              <w:right w:val="single" w:sz="4" w:space="0" w:color="1F4E79"/>
+            </w:tcBorders>
+          </w:tcPr>
+          <w:p>
+            <w:pPr>
+              <w:spacing w:before="0" w:after="0" w:lineRule="auto" w:line="276"/>
+              <w:jc w:val="left"/>
+            </w:pPr>
+            <w:r>
+              <w:rPr>
+                <w:rFonts w:ascii="Times New Roman" w:hAnsi="Times New Roman" w:eastAsia="Times New Roman"/>
+                <w:b w:val="0"/>
+                <w:i w:val="0"/>
+                <w:sz w:val="20"/>
+              </w:rPr>
+              <w:t>Adapté au contexte international de 2030</w:t>
+            </w:r>
+          </w:p>
+        </w:tc>
+      </w:tr>
+      <w:tr>
+        <w:tc>
+          <w:tcPr>
+            <w:tcW w:type="dxa" w:w="2835"/>
+            <w:tcBorders>
+              <w:top w:val="single" w:sz="4" w:space="0" w:color="1F4E79"/>
+              <w:left w:val="single" w:sz="4" w:space="0" w:color="1F4E79"/>
+              <w:bottom w:val="single" w:sz="4" w:space="0" w:color="1F4E79"/>
+              <w:right w:val="single" w:sz="4" w:space="0" w:color="1F4E79"/>
+            </w:tcBorders>
+          </w:tcPr>
+          <w:p>
+            <w:pPr>
+              <w:spacing w:before="0" w:after="0" w:lineRule="auto" w:line="276"/>
+              <w:jc w:val="left"/>
+            </w:pPr>
+            <w:r>
+              <w:rPr>
+                <w:rFonts w:ascii="Times New Roman" w:hAnsi="Times New Roman" w:eastAsia="Times New Roman"/>
+                <w:b/>
+                <w:i w:val="0"/>
+                <w:sz w:val="20"/>
+              </w:rPr>
+              <w:t>Dynamique</w:t>
+            </w:r>
+          </w:p>
+        </w:tc>
+        <w:tc>
+          <w:tcPr>
+            <w:tcW w:type="dxa" w:w="6236"/>
+            <w:tcBorders>
+              <w:top w:val="single" w:sz="4" w:space="0" w:color="1F4E79"/>
+              <w:left w:val="single" w:sz="4" w:space="0" w:color="1F4E79"/>
+              <w:bottom w:val="single" w:sz="4" w:space="0" w:color="1F4E79"/>
+              <w:right w:val="single" w:sz="4" w:space="0" w:color="1F4E79"/>
+            </w:tcBorders>
+          </w:tcPr>
+          <w:p>
+            <w:pPr>
+              <w:spacing w:before="0" w:after="0" w:lineRule="auto" w:line="276"/>
+              <w:jc w:val="left"/>
+            </w:pPr>
+            <w:r>
+              <w:rPr>
+                <w:rFonts w:ascii="Times New Roman" w:hAnsi="Times New Roman" w:eastAsia="Times New Roman"/>
+                <w:b w:val="0"/>
+                <w:i w:val="0"/>
+                <w:sz w:val="20"/>
+              </w:rPr>
+              <w:t>Donne une idée de mouvement et de rapidité</w:t>
+            </w:r>
+          </w:p>
+        </w:tc>
+      </w:tr>
+      <w:tr>
+        <w:tc>
+          <w:tcPr>
+            <w:tcW w:type="dxa" w:w="2835"/>
+            <w:tcBorders>
+              <w:top w:val="single" w:sz="4" w:space="0" w:color="1F4E79"/>
+              <w:left w:val="single" w:sz="4" w:space="0" w:color="1F4E79"/>
+              <w:bottom w:val="single" w:sz="4" w:space="0" w:color="1F4E79"/>
+              <w:right w:val="single" w:sz="4" w:space="0" w:color="1F4E79"/>
+            </w:tcBorders>
+          </w:tcPr>
+          <w:p>
+            <w:pPr>
+              <w:spacing w:before="0" w:after="0" w:lineRule="auto" w:line="276"/>
+              <w:jc w:val="left"/>
+            </w:pPr>
+            <w:r>
+              <w:rPr>
+                <w:rFonts w:ascii="Times New Roman" w:hAnsi="Times New Roman" w:eastAsia="Times New Roman"/>
+                <w:b/>
+                <w:i w:val="0"/>
+                <w:sz w:val="20"/>
+              </w:rPr>
+              <w:t>Moderne</w:t>
+            </w:r>
+          </w:p>
+        </w:tc>
+        <w:tc>
+          <w:tcPr>
+            <w:tcW w:type="dxa" w:w="6236"/>
+            <w:tcBorders>
+              <w:top w:val="single" w:sz="4" w:space="0" w:color="1F4E79"/>
+              <w:left w:val="single" w:sz="4" w:space="0" w:color="1F4E79"/>
+              <w:bottom w:val="single" w:sz="4" w:space="0" w:color="1F4E79"/>
+              <w:right w:val="single" w:sz="4" w:space="0" w:color="1F4E79"/>
+            </w:tcBorders>
+          </w:tcPr>
+          <w:p>
+            <w:pPr>
+              <w:spacing w:before="0" w:after="0" w:lineRule="auto" w:line="276"/>
+              <w:jc w:val="left"/>
+            </w:pPr>
+            <w:r>
+              <w:rPr>
+                <w:rFonts w:ascii="Times New Roman" w:hAnsi="Times New Roman" w:eastAsia="Times New Roman"/>
+                <w:b w:val="0"/>
+                <w:i w:val="0"/>
+                <w:sz w:val="20"/>
+              </w:rPr>
+              <w:t>Compatible avec une application mobile et une marque digitale</w:t>
+            </w:r>
+          </w:p>
+        </w:tc>
+      </w:tr>
+      <w:tr>
+        <w:tc>
+          <w:tcPr>
+            <w:tcW w:type="dxa" w:w="2835"/>
+            <w:tcBorders>
+              <w:top w:val="single" w:sz="4" w:space="0" w:color="1F4E79"/>
+              <w:left w:val="single" w:sz="4" w:space="0" w:color="1F4E79"/>
+              <w:bottom w:val="single" w:sz="4" w:space="0" w:color="1F4E79"/>
+              <w:right w:val="single" w:sz="4" w:space="0" w:color="1F4E79"/>
+            </w:tcBorders>
+          </w:tcPr>
+          <w:p>
+            <w:pPr>
+              <w:spacing w:before="0" w:after="0" w:lineRule="auto" w:line="276"/>
+              <w:jc w:val="left"/>
+            </w:pPr>
+            <w:r>
+              <w:rPr>
+                <w:rFonts w:ascii="Times New Roman" w:hAnsi="Times New Roman" w:eastAsia="Times New Roman"/>
+                <w:b/>
+                <w:i w:val="0"/>
+                <w:sz w:val="20"/>
+              </w:rPr>
+              <w:t>Évolutif</w:t>
+            </w:r>
+          </w:p>
+        </w:tc>
+        <w:tc>
+          <w:tcPr>
+            <w:tcW w:type="dxa" w:w="6236"/>
+            <w:tcBorders>
+              <w:top w:val="single" w:sz="4" w:space="0" w:color="1F4E79"/>
+              <w:left w:val="single" w:sz="4" w:space="0" w:color="1F4E79"/>
+              <w:bottom w:val="single" w:sz="4" w:space="0" w:color="1F4E79"/>
+              <w:right w:val="single" w:sz="4" w:space="0" w:color="1F4E79"/>
+            </w:tcBorders>
+          </w:tcPr>
+          <w:p>
+            <w:pPr>
+              <w:spacing w:before="0" w:after="0" w:lineRule="auto" w:line="276"/>
+              <w:jc w:val="left"/>
+            </w:pPr>
+            <w:r>
+              <w:rPr>
+                <w:rFonts w:ascii="Times New Roman" w:hAnsi="Times New Roman" w:eastAsia="Times New Roman"/>
+                <w:b w:val="0"/>
+                <w:i w:val="0"/>
+                <w:sz w:val="20"/>
+              </w:rPr>
+              <w:t>Peut être utilisé plus tard dans d’autres villes marocaines</w:t>
+            </w:r>
+          </w:p>
+        </w:tc>
+      </w:tr>
+    </w:tbl>
+    <w:p>
+      <w:pPr>
+        <w:spacing w:before="120" w:after="240" w:lineRule="auto" w:line="276"/>
+        <w:jc w:val="center"/>
+      </w:pPr>
+      <w:r>
+        <w:rPr>
+          <w:rFonts w:ascii="Times New Roman" w:hAnsi="Times New Roman" w:eastAsia="Times New Roman"/>
+          <w:b w:val="0"/>
+          <w:i/>
+          <w:sz w:val="20"/>
+        </w:rPr>
+        <w:t>Tableau — Avantages du nom ReadyToGo</w:t>
+      </w:r>
+    </w:p>
+    <w:p>
+      <w:pPr>
+        <w:pStyle w:val="Heading3"/>
+        <w:spacing w:before="200" w:after="120" w:lineRule="auto" w:line="360"/>
+        <w:jc w:val="left"/>
+      </w:pPr>
+      <w:r>
+        <w:rPr>
+          <w:rFonts w:ascii="Times New Roman" w:hAnsi="Times New Roman" w:eastAsia="Times New Roman"/>
+          <w:b/>
+          <w:i w:val="0"/>
+          <w:color w:val="2E75B6"/>
+          <w:sz w:val="24"/>
+        </w:rPr>
+        <w:t>Slogan proposé</w:t>
+      </w:r>
+    </w:p>
+    <w:p>
+      <w:pPr>
+        <w:spacing w:before="160" w:after="200" w:lineRule="auto" w:line="360"/>
+        <w:ind w:firstLine="0" w:left="567" w:right="567"/>
+        <w:jc w:val="both"/>
+      </w:pPr>
+      <w:r>
+        <w:rPr>
+          <w:rFonts w:ascii="Times New Roman" w:hAnsi="Times New Roman" w:eastAsia="Times New Roman"/>
+          <w:b w:val="0"/>
+          <w:i/>
+          <w:sz w:val="24"/>
+        </w:rPr>
+        <w:t>ReadyToGo — Bougez plus vite, vivez Tanger autrement.</w:t>
+      </w:r>
+    </w:p>
+    <w:p>
+      <w:pPr>
+        <w:spacing w:before="0" w:after="200" w:lineRule="auto" w:line="360"/>
+        <w:ind w:firstLine="0"/>
+        <w:jc w:val="both"/>
+      </w:pPr>
+      <w:r>
+        <w:rPr>
+          <w:rFonts w:ascii="Times New Roman" w:hAnsi="Times New Roman" w:eastAsia="Times New Roman"/>
+          <w:b w:val="0"/>
+          <w:i w:val="0"/>
+          <w:sz w:val="24"/>
+        </w:rPr>
+        <w:t>Autres slogans possibles :</w:t>
+      </w:r>
+    </w:p>
+    <w:tbl>
+      <w:tblPr>
+        <w:tblStyle w:val="TableGrid"/>
+        <w:tblW w:type="auto" w:w="0"/>
+        <w:jc w:val="center"/>
+        <w:tblLook w:firstColumn="1" w:firstRow="1" w:lastColumn="0" w:lastRow="0" w:noHBand="0" w:noVBand="1" w:val="04A0"/>
+      </w:tblPr>
+      <w:tblGrid>
+        <w:gridCol w:w="4536"/>
+        <w:gridCol w:w="4536"/>
+      </w:tblGrid>
+      <w:tr>
+        <w:tc>
+          <w:tcPr>
+            <w:tcW w:type="dxa" w:w="4535"/>
+            <w:shd w:fill="1F4E79" w:val="clear"/>
+            <w:tcBorders>
+              <w:top w:val="single" w:sz="4" w:space="0" w:color="1F4E79"/>
+              <w:left w:val="single" w:sz="4" w:space="0" w:color="1F4E79"/>
+              <w:bottom w:val="single" w:sz="4" w:space="0" w:color="1F4E79"/>
+              <w:right w:val="single" w:sz="4" w:space="0" w:color="1F4E79"/>
+            </w:tcBorders>
+          </w:tcPr>
+          <w:p>
+            <w:pPr>
+              <w:spacing w:before="0" w:after="0" w:lineRule="auto" w:line="276"/>
+              <w:jc w:val="center"/>
+            </w:pPr>
+            <w:r>
+              <w:rPr>
+                <w:rFonts w:ascii="Times New Roman" w:hAnsi="Times New Roman" w:eastAsia="Times New Roman"/>
+                <w:b/>
+                <w:i w:val="0"/>
+                <w:color w:val="FFFFFF"/>
+                <w:sz w:val="20"/>
+              </w:rPr>
+              <w:t>Slogan</w:t>
+            </w:r>
+          </w:p>
+        </w:tc>
+        <w:tc>
+          <w:tcPr>
+            <w:tcW w:type="dxa" w:w="4535"/>
+            <w:shd w:fill="1F4E79" w:val="clear"/>
+            <w:tcBorders>
+              <w:top w:val="single" w:sz="4" w:space="0" w:color="1F4E79"/>
+              <w:left w:val="single" w:sz="4" w:space="0" w:color="1F4E79"/>
+              <w:bottom w:val="single" w:sz="4" w:space="0" w:color="1F4E79"/>
+              <w:right w:val="single" w:sz="4" w:space="0" w:color="1F4E79"/>
+            </w:tcBorders>
+          </w:tcPr>
+          <w:p>
+            <w:pPr>
+              <w:spacing w:before="0" w:after="0" w:lineRule="auto" w:line="276"/>
+              <w:jc w:val="center"/>
+            </w:pPr>
+            <w:r>
+              <w:rPr>
+                <w:rFonts w:ascii="Times New Roman" w:hAnsi="Times New Roman" w:eastAsia="Times New Roman"/>
+                <w:b/>
+                <w:i w:val="0"/>
+                <w:color w:val="FFFFFF"/>
+                <w:sz w:val="20"/>
+              </w:rPr>
+              <w:t>Positionnement</w:t>
+            </w:r>
+          </w:p>
+        </w:tc>
+      </w:tr>
+      <w:tr>
+        <w:tc>
+          <w:tcPr>
+            <w:tcW w:type="dxa" w:w="4535"/>
+            <w:tcBorders>
+              <w:top w:val="single" w:sz="4" w:space="0" w:color="1F4E79"/>
+              <w:left w:val="single" w:sz="4" w:space="0" w:color="1F4E79"/>
+              <w:bottom w:val="single" w:sz="4" w:space="0" w:color="1F4E79"/>
+              <w:right w:val="single" w:sz="4" w:space="0" w:color="1F4E79"/>
+            </w:tcBorders>
+          </w:tcPr>
+          <w:p>
+            <w:pPr>
+              <w:spacing w:before="0" w:after="0" w:lineRule="auto" w:line="276"/>
+              <w:jc w:val="left"/>
+            </w:pPr>
+            <w:r>
+              <w:rPr>
+                <w:rFonts w:ascii="Times New Roman" w:hAnsi="Times New Roman" w:eastAsia="Times New Roman"/>
+                <w:b/>
+                <w:i w:val="0"/>
+                <w:sz w:val="20"/>
+              </w:rPr>
+              <w:t>ReadyToGo, Tanger en mouvement</w:t>
+            </w:r>
+          </w:p>
+        </w:tc>
+        <w:tc>
+          <w:tcPr>
+            <w:tcW w:type="dxa" w:w="4535"/>
+            <w:tcBorders>
+              <w:top w:val="single" w:sz="4" w:space="0" w:color="1F4E79"/>
+              <w:left w:val="single" w:sz="4" w:space="0" w:color="1F4E79"/>
+              <w:bottom w:val="single" w:sz="4" w:space="0" w:color="1F4E79"/>
+              <w:right w:val="single" w:sz="4" w:space="0" w:color="1F4E79"/>
+            </w:tcBorders>
+          </w:tcPr>
+          <w:p>
+            <w:pPr>
+              <w:spacing w:before="0" w:after="0" w:lineRule="auto" w:line="276"/>
+              <w:jc w:val="left"/>
+            </w:pPr>
+            <w:r>
+              <w:rPr>
+                <w:rFonts w:ascii="Times New Roman" w:hAnsi="Times New Roman" w:eastAsia="Times New Roman"/>
+                <w:b w:val="0"/>
+                <w:i w:val="0"/>
+                <w:sz w:val="20"/>
+              </w:rPr>
+              <w:t>Image urbaine et dynamique</w:t>
+            </w:r>
+          </w:p>
+        </w:tc>
+      </w:tr>
+      <w:tr>
+        <w:tc>
+          <w:tcPr>
+            <w:tcW w:type="dxa" w:w="4535"/>
+            <w:tcBorders>
+              <w:top w:val="single" w:sz="4" w:space="0" w:color="1F4E79"/>
+              <w:left w:val="single" w:sz="4" w:space="0" w:color="1F4E79"/>
+              <w:bottom w:val="single" w:sz="4" w:space="0" w:color="1F4E79"/>
+              <w:right w:val="single" w:sz="4" w:space="0" w:color="1F4E79"/>
+            </w:tcBorders>
+          </w:tcPr>
+          <w:p>
+            <w:pPr>
+              <w:spacing w:before="0" w:after="0" w:lineRule="auto" w:line="276"/>
+              <w:jc w:val="left"/>
+            </w:pPr>
+            <w:r>
+              <w:rPr>
+                <w:rFonts w:ascii="Times New Roman" w:hAnsi="Times New Roman" w:eastAsia="Times New Roman"/>
+                <w:b/>
+                <w:i w:val="0"/>
+                <w:sz w:val="20"/>
+              </w:rPr>
+              <w:t>ReadyToGo, plus rapide que le trafic</w:t>
+            </w:r>
+          </w:p>
+        </w:tc>
+        <w:tc>
+          <w:tcPr>
+            <w:tcW w:type="dxa" w:w="4535"/>
+            <w:tcBorders>
+              <w:top w:val="single" w:sz="4" w:space="0" w:color="1F4E79"/>
+              <w:left w:val="single" w:sz="4" w:space="0" w:color="1F4E79"/>
+              <w:bottom w:val="single" w:sz="4" w:space="0" w:color="1F4E79"/>
+              <w:right w:val="single" w:sz="4" w:space="0" w:color="1F4E79"/>
+            </w:tcBorders>
+          </w:tcPr>
+          <w:p>
+            <w:pPr>
+              <w:spacing w:before="0" w:after="0" w:lineRule="auto" w:line="276"/>
+              <w:jc w:val="left"/>
+            </w:pPr>
+            <w:r>
+              <w:rPr>
+                <w:rFonts w:ascii="Times New Roman" w:hAnsi="Times New Roman" w:eastAsia="Times New Roman"/>
+                <w:b w:val="0"/>
+                <w:i w:val="0"/>
+                <w:sz w:val="20"/>
+              </w:rPr>
+              <w:t>Accent sur la rapidité</w:t>
+            </w:r>
+          </w:p>
+        </w:tc>
+      </w:tr>
+      <w:tr>
+        <w:tc>
+          <w:tcPr>
+            <w:tcW w:type="dxa" w:w="4535"/>
+            <w:tcBorders>
+              <w:top w:val="single" w:sz="4" w:space="0" w:color="1F4E79"/>
+              <w:left w:val="single" w:sz="4" w:space="0" w:color="1F4E79"/>
+              <w:bottom w:val="single" w:sz="4" w:space="0" w:color="1F4E79"/>
+              <w:right w:val="single" w:sz="4" w:space="0" w:color="1F4E79"/>
+            </w:tcBorders>
+          </w:tcPr>
+          <w:p>
+            <w:pPr>
+              <w:spacing w:before="0" w:after="0" w:lineRule="auto" w:line="276"/>
+              <w:jc w:val="left"/>
+            </w:pPr>
+            <w:r>
+              <w:rPr>
+                <w:rFonts w:ascii="Times New Roman" w:hAnsi="Times New Roman" w:eastAsia="Times New Roman"/>
+                <w:b/>
+                <w:i w:val="0"/>
+                <w:sz w:val="20"/>
+              </w:rPr>
+              <w:t>ReadyToGo, votre trajet commence ici</w:t>
+            </w:r>
+          </w:p>
+        </w:tc>
+        <w:tc>
+          <w:tcPr>
+            <w:tcW w:type="dxa" w:w="4535"/>
+            <w:tcBorders>
+              <w:top w:val="single" w:sz="4" w:space="0" w:color="1F4E79"/>
+              <w:left w:val="single" w:sz="4" w:space="0" w:color="1F4E79"/>
+              <w:bottom w:val="single" w:sz="4" w:space="0" w:color="1F4E79"/>
+              <w:right w:val="single" w:sz="4" w:space="0" w:color="1F4E79"/>
+            </w:tcBorders>
+          </w:tcPr>
+          <w:p>
+            <w:pPr>
+              <w:spacing w:before="0" w:after="0" w:lineRule="auto" w:line="276"/>
+              <w:jc w:val="left"/>
+            </w:pPr>
+            <w:r>
+              <w:rPr>
+                <w:rFonts w:ascii="Times New Roman" w:hAnsi="Times New Roman" w:eastAsia="Times New Roman"/>
+                <w:b w:val="0"/>
+                <w:i w:val="0"/>
+                <w:sz w:val="20"/>
+              </w:rPr>
+              <w:t>Accent sur l’expérience utilisateur</w:t>
+            </w:r>
+          </w:p>
+        </w:tc>
+      </w:tr>
+      <w:tr>
+        <w:tc>
+          <w:tcPr>
+            <w:tcW w:type="dxa" w:w="4535"/>
+            <w:tcBorders>
+              <w:top w:val="single" w:sz="4" w:space="0" w:color="1F4E79"/>
+              <w:left w:val="single" w:sz="4" w:space="0" w:color="1F4E79"/>
+              <w:bottom w:val="single" w:sz="4" w:space="0" w:color="1F4E79"/>
+              <w:right w:val="single" w:sz="4" w:space="0" w:color="1F4E79"/>
+            </w:tcBorders>
+          </w:tcPr>
+          <w:p>
+            <w:pPr>
+              <w:spacing w:before="0" w:after="0" w:lineRule="auto" w:line="276"/>
+              <w:jc w:val="left"/>
+            </w:pPr>
+            <w:r>
+              <w:rPr>
+                <w:rFonts w:ascii="Times New Roman" w:hAnsi="Times New Roman" w:eastAsia="Times New Roman"/>
+                <w:b/>
+                <w:i w:val="0"/>
+                <w:sz w:val="20"/>
+              </w:rPr>
+              <w:t>ReadyToGo, la mobilité simple à Tanger</w:t>
+            </w:r>
+          </w:p>
+        </w:tc>
+        <w:tc>
+          <w:tcPr>
+            <w:tcW w:type="dxa" w:w="4535"/>
+            <w:tcBorders>
+              <w:top w:val="single" w:sz="4" w:space="0" w:color="1F4E79"/>
+              <w:left w:val="single" w:sz="4" w:space="0" w:color="1F4E79"/>
+              <w:bottom w:val="single" w:sz="4" w:space="0" w:color="1F4E79"/>
+              <w:right w:val="single" w:sz="4" w:space="0" w:color="1F4E79"/>
+            </w:tcBorders>
+          </w:tcPr>
+          <w:p>
+            <w:pPr>
+              <w:spacing w:before="0" w:after="0" w:lineRule="auto" w:line="276"/>
+              <w:jc w:val="left"/>
+            </w:pPr>
+            <w:r>
+              <w:rPr>
+                <w:rFonts w:ascii="Times New Roman" w:hAnsi="Times New Roman" w:eastAsia="Times New Roman"/>
+                <w:b w:val="0"/>
+                <w:i w:val="0"/>
+                <w:sz w:val="20"/>
+              </w:rPr>
+              <w:t>Accent sur la simplicité</w:t>
+            </w:r>
+          </w:p>
+        </w:tc>
+      </w:tr>
+    </w:tbl>
+    <w:p>
+      <w:pPr>
+        <w:spacing w:before="120" w:after="240" w:lineRule="auto" w:line="276"/>
+        <w:jc w:val="center"/>
+      </w:pPr>
+      <w:r>
+        <w:rPr>
+          <w:rFonts w:ascii="Times New Roman" w:hAnsi="Times New Roman" w:eastAsia="Times New Roman"/>
+          <w:b w:val="0"/>
+          <w:i/>
+          <w:sz w:val="20"/>
+        </w:rPr>
+        <w:t>Tableau — Slogans possibles pour ReadyToGo</w:t>
+      </w:r>
+    </w:p>
+    <w:p>
+      <w:pPr>
+        <w:spacing w:before="240" w:after="80" w:lineRule="auto" w:line="276"/>
+        <w:jc w:val="center"/>
+      </w:pPr>
+      <w:r>
+        <w:rPr>
+          <w:rFonts w:ascii="Times New Roman" w:hAnsi="Times New Roman" w:eastAsia="Times New Roman"/>
+          <w:b w:val="0"/>
+          <w:i/>
+          <w:color w:val="666666"/>
+          <w:sz w:val="20"/>
+        </w:rPr>
+        <w:t>[Emplacement — Figure 1 : Logo conceptuel ReadyToGo]</w:t>
+      </w:r>
+    </w:p>
+    <w:p>
+      <w:pPr>
+        <w:spacing w:before="0" w:after="80" w:lineRule="auto" w:line="276"/>
+        <w:jc w:val="center"/>
+      </w:pPr>
+      <w:r>
+        <w:rPr>
+          <w:rFonts w:ascii="Times New Roman" w:hAnsi="Times New Roman" w:eastAsia="Times New Roman"/>
+          <w:b w:val="0"/>
+          <w:i/>
+          <w:color w:val="888888"/>
+          <w:sz w:val="18"/>
+        </w:rPr>
+        <w:t>À réaliser avec Canva, puis à intégrer dans le rapport final.</w:t>
+      </w:r>
+    </w:p>
+    <w:p>
+      <w:pPr>
+        <w:spacing w:before="120" w:after="240" w:lineRule="auto" w:line="276"/>
+        <w:jc w:val="center"/>
+      </w:pPr>
+      <w:r>
+        <w:rPr>
+          <w:rFonts w:ascii="Times New Roman" w:hAnsi="Times New Roman" w:eastAsia="Times New Roman"/>
+          <w:b w:val="0"/>
+          <w:i/>
+          <w:sz w:val="20"/>
+        </w:rPr>
+        <w:t>Figure 1 — Logo conceptuel ReadyToGo (à intégrer)</w:t>
+      </w:r>
+    </w:p>
+    <w:p>
+      <w:pPr>
+        <w:pStyle w:val="Heading2"/>
+        <w:spacing w:before="280" w:after="160" w:lineRule="auto" w:line="360"/>
+        <w:jc w:val="left"/>
+      </w:pPr>
+      <w:r>
+        <w:rPr>
+          <w:rFonts w:ascii="Times New Roman" w:hAnsi="Times New Roman" w:eastAsia="Times New Roman"/>
+          <w:b/>
+          <w:i w:val="0"/>
+          <w:color w:val="1F4E79"/>
+          <w:sz w:val="28"/>
+        </w:rPr>
+        <w:t>1.7. Fonctionnement général du service</w:t>
+      </w:r>
+    </w:p>
+    <w:p>
+      <w:pPr>
+        <w:spacing w:before="0" w:after="200" w:lineRule="auto" w:line="360"/>
+        <w:ind w:firstLine="425"/>
+        <w:jc w:val="both"/>
+      </w:pPr>
+      <w:r>
+        <w:rPr>
+          <w:rFonts w:ascii="Times New Roman" w:hAnsi="Times New Roman" w:eastAsia="Times New Roman"/>
+          <w:b w:val="0"/>
+          <w:i w:val="0"/>
+          <w:sz w:val="24"/>
+        </w:rPr>
+        <w:t>Le fonctionnement de ReadyToGo peut être résumé en sept étapes.</w:t>
+      </w:r>
+    </w:p>
+    <w:p>
+      <w:pPr>
+        <w:pStyle w:val="Heading3"/>
+        <w:spacing w:before="200" w:after="120" w:lineRule="auto" w:line="360"/>
+        <w:jc w:val="left"/>
+      </w:pPr>
+      <w:r>
+        <w:rPr>
+          <w:rFonts w:ascii="Times New Roman" w:hAnsi="Times New Roman" w:eastAsia="Times New Roman"/>
+          <w:b/>
+          <w:i w:val="0"/>
+          <w:color w:val="2E75B6"/>
+          <w:sz w:val="24"/>
+        </w:rPr>
+        <w:t>Figure 2 — Parcours utilisateur ReadyToGo</w:t>
+      </w:r>
+    </w:p>
+    <w:p>
+      <w:pPr>
+        <w:spacing w:before="240" w:after="80" w:lineRule="auto" w:line="276"/>
+        <w:jc w:val="center"/>
+      </w:pPr>
+      <w:r>
+        <w:rPr>
+          <w:rFonts w:ascii="Times New Roman" w:hAnsi="Times New Roman" w:eastAsia="Times New Roman"/>
+          <w:b w:val="0"/>
+          <w:i/>
+          <w:color w:val="666666"/>
+          <w:sz w:val="20"/>
+        </w:rPr>
+        <w:t>[Emplacement — Figure 2 : Parcours utilisateur ReadyToGo]</w:t>
+      </w:r>
+    </w:p>
+    <w:p>
+      <w:pPr>
+        <w:spacing w:before="0" w:after="80" w:lineRule="auto" w:line="276"/>
+        <w:jc w:val="center"/>
+      </w:pPr>
+      <w:r>
+        <w:rPr>
+          <w:rFonts w:ascii="Times New Roman" w:hAnsi="Times New Roman" w:eastAsia="Times New Roman"/>
+          <w:b w:val="0"/>
+          <w:i/>
+          <w:color w:val="888888"/>
+          <w:sz w:val="18"/>
+        </w:rPr>
+        <w:t>Télécharger l’application → Créer un compte → Localiser une trottinette → Scanner le QR code → Effectuer le trajet → Stationner dans une zone autorisée → Paiement et fin du trajet</w:t>
+        <w:br/>
+        <w:t>Outil conseillé : Miro, Lucidchart, Canva ou Figma.</w:t>
+      </w:r>
+    </w:p>
+    <w:p>
+      <w:pPr>
+        <w:spacing w:before="120" w:after="240" w:lineRule="auto" w:line="276"/>
+        <w:jc w:val="center"/>
+      </w:pPr>
+      <w:r>
+        <w:rPr>
+          <w:rFonts w:ascii="Times New Roman" w:hAnsi="Times New Roman" w:eastAsia="Times New Roman"/>
+          <w:b w:val="0"/>
+          <w:i/>
+          <w:sz w:val="20"/>
+        </w:rPr>
+        <w:t>Figure 2 — Parcours utilisateur ReadyToGo (à intégrer)</w:t>
+      </w:r>
+    </w:p>
+    <w:p>
+      <w:pPr>
+        <w:pStyle w:val="Heading3"/>
+        <w:spacing w:before="200" w:after="120" w:lineRule="auto" w:line="360"/>
+        <w:jc w:val="left"/>
+      </w:pPr>
+      <w:r>
+        <w:rPr>
+          <w:rFonts w:ascii="Times New Roman" w:hAnsi="Times New Roman" w:eastAsia="Times New Roman"/>
+          <w:b/>
+          <w:i w:val="0"/>
+          <w:color w:val="2E75B6"/>
+          <w:sz w:val="24"/>
+        </w:rPr>
+        <w:t>Tableau 5 — Parcours utilisateur détaillé</w:t>
+      </w:r>
+    </w:p>
+    <w:tbl>
+      <w:tblPr>
+        <w:tblStyle w:val="TableGrid"/>
+        <w:tblW w:type="auto" w:w="0"/>
+        <w:jc w:val="center"/>
+        <w:tblLook w:firstColumn="1" w:firstRow="1" w:lastColumn="0" w:lastRow="0" w:noHBand="0" w:noVBand="1" w:val="04A0"/>
+      </w:tblPr>
+      <w:tblGrid>
+        <w:gridCol w:w="3024"/>
+        <w:gridCol w:w="3024"/>
+        <w:gridCol w:w="3024"/>
+      </w:tblGrid>
+      <w:tr>
+        <w:tc>
+          <w:tcPr>
+            <w:tcW w:type="dxa" w:w="1134"/>
+            <w:shd w:fill="1F4E79" w:val="clear"/>
+            <w:tcBorders>
+              <w:top w:val="single" w:sz="4" w:space="0" w:color="1F4E79"/>
+              <w:left w:val="single" w:sz="4" w:space="0" w:color="1F4E79"/>
+              <w:bottom w:val="single" w:sz="4" w:space="0" w:color="1F4E79"/>
+              <w:right w:val="single" w:sz="4" w:space="0" w:color="1F4E79"/>
+            </w:tcBorders>
+          </w:tcPr>
+          <w:p>
+            <w:pPr>
+              <w:spacing w:before="0" w:after="0" w:lineRule="auto" w:line="276"/>
+              <w:jc w:val="center"/>
+            </w:pPr>
+            <w:r>
+              <w:rPr>
+                <w:rFonts w:ascii="Times New Roman" w:hAnsi="Times New Roman" w:eastAsia="Times New Roman"/>
+                <w:b/>
+                <w:i w:val="0"/>
+                <w:color w:val="FFFFFF"/>
+                <w:sz w:val="20"/>
+              </w:rPr>
+              <w:t>Étape</w:t>
+            </w:r>
+          </w:p>
+        </w:tc>
+        <w:tc>
+          <w:tcPr>
+            <w:tcW w:type="dxa" w:w="3402"/>
+            <w:shd w:fill="1F4E79" w:val="clear"/>
+            <w:tcBorders>
+              <w:top w:val="single" w:sz="4" w:space="0" w:color="1F4E79"/>
+              <w:left w:val="single" w:sz="4" w:space="0" w:color="1F4E79"/>
+              <w:bottom w:val="single" w:sz="4" w:space="0" w:color="1F4E79"/>
+              <w:right w:val="single" w:sz="4" w:space="0" w:color="1F4E79"/>
+            </w:tcBorders>
+          </w:tcPr>
+          <w:p>
+            <w:pPr>
+              <w:spacing w:before="0" w:after="0" w:lineRule="auto" w:line="276"/>
+              <w:jc w:val="center"/>
+            </w:pPr>
+            <w:r>
+              <w:rPr>
+                <w:rFonts w:ascii="Times New Roman" w:hAnsi="Times New Roman" w:eastAsia="Times New Roman"/>
+                <w:b/>
+                <w:i w:val="0"/>
+                <w:color w:val="FFFFFF"/>
+                <w:sz w:val="20"/>
+              </w:rPr>
+              <w:t>Action utilisateur</w:t>
+            </w:r>
+          </w:p>
+        </w:tc>
+        <w:tc>
+          <w:tcPr>
+            <w:tcW w:type="dxa" w:w="4535"/>
+            <w:shd w:fill="1F4E79" w:val="clear"/>
+            <w:tcBorders>
+              <w:top w:val="single" w:sz="4" w:space="0" w:color="1F4E79"/>
+              <w:left w:val="single" w:sz="4" w:space="0" w:color="1F4E79"/>
+              <w:bottom w:val="single" w:sz="4" w:space="0" w:color="1F4E79"/>
+              <w:right w:val="single" w:sz="4" w:space="0" w:color="1F4E79"/>
+            </w:tcBorders>
+          </w:tcPr>
+          <w:p>
+            <w:pPr>
+              <w:spacing w:before="0" w:after="0" w:lineRule="auto" w:line="276"/>
+              <w:jc w:val="center"/>
+            </w:pPr>
+            <w:r>
+              <w:rPr>
+                <w:rFonts w:ascii="Times New Roman" w:hAnsi="Times New Roman" w:eastAsia="Times New Roman"/>
+                <w:b/>
+                <w:i w:val="0"/>
+                <w:color w:val="FFFFFF"/>
+                <w:sz w:val="20"/>
+              </w:rPr>
+              <w:t>Fonction du système</w:t>
+            </w:r>
+          </w:p>
+        </w:tc>
+      </w:tr>
+      <w:tr>
+        <w:tc>
+          <w:tcPr>
+            <w:tcW w:type="dxa" w:w="1134"/>
+            <w:tcBorders>
+              <w:top w:val="single" w:sz="4" w:space="0" w:color="1F4E79"/>
+              <w:left w:val="single" w:sz="4" w:space="0" w:color="1F4E79"/>
+              <w:bottom w:val="single" w:sz="4" w:space="0" w:color="1F4E79"/>
+              <w:right w:val="single" w:sz="4" w:space="0" w:color="1F4E79"/>
+            </w:tcBorders>
+          </w:tcPr>
+          <w:p>
+            <w:pPr>
+              <w:spacing w:before="0" w:after="0" w:lineRule="auto" w:line="276"/>
+              <w:jc w:val="left"/>
+            </w:pPr>
+            <w:r>
+              <w:rPr>
+                <w:rFonts w:ascii="Times New Roman" w:hAnsi="Times New Roman" w:eastAsia="Times New Roman"/>
+                <w:b/>
+                <w:i w:val="0"/>
+                <w:sz w:val="20"/>
+              </w:rPr>
+              <w:t>1</w:t>
+            </w:r>
+          </w:p>
+        </w:tc>
+        <w:tc>
+          <w:tcPr>
+            <w:tcW w:type="dxa" w:w="3402"/>
+            <w:tcBorders>
+              <w:top w:val="single" w:sz="4" w:space="0" w:color="1F4E79"/>
+              <w:left w:val="single" w:sz="4" w:space="0" w:color="1F4E79"/>
+              <w:bottom w:val="single" w:sz="4" w:space="0" w:color="1F4E79"/>
+              <w:right w:val="single" w:sz="4" w:space="0" w:color="1F4E79"/>
+            </w:tcBorders>
+          </w:tcPr>
+          <w:p>
+            <w:pPr>
+              <w:spacing w:before="0" w:after="0" w:lineRule="auto" w:line="276"/>
+              <w:jc w:val="left"/>
+            </w:pPr>
+            <w:r>
+              <w:rPr>
+                <w:rFonts w:ascii="Times New Roman" w:hAnsi="Times New Roman" w:eastAsia="Times New Roman"/>
+                <w:b w:val="0"/>
+                <w:i w:val="0"/>
+                <w:sz w:val="20"/>
+              </w:rPr>
+              <w:t>Télécharger l’application</w:t>
+            </w:r>
+          </w:p>
+        </w:tc>
+        <w:tc>
+          <w:tcPr>
+            <w:tcW w:type="dxa" w:w="4535"/>
+            <w:tcBorders>
+              <w:top w:val="single" w:sz="4" w:space="0" w:color="1F4E79"/>
+              <w:left w:val="single" w:sz="4" w:space="0" w:color="1F4E79"/>
+              <w:bottom w:val="single" w:sz="4" w:space="0" w:color="1F4E79"/>
+              <w:right w:val="single" w:sz="4" w:space="0" w:color="1F4E79"/>
+            </w:tcBorders>
+          </w:tcPr>
+          <w:p>
+            <w:pPr>
+              <w:spacing w:before="0" w:after="0" w:lineRule="auto" w:line="276"/>
+              <w:jc w:val="left"/>
+            </w:pPr>
+            <w:r>
+              <w:rPr>
+                <w:rFonts w:ascii="Times New Roman" w:hAnsi="Times New Roman" w:eastAsia="Times New Roman"/>
+                <w:b w:val="0"/>
+                <w:i w:val="0"/>
+                <w:sz w:val="20"/>
+              </w:rPr>
+              <w:t>Accès au service</w:t>
+            </w:r>
+          </w:p>
+        </w:tc>
+      </w:tr>
+      <w:tr>
+        <w:tc>
+          <w:tcPr>
+            <w:tcW w:type="dxa" w:w="1134"/>
+            <w:tcBorders>
+              <w:top w:val="single" w:sz="4" w:space="0" w:color="1F4E79"/>
+              <w:left w:val="single" w:sz="4" w:space="0" w:color="1F4E79"/>
+              <w:bottom w:val="single" w:sz="4" w:space="0" w:color="1F4E79"/>
+              <w:right w:val="single" w:sz="4" w:space="0" w:color="1F4E79"/>
+            </w:tcBorders>
+          </w:tcPr>
+          <w:p>
+            <w:pPr>
+              <w:spacing w:before="0" w:after="0" w:lineRule="auto" w:line="276"/>
+              <w:jc w:val="left"/>
+            </w:pPr>
+            <w:r>
+              <w:rPr>
+                <w:rFonts w:ascii="Times New Roman" w:hAnsi="Times New Roman" w:eastAsia="Times New Roman"/>
+                <w:b/>
+                <w:i w:val="0"/>
+                <w:sz w:val="20"/>
+              </w:rPr>
+              <w:t>2</w:t>
+            </w:r>
+          </w:p>
+        </w:tc>
+        <w:tc>
+          <w:tcPr>
+            <w:tcW w:type="dxa" w:w="3402"/>
+            <w:tcBorders>
+              <w:top w:val="single" w:sz="4" w:space="0" w:color="1F4E79"/>
+              <w:left w:val="single" w:sz="4" w:space="0" w:color="1F4E79"/>
+              <w:bottom w:val="single" w:sz="4" w:space="0" w:color="1F4E79"/>
+              <w:right w:val="single" w:sz="4" w:space="0" w:color="1F4E79"/>
+            </w:tcBorders>
+          </w:tcPr>
+          <w:p>
+            <w:pPr>
+              <w:spacing w:before="0" w:after="0" w:lineRule="auto" w:line="276"/>
+              <w:jc w:val="left"/>
+            </w:pPr>
+            <w:r>
+              <w:rPr>
+                <w:rFonts w:ascii="Times New Roman" w:hAnsi="Times New Roman" w:eastAsia="Times New Roman"/>
+                <w:b w:val="0"/>
+                <w:i w:val="0"/>
+                <w:sz w:val="20"/>
+              </w:rPr>
+              <w:t>Créer un compte</w:t>
+            </w:r>
+          </w:p>
+        </w:tc>
+        <w:tc>
+          <w:tcPr>
+            <w:tcW w:type="dxa" w:w="4535"/>
+            <w:tcBorders>
+              <w:top w:val="single" w:sz="4" w:space="0" w:color="1F4E79"/>
+              <w:left w:val="single" w:sz="4" w:space="0" w:color="1F4E79"/>
+              <w:bottom w:val="single" w:sz="4" w:space="0" w:color="1F4E79"/>
+              <w:right w:val="single" w:sz="4" w:space="0" w:color="1F4E79"/>
+            </w:tcBorders>
+          </w:tcPr>
+          <w:p>
+            <w:pPr>
+              <w:spacing w:before="0" w:after="0" w:lineRule="auto" w:line="276"/>
+              <w:jc w:val="left"/>
+            </w:pPr>
+            <w:r>
+              <w:rPr>
+                <w:rFonts w:ascii="Times New Roman" w:hAnsi="Times New Roman" w:eastAsia="Times New Roman"/>
+                <w:b w:val="0"/>
+                <w:i w:val="0"/>
+                <w:sz w:val="20"/>
+              </w:rPr>
+              <w:t>Identification et sécurité</w:t>
+            </w:r>
+          </w:p>
+        </w:tc>
+      </w:tr>
+      <w:tr>
+        <w:tc>
+          <w:tcPr>
+            <w:tcW w:type="dxa" w:w="1134"/>
+            <w:tcBorders>
+              <w:top w:val="single" w:sz="4" w:space="0" w:color="1F4E79"/>
+              <w:left w:val="single" w:sz="4" w:space="0" w:color="1F4E79"/>
+              <w:bottom w:val="single" w:sz="4" w:space="0" w:color="1F4E79"/>
+              <w:right w:val="single" w:sz="4" w:space="0" w:color="1F4E79"/>
+            </w:tcBorders>
+          </w:tcPr>
+          <w:p>
+            <w:pPr>
+              <w:spacing w:before="0" w:after="0" w:lineRule="auto" w:line="276"/>
+              <w:jc w:val="left"/>
+            </w:pPr>
+            <w:r>
+              <w:rPr>
+                <w:rFonts w:ascii="Times New Roman" w:hAnsi="Times New Roman" w:eastAsia="Times New Roman"/>
+                <w:b/>
+                <w:i w:val="0"/>
+                <w:sz w:val="20"/>
+              </w:rPr>
+              <w:t>3</w:t>
+            </w:r>
+          </w:p>
+        </w:tc>
+        <w:tc>
+          <w:tcPr>
+            <w:tcW w:type="dxa" w:w="3402"/>
+            <w:tcBorders>
+              <w:top w:val="single" w:sz="4" w:space="0" w:color="1F4E79"/>
+              <w:left w:val="single" w:sz="4" w:space="0" w:color="1F4E79"/>
+              <w:bottom w:val="single" w:sz="4" w:space="0" w:color="1F4E79"/>
+              <w:right w:val="single" w:sz="4" w:space="0" w:color="1F4E79"/>
+            </w:tcBorders>
+          </w:tcPr>
+          <w:p>
+            <w:pPr>
+              <w:spacing w:before="0" w:after="0" w:lineRule="auto" w:line="276"/>
+              <w:jc w:val="left"/>
+            </w:pPr>
+            <w:r>
+              <w:rPr>
+                <w:rFonts w:ascii="Times New Roman" w:hAnsi="Times New Roman" w:eastAsia="Times New Roman"/>
+                <w:b w:val="0"/>
+                <w:i w:val="0"/>
+                <w:sz w:val="20"/>
+              </w:rPr>
+              <w:t>Chercher une trottinette</w:t>
+            </w:r>
+          </w:p>
+        </w:tc>
+        <w:tc>
+          <w:tcPr>
+            <w:tcW w:type="dxa" w:w="4535"/>
+            <w:tcBorders>
+              <w:top w:val="single" w:sz="4" w:space="0" w:color="1F4E79"/>
+              <w:left w:val="single" w:sz="4" w:space="0" w:color="1F4E79"/>
+              <w:bottom w:val="single" w:sz="4" w:space="0" w:color="1F4E79"/>
+              <w:right w:val="single" w:sz="4" w:space="0" w:color="1F4E79"/>
+            </w:tcBorders>
+          </w:tcPr>
+          <w:p>
+            <w:pPr>
+              <w:spacing w:before="0" w:after="0" w:lineRule="auto" w:line="276"/>
+              <w:jc w:val="left"/>
+            </w:pPr>
+            <w:r>
+              <w:rPr>
+                <w:rFonts w:ascii="Times New Roman" w:hAnsi="Times New Roman" w:eastAsia="Times New Roman"/>
+                <w:b w:val="0"/>
+                <w:i w:val="0"/>
+                <w:sz w:val="20"/>
+              </w:rPr>
+              <w:t>Carte avec disponibilité en temps réel</w:t>
+            </w:r>
+          </w:p>
+        </w:tc>
+      </w:tr>
+      <w:tr>
+        <w:tc>
+          <w:tcPr>
+            <w:tcW w:type="dxa" w:w="1134"/>
+            <w:tcBorders>
+              <w:top w:val="single" w:sz="4" w:space="0" w:color="1F4E79"/>
+              <w:left w:val="single" w:sz="4" w:space="0" w:color="1F4E79"/>
+              <w:bottom w:val="single" w:sz="4" w:space="0" w:color="1F4E79"/>
+              <w:right w:val="single" w:sz="4" w:space="0" w:color="1F4E79"/>
+            </w:tcBorders>
+          </w:tcPr>
+          <w:p>
+            <w:pPr>
+              <w:spacing w:before="0" w:after="0" w:lineRule="auto" w:line="276"/>
+              <w:jc w:val="left"/>
+            </w:pPr>
+            <w:r>
+              <w:rPr>
+                <w:rFonts w:ascii="Times New Roman" w:hAnsi="Times New Roman" w:eastAsia="Times New Roman"/>
+                <w:b/>
+                <w:i w:val="0"/>
+                <w:sz w:val="20"/>
+              </w:rPr>
+              <w:t>4</w:t>
+            </w:r>
+          </w:p>
+        </w:tc>
+        <w:tc>
+          <w:tcPr>
+            <w:tcW w:type="dxa" w:w="3402"/>
+            <w:tcBorders>
+              <w:top w:val="single" w:sz="4" w:space="0" w:color="1F4E79"/>
+              <w:left w:val="single" w:sz="4" w:space="0" w:color="1F4E79"/>
+              <w:bottom w:val="single" w:sz="4" w:space="0" w:color="1F4E79"/>
+              <w:right w:val="single" w:sz="4" w:space="0" w:color="1F4E79"/>
+            </w:tcBorders>
+          </w:tcPr>
+          <w:p>
+            <w:pPr>
+              <w:spacing w:before="0" w:after="0" w:lineRule="auto" w:line="276"/>
+              <w:jc w:val="left"/>
+            </w:pPr>
+            <w:r>
+              <w:rPr>
+                <w:rFonts w:ascii="Times New Roman" w:hAnsi="Times New Roman" w:eastAsia="Times New Roman"/>
+                <w:b w:val="0"/>
+                <w:i w:val="0"/>
+                <w:sz w:val="20"/>
+              </w:rPr>
+              <w:t>Scanner le QR code</w:t>
+            </w:r>
+          </w:p>
+        </w:tc>
+        <w:tc>
+          <w:tcPr>
+            <w:tcW w:type="dxa" w:w="4535"/>
+            <w:tcBorders>
+              <w:top w:val="single" w:sz="4" w:space="0" w:color="1F4E79"/>
+              <w:left w:val="single" w:sz="4" w:space="0" w:color="1F4E79"/>
+              <w:bottom w:val="single" w:sz="4" w:space="0" w:color="1F4E79"/>
+              <w:right w:val="single" w:sz="4" w:space="0" w:color="1F4E79"/>
+            </w:tcBorders>
+          </w:tcPr>
+          <w:p>
+            <w:pPr>
+              <w:spacing w:before="0" w:after="0" w:lineRule="auto" w:line="276"/>
+              <w:jc w:val="left"/>
+            </w:pPr>
+            <w:r>
+              <w:rPr>
+                <w:rFonts w:ascii="Times New Roman" w:hAnsi="Times New Roman" w:eastAsia="Times New Roman"/>
+                <w:b w:val="0"/>
+                <w:i w:val="0"/>
+                <w:sz w:val="20"/>
+              </w:rPr>
+              <w:t>Déverrouillage de la trottinette</w:t>
+            </w:r>
+          </w:p>
+        </w:tc>
+      </w:tr>
+      <w:tr>
+        <w:tc>
+          <w:tcPr>
+            <w:tcW w:type="dxa" w:w="1134"/>
+            <w:tcBorders>
+              <w:top w:val="single" w:sz="4" w:space="0" w:color="1F4E79"/>
+              <w:left w:val="single" w:sz="4" w:space="0" w:color="1F4E79"/>
+              <w:bottom w:val="single" w:sz="4" w:space="0" w:color="1F4E79"/>
+              <w:right w:val="single" w:sz="4" w:space="0" w:color="1F4E79"/>
+            </w:tcBorders>
+          </w:tcPr>
+          <w:p>
+            <w:pPr>
+              <w:spacing w:before="0" w:after="0" w:lineRule="auto" w:line="276"/>
+              <w:jc w:val="left"/>
+            </w:pPr>
+            <w:r>
+              <w:rPr>
+                <w:rFonts w:ascii="Times New Roman" w:hAnsi="Times New Roman" w:eastAsia="Times New Roman"/>
+                <w:b/>
+                <w:i w:val="0"/>
+                <w:sz w:val="20"/>
+              </w:rPr>
+              <w:t>5</w:t>
+            </w:r>
+          </w:p>
+        </w:tc>
+        <w:tc>
+          <w:tcPr>
+            <w:tcW w:type="dxa" w:w="3402"/>
+            <w:tcBorders>
+              <w:top w:val="single" w:sz="4" w:space="0" w:color="1F4E79"/>
+              <w:left w:val="single" w:sz="4" w:space="0" w:color="1F4E79"/>
+              <w:bottom w:val="single" w:sz="4" w:space="0" w:color="1F4E79"/>
+              <w:right w:val="single" w:sz="4" w:space="0" w:color="1F4E79"/>
+            </w:tcBorders>
+          </w:tcPr>
+          <w:p>
+            <w:pPr>
+              <w:spacing w:before="0" w:after="0" w:lineRule="auto" w:line="276"/>
+              <w:jc w:val="left"/>
+            </w:pPr>
+            <w:r>
+              <w:rPr>
+                <w:rFonts w:ascii="Times New Roman" w:hAnsi="Times New Roman" w:eastAsia="Times New Roman"/>
+                <w:b w:val="0"/>
+                <w:i w:val="0"/>
+                <w:sz w:val="20"/>
+              </w:rPr>
+              <w:t>Réaliser le trajet</w:t>
+            </w:r>
+          </w:p>
+        </w:tc>
+        <w:tc>
+          <w:tcPr>
+            <w:tcW w:type="dxa" w:w="4535"/>
+            <w:tcBorders>
+              <w:top w:val="single" w:sz="4" w:space="0" w:color="1F4E79"/>
+              <w:left w:val="single" w:sz="4" w:space="0" w:color="1F4E79"/>
+              <w:bottom w:val="single" w:sz="4" w:space="0" w:color="1F4E79"/>
+              <w:right w:val="single" w:sz="4" w:space="0" w:color="1F4E79"/>
+            </w:tcBorders>
+          </w:tcPr>
+          <w:p>
+            <w:pPr>
+              <w:spacing w:before="0" w:after="0" w:lineRule="auto" w:line="276"/>
+              <w:jc w:val="left"/>
+            </w:pPr>
+            <w:r>
+              <w:rPr>
+                <w:rFonts w:ascii="Times New Roman" w:hAnsi="Times New Roman" w:eastAsia="Times New Roman"/>
+                <w:b w:val="0"/>
+                <w:i w:val="0"/>
+                <w:sz w:val="20"/>
+              </w:rPr>
+              <w:t>Suivi GPS et calcul du coût</w:t>
+            </w:r>
+          </w:p>
+        </w:tc>
+      </w:tr>
+      <w:tr>
+        <w:tc>
+          <w:tcPr>
+            <w:tcW w:type="dxa" w:w="1134"/>
+            <w:tcBorders>
+              <w:top w:val="single" w:sz="4" w:space="0" w:color="1F4E79"/>
+              <w:left w:val="single" w:sz="4" w:space="0" w:color="1F4E79"/>
+              <w:bottom w:val="single" w:sz="4" w:space="0" w:color="1F4E79"/>
+              <w:right w:val="single" w:sz="4" w:space="0" w:color="1F4E79"/>
+            </w:tcBorders>
+          </w:tcPr>
+          <w:p>
+            <w:pPr>
+              <w:spacing w:before="0" w:after="0" w:lineRule="auto" w:line="276"/>
+              <w:jc w:val="left"/>
+            </w:pPr>
+            <w:r>
+              <w:rPr>
+                <w:rFonts w:ascii="Times New Roman" w:hAnsi="Times New Roman" w:eastAsia="Times New Roman"/>
+                <w:b/>
+                <w:i w:val="0"/>
+                <w:sz w:val="20"/>
+              </w:rPr>
+              <w:t>6</w:t>
+            </w:r>
+          </w:p>
+        </w:tc>
+        <w:tc>
+          <w:tcPr>
+            <w:tcW w:type="dxa" w:w="3402"/>
+            <w:tcBorders>
+              <w:top w:val="single" w:sz="4" w:space="0" w:color="1F4E79"/>
+              <w:left w:val="single" w:sz="4" w:space="0" w:color="1F4E79"/>
+              <w:bottom w:val="single" w:sz="4" w:space="0" w:color="1F4E79"/>
+              <w:right w:val="single" w:sz="4" w:space="0" w:color="1F4E79"/>
+            </w:tcBorders>
+          </w:tcPr>
+          <w:p>
+            <w:pPr>
+              <w:spacing w:before="0" w:after="0" w:lineRule="auto" w:line="276"/>
+              <w:jc w:val="left"/>
+            </w:pPr>
+            <w:r>
+              <w:rPr>
+                <w:rFonts w:ascii="Times New Roman" w:hAnsi="Times New Roman" w:eastAsia="Times New Roman"/>
+                <w:b w:val="0"/>
+                <w:i w:val="0"/>
+                <w:sz w:val="20"/>
+              </w:rPr>
+              <w:t>Stationner correctement</w:t>
+            </w:r>
+          </w:p>
+        </w:tc>
+        <w:tc>
+          <w:tcPr>
+            <w:tcW w:type="dxa" w:w="4535"/>
+            <w:tcBorders>
+              <w:top w:val="single" w:sz="4" w:space="0" w:color="1F4E79"/>
+              <w:left w:val="single" w:sz="4" w:space="0" w:color="1F4E79"/>
+              <w:bottom w:val="single" w:sz="4" w:space="0" w:color="1F4E79"/>
+              <w:right w:val="single" w:sz="4" w:space="0" w:color="1F4E79"/>
+            </w:tcBorders>
+          </w:tcPr>
+          <w:p>
+            <w:pPr>
+              <w:spacing w:before="0" w:after="0" w:lineRule="auto" w:line="276"/>
+              <w:jc w:val="left"/>
+            </w:pPr>
+            <w:r>
+              <w:rPr>
+                <w:rFonts w:ascii="Times New Roman" w:hAnsi="Times New Roman" w:eastAsia="Times New Roman"/>
+                <w:b w:val="0"/>
+                <w:i w:val="0"/>
+                <w:sz w:val="20"/>
+              </w:rPr>
+              <w:t>Vérification de la zone autorisée</w:t>
+            </w:r>
+          </w:p>
+        </w:tc>
+      </w:tr>
+      <w:tr>
+        <w:tc>
+          <w:tcPr>
+            <w:tcW w:type="dxa" w:w="1134"/>
+            <w:tcBorders>
+              <w:top w:val="single" w:sz="4" w:space="0" w:color="1F4E79"/>
+              <w:left w:val="single" w:sz="4" w:space="0" w:color="1F4E79"/>
+              <w:bottom w:val="single" w:sz="4" w:space="0" w:color="1F4E79"/>
+              <w:right w:val="single" w:sz="4" w:space="0" w:color="1F4E79"/>
+            </w:tcBorders>
+          </w:tcPr>
+          <w:p>
+            <w:pPr>
+              <w:spacing w:before="0" w:after="0" w:lineRule="auto" w:line="276"/>
+              <w:jc w:val="left"/>
+            </w:pPr>
+            <w:r>
+              <w:rPr>
+                <w:rFonts w:ascii="Times New Roman" w:hAnsi="Times New Roman" w:eastAsia="Times New Roman"/>
+                <w:b/>
+                <w:i w:val="0"/>
+                <w:sz w:val="20"/>
+              </w:rPr>
+              <w:t>7</w:t>
+            </w:r>
+          </w:p>
+        </w:tc>
+        <w:tc>
+          <w:tcPr>
+            <w:tcW w:type="dxa" w:w="3402"/>
+            <w:tcBorders>
+              <w:top w:val="single" w:sz="4" w:space="0" w:color="1F4E79"/>
+              <w:left w:val="single" w:sz="4" w:space="0" w:color="1F4E79"/>
+              <w:bottom w:val="single" w:sz="4" w:space="0" w:color="1F4E79"/>
+              <w:right w:val="single" w:sz="4" w:space="0" w:color="1F4E79"/>
+            </w:tcBorders>
+          </w:tcPr>
+          <w:p>
+            <w:pPr>
+              <w:spacing w:before="0" w:after="0" w:lineRule="auto" w:line="276"/>
+              <w:jc w:val="left"/>
+            </w:pPr>
+            <w:r>
+              <w:rPr>
+                <w:rFonts w:ascii="Times New Roman" w:hAnsi="Times New Roman" w:eastAsia="Times New Roman"/>
+                <w:b w:val="0"/>
+                <w:i w:val="0"/>
+                <w:sz w:val="20"/>
+              </w:rPr>
+              <w:t>Terminer le trajet</w:t>
+            </w:r>
+          </w:p>
+        </w:tc>
+        <w:tc>
+          <w:tcPr>
+            <w:tcW w:type="dxa" w:w="4535"/>
+            <w:tcBorders>
+              <w:top w:val="single" w:sz="4" w:space="0" w:color="1F4E79"/>
+              <w:left w:val="single" w:sz="4" w:space="0" w:color="1F4E79"/>
+              <w:bottom w:val="single" w:sz="4" w:space="0" w:color="1F4E79"/>
+              <w:right w:val="single" w:sz="4" w:space="0" w:color="1F4E79"/>
+            </w:tcBorders>
+          </w:tcPr>
+          <w:p>
+            <w:pPr>
+              <w:spacing w:before="0" w:after="0" w:lineRule="auto" w:line="276"/>
+              <w:jc w:val="left"/>
+            </w:pPr>
+            <w:r>
+              <w:rPr>
+                <w:rFonts w:ascii="Times New Roman" w:hAnsi="Times New Roman" w:eastAsia="Times New Roman"/>
+                <w:b w:val="0"/>
+                <w:i w:val="0"/>
+                <w:sz w:val="20"/>
+              </w:rPr>
+              <w:t>Paiement automatique et reçu numérique</w:t>
+            </w:r>
+          </w:p>
+        </w:tc>
+      </w:tr>
+    </w:tbl>
+    <w:p>
+      <w:pPr>
+        <w:spacing w:before="120" w:after="240" w:lineRule="auto" w:line="276"/>
+        <w:jc w:val="center"/>
+      </w:pPr>
+      <w:r>
+        <w:rPr>
+          <w:rFonts w:ascii="Times New Roman" w:hAnsi="Times New Roman" w:eastAsia="Times New Roman"/>
+          <w:b w:val="0"/>
+          <w:i/>
+          <w:sz w:val="20"/>
+        </w:rPr>
+        <w:t>Tableau 5 — Parcours utilisateur détaillé</w:t>
+      </w:r>
+    </w:p>
+    <w:p>
+      <w:pPr>
+        <w:pStyle w:val="Heading2"/>
+        <w:spacing w:before="280" w:after="160" w:lineRule="auto" w:line="360"/>
+        <w:jc w:val="left"/>
+      </w:pPr>
+      <w:r>
+        <w:rPr>
+          <w:rFonts w:ascii="Times New Roman" w:hAnsi="Times New Roman" w:eastAsia="Times New Roman"/>
+          <w:b/>
+          <w:i w:val="0"/>
+          <w:color w:val="1F4E79"/>
+          <w:sz w:val="28"/>
+        </w:rPr>
+        <w:t>1.8. Fonctionnement opérationnel quotidien</w:t>
+      </w:r>
+    </w:p>
+    <w:p>
+      <w:pPr>
+        <w:spacing w:before="0" w:after="200" w:lineRule="auto" w:line="360"/>
+        <w:ind w:firstLine="425"/>
+        <w:jc w:val="both"/>
+      </w:pPr>
+      <w:r>
+        <w:rPr>
+          <w:rFonts w:ascii="Times New Roman" w:hAnsi="Times New Roman" w:eastAsia="Times New Roman"/>
+          <w:b w:val="0"/>
+          <w:i w:val="0"/>
+          <w:sz w:val="24"/>
+        </w:rPr>
+        <w:t>Le projet ne repose pas uniquement sur une application mobile. Il nécessite aussi une organisation opérationnelle. Une équipe locale doit assurer la disponibilité, la recharge, la maintenance, le nettoyage et la redistribution des trottinettes.</w:t>
+      </w:r>
+    </w:p>
+    <w:p>
+      <w:pPr>
+        <w:pStyle w:val="Heading3"/>
+        <w:spacing w:before="200" w:after="120" w:lineRule="auto" w:line="360"/>
+        <w:jc w:val="left"/>
+      </w:pPr>
+      <w:r>
+        <w:rPr>
+          <w:rFonts w:ascii="Times New Roman" w:hAnsi="Times New Roman" w:eastAsia="Times New Roman"/>
+          <w:b/>
+          <w:i w:val="0"/>
+          <w:color w:val="2E75B6"/>
+          <w:sz w:val="24"/>
+        </w:rPr>
+        <w:t>Tableau 6 — Organisation opérationnelle quotidienne</w:t>
+      </w:r>
+    </w:p>
+    <w:tbl>
+      <w:tblPr>
+        <w:tblStyle w:val="TableGrid"/>
+        <w:tblW w:type="auto" w:w="0"/>
+        <w:jc w:val="center"/>
+        <w:tblLook w:firstColumn="1" w:firstRow="1" w:lastColumn="0" w:lastRow="0" w:noHBand="0" w:noVBand="1" w:val="04A0"/>
+      </w:tblPr>
+      <w:tblGrid>
+        <w:gridCol w:w="3024"/>
+        <w:gridCol w:w="3024"/>
+        <w:gridCol w:w="3024"/>
+      </w:tblGrid>
+      <w:tr>
+        <w:tc>
+          <w:tcPr>
+            <w:tcW w:type="dxa" w:w="2268"/>
+            <w:shd w:fill="1F4E79" w:val="clear"/>
+            <w:tcBorders>
+              <w:top w:val="single" w:sz="4" w:space="0" w:color="1F4E79"/>
+              <w:left w:val="single" w:sz="4" w:space="0" w:color="1F4E79"/>
+              <w:bottom w:val="single" w:sz="4" w:space="0" w:color="1F4E79"/>
+              <w:right w:val="single" w:sz="4" w:space="0" w:color="1F4E79"/>
+            </w:tcBorders>
+          </w:tcPr>
+          <w:p>
+            <w:pPr>
+              <w:spacing w:before="0" w:after="0" w:lineRule="auto" w:line="276"/>
+              <w:jc w:val="center"/>
+            </w:pPr>
+            <w:r>
+              <w:rPr>
+                <w:rFonts w:ascii="Times New Roman" w:hAnsi="Times New Roman" w:eastAsia="Times New Roman"/>
+                <w:b/>
+                <w:i w:val="0"/>
+                <w:color w:val="FFFFFF"/>
+                <w:sz w:val="20"/>
+              </w:rPr>
+              <w:t>Activité</w:t>
+            </w:r>
+          </w:p>
+        </w:tc>
+        <w:tc>
+          <w:tcPr>
+            <w:tcW w:type="dxa" w:w="4252"/>
+            <w:shd w:fill="1F4E79" w:val="clear"/>
+            <w:tcBorders>
+              <w:top w:val="single" w:sz="4" w:space="0" w:color="1F4E79"/>
+              <w:left w:val="single" w:sz="4" w:space="0" w:color="1F4E79"/>
+              <w:bottom w:val="single" w:sz="4" w:space="0" w:color="1F4E79"/>
+              <w:right w:val="single" w:sz="4" w:space="0" w:color="1F4E79"/>
+            </w:tcBorders>
+          </w:tcPr>
+          <w:p>
+            <w:pPr>
+              <w:spacing w:before="0" w:after="0" w:lineRule="auto" w:line="276"/>
+              <w:jc w:val="center"/>
+            </w:pPr>
+            <w:r>
+              <w:rPr>
+                <w:rFonts w:ascii="Times New Roman" w:hAnsi="Times New Roman" w:eastAsia="Times New Roman"/>
+                <w:b/>
+                <w:i w:val="0"/>
+                <w:color w:val="FFFFFF"/>
+                <w:sz w:val="20"/>
+              </w:rPr>
+              <w:t>Description</w:t>
+            </w:r>
+          </w:p>
+        </w:tc>
+        <w:tc>
+          <w:tcPr>
+            <w:tcW w:type="dxa" w:w="2551"/>
+            <w:shd w:fill="1F4E79" w:val="clear"/>
+            <w:tcBorders>
+              <w:top w:val="single" w:sz="4" w:space="0" w:color="1F4E79"/>
+              <w:left w:val="single" w:sz="4" w:space="0" w:color="1F4E79"/>
+              <w:bottom w:val="single" w:sz="4" w:space="0" w:color="1F4E79"/>
+              <w:right w:val="single" w:sz="4" w:space="0" w:color="1F4E79"/>
+            </w:tcBorders>
+          </w:tcPr>
+          <w:p>
+            <w:pPr>
+              <w:spacing w:before="0" w:after="0" w:lineRule="auto" w:line="276"/>
+              <w:jc w:val="center"/>
+            </w:pPr>
+            <w:r>
+              <w:rPr>
+                <w:rFonts w:ascii="Times New Roman" w:hAnsi="Times New Roman" w:eastAsia="Times New Roman"/>
+                <w:b/>
+                <w:i w:val="0"/>
+                <w:color w:val="FFFFFF"/>
+                <w:sz w:val="20"/>
+              </w:rPr>
+              <w:t>Responsable</w:t>
+            </w:r>
+          </w:p>
+        </w:tc>
+      </w:tr>
+      <w:tr>
+        <w:tc>
+          <w:tcPr>
+            <w:tcW w:type="dxa" w:w="2268"/>
+            <w:tcBorders>
+              <w:top w:val="single" w:sz="4" w:space="0" w:color="1F4E79"/>
+              <w:left w:val="single" w:sz="4" w:space="0" w:color="1F4E79"/>
+              <w:bottom w:val="single" w:sz="4" w:space="0" w:color="1F4E79"/>
+              <w:right w:val="single" w:sz="4" w:space="0" w:color="1F4E79"/>
+            </w:tcBorders>
+          </w:tcPr>
+          <w:p>
+            <w:pPr>
+              <w:spacing w:before="0" w:after="0" w:lineRule="auto" w:line="276"/>
+              <w:jc w:val="left"/>
+            </w:pPr>
+            <w:r>
+              <w:rPr>
+                <w:rFonts w:ascii="Times New Roman" w:hAnsi="Times New Roman" w:eastAsia="Times New Roman"/>
+                <w:b/>
+                <w:i w:val="0"/>
+                <w:sz w:val="20"/>
+              </w:rPr>
+              <w:t>Recharge</w:t>
+            </w:r>
+          </w:p>
+        </w:tc>
+        <w:tc>
+          <w:tcPr>
+            <w:tcW w:type="dxa" w:w="4252"/>
+            <w:tcBorders>
+              <w:top w:val="single" w:sz="4" w:space="0" w:color="1F4E79"/>
+              <w:left w:val="single" w:sz="4" w:space="0" w:color="1F4E79"/>
+              <w:bottom w:val="single" w:sz="4" w:space="0" w:color="1F4E79"/>
+              <w:right w:val="single" w:sz="4" w:space="0" w:color="1F4E79"/>
+            </w:tcBorders>
+          </w:tcPr>
+          <w:p>
+            <w:pPr>
+              <w:spacing w:before="0" w:after="0" w:lineRule="auto" w:line="276"/>
+              <w:jc w:val="left"/>
+            </w:pPr>
+            <w:r>
+              <w:rPr>
+                <w:rFonts w:ascii="Times New Roman" w:hAnsi="Times New Roman" w:eastAsia="Times New Roman"/>
+                <w:b w:val="0"/>
+                <w:i w:val="0"/>
+                <w:sz w:val="20"/>
+              </w:rPr>
+              <w:t>Recharger les batteries chaque nuit ou selon besoin</w:t>
+            </w:r>
+          </w:p>
+        </w:tc>
+        <w:tc>
+          <w:tcPr>
+            <w:tcW w:type="dxa" w:w="2551"/>
+            <w:tcBorders>
+              <w:top w:val="single" w:sz="4" w:space="0" w:color="1F4E79"/>
+              <w:left w:val="single" w:sz="4" w:space="0" w:color="1F4E79"/>
+              <w:bottom w:val="single" w:sz="4" w:space="0" w:color="1F4E79"/>
+              <w:right w:val="single" w:sz="4" w:space="0" w:color="1F4E79"/>
+            </w:tcBorders>
+          </w:tcPr>
+          <w:p>
+            <w:pPr>
+              <w:spacing w:before="0" w:after="0" w:lineRule="auto" w:line="276"/>
+              <w:jc w:val="left"/>
+            </w:pPr>
+            <w:r>
+              <w:rPr>
+                <w:rFonts w:ascii="Times New Roman" w:hAnsi="Times New Roman" w:eastAsia="Times New Roman"/>
+                <w:b w:val="0"/>
+                <w:i w:val="0"/>
+                <w:sz w:val="20"/>
+              </w:rPr>
+              <w:t>Équipe opérationnelle</w:t>
+            </w:r>
+          </w:p>
+        </w:tc>
+      </w:tr>
+      <w:tr>
+        <w:tc>
+          <w:tcPr>
+            <w:tcW w:type="dxa" w:w="2268"/>
+            <w:tcBorders>
+              <w:top w:val="single" w:sz="4" w:space="0" w:color="1F4E79"/>
+              <w:left w:val="single" w:sz="4" w:space="0" w:color="1F4E79"/>
+              <w:bottom w:val="single" w:sz="4" w:space="0" w:color="1F4E79"/>
+              <w:right w:val="single" w:sz="4" w:space="0" w:color="1F4E79"/>
+            </w:tcBorders>
+          </w:tcPr>
+          <w:p>
+            <w:pPr>
+              <w:spacing w:before="0" w:after="0" w:lineRule="auto" w:line="276"/>
+              <w:jc w:val="left"/>
+            </w:pPr>
+            <w:r>
+              <w:rPr>
+                <w:rFonts w:ascii="Times New Roman" w:hAnsi="Times New Roman" w:eastAsia="Times New Roman"/>
+                <w:b/>
+                <w:i w:val="0"/>
+                <w:sz w:val="20"/>
+              </w:rPr>
+              <w:t>Maintenance</w:t>
+            </w:r>
+          </w:p>
+        </w:tc>
+        <w:tc>
+          <w:tcPr>
+            <w:tcW w:type="dxa" w:w="4252"/>
+            <w:tcBorders>
+              <w:top w:val="single" w:sz="4" w:space="0" w:color="1F4E79"/>
+              <w:left w:val="single" w:sz="4" w:space="0" w:color="1F4E79"/>
+              <w:bottom w:val="single" w:sz="4" w:space="0" w:color="1F4E79"/>
+              <w:right w:val="single" w:sz="4" w:space="0" w:color="1F4E79"/>
+            </w:tcBorders>
+          </w:tcPr>
+          <w:p>
+            <w:pPr>
+              <w:spacing w:before="0" w:after="0" w:lineRule="auto" w:line="276"/>
+              <w:jc w:val="left"/>
+            </w:pPr>
+            <w:r>
+              <w:rPr>
+                <w:rFonts w:ascii="Times New Roman" w:hAnsi="Times New Roman" w:eastAsia="Times New Roman"/>
+                <w:b w:val="0"/>
+                <w:i w:val="0"/>
+                <w:sz w:val="20"/>
+              </w:rPr>
+              <w:t>Réparer les trottinettes endommagées</w:t>
+            </w:r>
+          </w:p>
+        </w:tc>
+        <w:tc>
+          <w:tcPr>
+            <w:tcW w:type="dxa" w:w="2551"/>
+            <w:tcBorders>
+              <w:top w:val="single" w:sz="4" w:space="0" w:color="1F4E79"/>
+              <w:left w:val="single" w:sz="4" w:space="0" w:color="1F4E79"/>
+              <w:bottom w:val="single" w:sz="4" w:space="0" w:color="1F4E79"/>
+              <w:right w:val="single" w:sz="4" w:space="0" w:color="1F4E79"/>
+            </w:tcBorders>
+          </w:tcPr>
+          <w:p>
+            <w:pPr>
+              <w:spacing w:before="0" w:after="0" w:lineRule="auto" w:line="276"/>
+              <w:jc w:val="left"/>
+            </w:pPr>
+            <w:r>
+              <w:rPr>
+                <w:rFonts w:ascii="Times New Roman" w:hAnsi="Times New Roman" w:eastAsia="Times New Roman"/>
+                <w:b w:val="0"/>
+                <w:i w:val="0"/>
+                <w:sz w:val="20"/>
+              </w:rPr>
+              <w:t>Technicien maintenance</w:t>
+            </w:r>
+          </w:p>
+        </w:tc>
+      </w:tr>
+      <w:tr>
+        <w:tc>
+          <w:tcPr>
+            <w:tcW w:type="dxa" w:w="2268"/>
+            <w:tcBorders>
+              <w:top w:val="single" w:sz="4" w:space="0" w:color="1F4E79"/>
+              <w:left w:val="single" w:sz="4" w:space="0" w:color="1F4E79"/>
+              <w:bottom w:val="single" w:sz="4" w:space="0" w:color="1F4E79"/>
+              <w:right w:val="single" w:sz="4" w:space="0" w:color="1F4E79"/>
+            </w:tcBorders>
+          </w:tcPr>
+          <w:p>
+            <w:pPr>
+              <w:spacing w:before="0" w:after="0" w:lineRule="auto" w:line="276"/>
+              <w:jc w:val="left"/>
+            </w:pPr>
+            <w:r>
+              <w:rPr>
+                <w:rFonts w:ascii="Times New Roman" w:hAnsi="Times New Roman" w:eastAsia="Times New Roman"/>
+                <w:b/>
+                <w:i w:val="0"/>
+                <w:sz w:val="20"/>
+              </w:rPr>
+              <w:t>Redistribution</w:t>
+            </w:r>
+          </w:p>
+        </w:tc>
+        <w:tc>
+          <w:tcPr>
+            <w:tcW w:type="dxa" w:w="4252"/>
+            <w:tcBorders>
+              <w:top w:val="single" w:sz="4" w:space="0" w:color="1F4E79"/>
+              <w:left w:val="single" w:sz="4" w:space="0" w:color="1F4E79"/>
+              <w:bottom w:val="single" w:sz="4" w:space="0" w:color="1F4E79"/>
+              <w:right w:val="single" w:sz="4" w:space="0" w:color="1F4E79"/>
+            </w:tcBorders>
+          </w:tcPr>
+          <w:p>
+            <w:pPr>
+              <w:spacing w:before="0" w:after="0" w:lineRule="auto" w:line="276"/>
+              <w:jc w:val="left"/>
+            </w:pPr>
+            <w:r>
+              <w:rPr>
+                <w:rFonts w:ascii="Times New Roman" w:hAnsi="Times New Roman" w:eastAsia="Times New Roman"/>
+                <w:b w:val="0"/>
+                <w:i w:val="0"/>
+                <w:sz w:val="20"/>
+              </w:rPr>
+              <w:t>Déplacer les trottinettes vers les zones demandées</w:t>
+            </w:r>
+          </w:p>
+        </w:tc>
+        <w:tc>
+          <w:tcPr>
+            <w:tcW w:type="dxa" w:w="2551"/>
+            <w:tcBorders>
+              <w:top w:val="single" w:sz="4" w:space="0" w:color="1F4E79"/>
+              <w:left w:val="single" w:sz="4" w:space="0" w:color="1F4E79"/>
+              <w:bottom w:val="single" w:sz="4" w:space="0" w:color="1F4E79"/>
+              <w:right w:val="single" w:sz="4" w:space="0" w:color="1F4E79"/>
+            </w:tcBorders>
+          </w:tcPr>
+          <w:p>
+            <w:pPr>
+              <w:spacing w:before="0" w:after="0" w:lineRule="auto" w:line="276"/>
+              <w:jc w:val="left"/>
+            </w:pPr>
+            <w:r>
+              <w:rPr>
+                <w:rFonts w:ascii="Times New Roman" w:hAnsi="Times New Roman" w:eastAsia="Times New Roman"/>
+                <w:b w:val="0"/>
+                <w:i w:val="0"/>
+                <w:sz w:val="20"/>
+              </w:rPr>
+              <w:t>Agents terrain</w:t>
+            </w:r>
+          </w:p>
+        </w:tc>
+      </w:tr>
+      <w:tr>
+        <w:tc>
+          <w:tcPr>
+            <w:tcW w:type="dxa" w:w="2268"/>
+            <w:tcBorders>
+              <w:top w:val="single" w:sz="4" w:space="0" w:color="1F4E79"/>
+              <w:left w:val="single" w:sz="4" w:space="0" w:color="1F4E79"/>
+              <w:bottom w:val="single" w:sz="4" w:space="0" w:color="1F4E79"/>
+              <w:right w:val="single" w:sz="4" w:space="0" w:color="1F4E79"/>
+            </w:tcBorders>
+          </w:tcPr>
+          <w:p>
+            <w:pPr>
+              <w:spacing w:before="0" w:after="0" w:lineRule="auto" w:line="276"/>
+              <w:jc w:val="left"/>
+            </w:pPr>
+            <w:r>
+              <w:rPr>
+                <w:rFonts w:ascii="Times New Roman" w:hAnsi="Times New Roman" w:eastAsia="Times New Roman"/>
+                <w:b/>
+                <w:i w:val="0"/>
+                <w:sz w:val="20"/>
+              </w:rPr>
+              <w:t>Assistance utilisateur</w:t>
+            </w:r>
+          </w:p>
+        </w:tc>
+        <w:tc>
+          <w:tcPr>
+            <w:tcW w:type="dxa" w:w="4252"/>
+            <w:tcBorders>
+              <w:top w:val="single" w:sz="4" w:space="0" w:color="1F4E79"/>
+              <w:left w:val="single" w:sz="4" w:space="0" w:color="1F4E79"/>
+              <w:bottom w:val="single" w:sz="4" w:space="0" w:color="1F4E79"/>
+              <w:right w:val="single" w:sz="4" w:space="0" w:color="1F4E79"/>
+            </w:tcBorders>
+          </w:tcPr>
+          <w:p>
+            <w:pPr>
+              <w:spacing w:before="0" w:after="0" w:lineRule="auto" w:line="276"/>
+              <w:jc w:val="left"/>
+            </w:pPr>
+            <w:r>
+              <w:rPr>
+                <w:rFonts w:ascii="Times New Roman" w:hAnsi="Times New Roman" w:eastAsia="Times New Roman"/>
+                <w:b w:val="0"/>
+                <w:i w:val="0"/>
+                <w:sz w:val="20"/>
+              </w:rPr>
+              <w:t>Répondre aux réclamations</w:t>
+            </w:r>
+          </w:p>
+        </w:tc>
+        <w:tc>
+          <w:tcPr>
+            <w:tcW w:type="dxa" w:w="2551"/>
+            <w:tcBorders>
+              <w:top w:val="single" w:sz="4" w:space="0" w:color="1F4E79"/>
+              <w:left w:val="single" w:sz="4" w:space="0" w:color="1F4E79"/>
+              <w:bottom w:val="single" w:sz="4" w:space="0" w:color="1F4E79"/>
+              <w:right w:val="single" w:sz="4" w:space="0" w:color="1F4E79"/>
+            </w:tcBorders>
+          </w:tcPr>
+          <w:p>
+            <w:pPr>
+              <w:spacing w:before="0" w:after="0" w:lineRule="auto" w:line="276"/>
+              <w:jc w:val="left"/>
+            </w:pPr>
+            <w:r>
+              <w:rPr>
+                <w:rFonts w:ascii="Times New Roman" w:hAnsi="Times New Roman" w:eastAsia="Times New Roman"/>
+                <w:b w:val="0"/>
+                <w:i w:val="0"/>
+                <w:sz w:val="20"/>
+              </w:rPr>
+              <w:t>Support client</w:t>
+            </w:r>
+          </w:p>
+        </w:tc>
+      </w:tr>
+      <w:tr>
+        <w:tc>
+          <w:tcPr>
+            <w:tcW w:type="dxa" w:w="2268"/>
+            <w:tcBorders>
+              <w:top w:val="single" w:sz="4" w:space="0" w:color="1F4E79"/>
+              <w:left w:val="single" w:sz="4" w:space="0" w:color="1F4E79"/>
+              <w:bottom w:val="single" w:sz="4" w:space="0" w:color="1F4E79"/>
+              <w:right w:val="single" w:sz="4" w:space="0" w:color="1F4E79"/>
+            </w:tcBorders>
+          </w:tcPr>
+          <w:p>
+            <w:pPr>
+              <w:spacing w:before="0" w:after="0" w:lineRule="auto" w:line="276"/>
+              <w:jc w:val="left"/>
+            </w:pPr>
+            <w:r>
+              <w:rPr>
+                <w:rFonts w:ascii="Times New Roman" w:hAnsi="Times New Roman" w:eastAsia="Times New Roman"/>
+                <w:b/>
+                <w:i w:val="0"/>
+                <w:sz w:val="20"/>
+              </w:rPr>
+              <w:t>Suivi de flotte</w:t>
+            </w:r>
+          </w:p>
+        </w:tc>
+        <w:tc>
+          <w:tcPr>
+            <w:tcW w:type="dxa" w:w="4252"/>
+            <w:tcBorders>
+              <w:top w:val="single" w:sz="4" w:space="0" w:color="1F4E79"/>
+              <w:left w:val="single" w:sz="4" w:space="0" w:color="1F4E79"/>
+              <w:bottom w:val="single" w:sz="4" w:space="0" w:color="1F4E79"/>
+              <w:right w:val="single" w:sz="4" w:space="0" w:color="1F4E79"/>
+            </w:tcBorders>
+          </w:tcPr>
+          <w:p>
+            <w:pPr>
+              <w:spacing w:before="0" w:after="0" w:lineRule="auto" w:line="276"/>
+              <w:jc w:val="left"/>
+            </w:pPr>
+            <w:r>
+              <w:rPr>
+                <w:rFonts w:ascii="Times New Roman" w:hAnsi="Times New Roman" w:eastAsia="Times New Roman"/>
+                <w:b w:val="0"/>
+                <w:i w:val="0"/>
+                <w:sz w:val="20"/>
+              </w:rPr>
+              <w:t>Contrôler disponibilité, pannes et localisation</w:t>
+            </w:r>
+          </w:p>
+        </w:tc>
+        <w:tc>
+          <w:tcPr>
+            <w:tcW w:type="dxa" w:w="2551"/>
+            <w:tcBorders>
+              <w:top w:val="single" w:sz="4" w:space="0" w:color="1F4E79"/>
+              <w:left w:val="single" w:sz="4" w:space="0" w:color="1F4E79"/>
+              <w:bottom w:val="single" w:sz="4" w:space="0" w:color="1F4E79"/>
+              <w:right w:val="single" w:sz="4" w:space="0" w:color="1F4E79"/>
+            </w:tcBorders>
+          </w:tcPr>
+          <w:p>
+            <w:pPr>
+              <w:spacing w:before="0" w:after="0" w:lineRule="auto" w:line="276"/>
+              <w:jc w:val="left"/>
+            </w:pPr>
+            <w:r>
+              <w:rPr>
+                <w:rFonts w:ascii="Times New Roman" w:hAnsi="Times New Roman" w:eastAsia="Times New Roman"/>
+                <w:b w:val="0"/>
+                <w:i w:val="0"/>
+                <w:sz w:val="20"/>
+              </w:rPr>
+              <w:t>Responsable opérations</w:t>
+            </w:r>
+          </w:p>
+        </w:tc>
+      </w:tr>
+      <w:tr>
+        <w:tc>
+          <w:tcPr>
+            <w:tcW w:type="dxa" w:w="2268"/>
+            <w:tcBorders>
+              <w:top w:val="single" w:sz="4" w:space="0" w:color="1F4E79"/>
+              <w:left w:val="single" w:sz="4" w:space="0" w:color="1F4E79"/>
+              <w:bottom w:val="single" w:sz="4" w:space="0" w:color="1F4E79"/>
+              <w:right w:val="single" w:sz="4" w:space="0" w:color="1F4E79"/>
+            </w:tcBorders>
+          </w:tcPr>
+          <w:p>
+            <w:pPr>
+              <w:spacing w:before="0" w:after="0" w:lineRule="auto" w:line="276"/>
+              <w:jc w:val="left"/>
+            </w:pPr>
+            <w:r>
+              <w:rPr>
+                <w:rFonts w:ascii="Times New Roman" w:hAnsi="Times New Roman" w:eastAsia="Times New Roman"/>
+                <w:b/>
+                <w:i w:val="0"/>
+                <w:sz w:val="20"/>
+              </w:rPr>
+              <w:t>Reporting</w:t>
+            </w:r>
+          </w:p>
+        </w:tc>
+        <w:tc>
+          <w:tcPr>
+            <w:tcW w:type="dxa" w:w="4252"/>
+            <w:tcBorders>
+              <w:top w:val="single" w:sz="4" w:space="0" w:color="1F4E79"/>
+              <w:left w:val="single" w:sz="4" w:space="0" w:color="1F4E79"/>
+              <w:bottom w:val="single" w:sz="4" w:space="0" w:color="1F4E79"/>
+              <w:right w:val="single" w:sz="4" w:space="0" w:color="1F4E79"/>
+            </w:tcBorders>
+          </w:tcPr>
+          <w:p>
+            <w:pPr>
+              <w:spacing w:before="0" w:after="0" w:lineRule="auto" w:line="276"/>
+              <w:jc w:val="left"/>
+            </w:pPr>
+            <w:r>
+              <w:rPr>
+                <w:rFonts w:ascii="Times New Roman" w:hAnsi="Times New Roman" w:eastAsia="Times New Roman"/>
+                <w:b w:val="0"/>
+                <w:i w:val="0"/>
+                <w:sz w:val="20"/>
+              </w:rPr>
+              <w:t>Produire des indicateurs quotidiens</w:t>
+            </w:r>
+          </w:p>
+        </w:tc>
+        <w:tc>
+          <w:tcPr>
+            <w:tcW w:type="dxa" w:w="2551"/>
+            <w:tcBorders>
+              <w:top w:val="single" w:sz="4" w:space="0" w:color="1F4E79"/>
+              <w:left w:val="single" w:sz="4" w:space="0" w:color="1F4E79"/>
+              <w:bottom w:val="single" w:sz="4" w:space="0" w:color="1F4E79"/>
+              <w:right w:val="single" w:sz="4" w:space="0" w:color="1F4E79"/>
+            </w:tcBorders>
+          </w:tcPr>
+          <w:p>
+            <w:pPr>
+              <w:spacing w:before="0" w:after="0" w:lineRule="auto" w:line="276"/>
+              <w:jc w:val="left"/>
+            </w:pPr>
+            <w:r>
+              <w:rPr>
+                <w:rFonts w:ascii="Times New Roman" w:hAnsi="Times New Roman" w:eastAsia="Times New Roman"/>
+                <w:b w:val="0"/>
+                <w:i w:val="0"/>
+                <w:sz w:val="20"/>
+              </w:rPr>
+              <w:t>Chef de projet / Data analyst</w:t>
+            </w:r>
+          </w:p>
+        </w:tc>
+      </w:tr>
+    </w:tbl>
+    <w:p>
+      <w:pPr>
+        <w:spacing w:before="120" w:after="240" w:lineRule="auto" w:line="276"/>
+        <w:jc w:val="center"/>
+      </w:pPr>
+      <w:r>
+        <w:rPr>
+          <w:rFonts w:ascii="Times New Roman" w:hAnsi="Times New Roman" w:eastAsia="Times New Roman"/>
+          <w:b w:val="0"/>
+          <w:i/>
+          <w:sz w:val="20"/>
+        </w:rPr>
+        <w:t>Tableau 6 — Organisation opérationnelle quotidienne</w:t>
+      </w:r>
+    </w:p>
+    <w:p>
+      <w:pPr>
+        <w:spacing w:before="0" w:after="200" w:lineRule="auto" w:line="360"/>
+        <w:ind w:firstLine="425"/>
+        <w:jc w:val="both"/>
+      </w:pPr>
+      <w:r>
+        <w:rPr>
+          <w:rFonts w:ascii="Times New Roman" w:hAnsi="Times New Roman" w:eastAsia="Times New Roman"/>
+          <w:b w:val="0"/>
+          <w:i w:val="0"/>
+          <w:sz w:val="24"/>
+        </w:rPr>
+        <w:t xml:space="preserve">Cette dimension opérationnelle est essentielle, car elle montre que ReadyToGo n’est pas seulement un produit numérique, mais un </w:t>
+      </w:r>
+      <w:r>
+        <w:rPr>
+          <w:rFonts w:ascii="Times New Roman" w:hAnsi="Times New Roman" w:eastAsia="Times New Roman"/>
+          <w:b/>
+          <w:i w:val="0"/>
+          <w:sz w:val="24"/>
+        </w:rPr>
+        <w:t>service complet</w:t>
+      </w:r>
+      <w:r>
+        <w:rPr>
+          <w:rFonts w:ascii="Times New Roman" w:hAnsi="Times New Roman" w:eastAsia="Times New Roman"/>
+          <w:b w:val="0"/>
+          <w:i w:val="0"/>
+          <w:sz w:val="24"/>
+        </w:rPr>
+        <w:t xml:space="preserve"> combinant technologie, logistique, maintenance, relation client et gestion urbaine.</w:t>
+      </w:r>
+    </w:p>
+    <w:p>
+      <w:pPr>
+        <w:pStyle w:val="Heading2"/>
+        <w:spacing w:before="280" w:after="160" w:lineRule="auto" w:line="360"/>
+        <w:jc w:val="left"/>
+      </w:pPr>
+      <w:r>
+        <w:rPr>
+          <w:rFonts w:ascii="Times New Roman" w:hAnsi="Times New Roman" w:eastAsia="Times New Roman"/>
+          <w:b/>
+          <w:i w:val="0"/>
+          <w:color w:val="1F4E79"/>
+          <w:sz w:val="28"/>
+        </w:rPr>
+        <w:t>1.9. Justification du choix de Tanger</w:t>
+      </w:r>
+    </w:p>
+    <w:p>
+      <w:pPr>
+        <w:spacing w:before="0" w:after="200" w:lineRule="auto" w:line="360"/>
+        <w:ind w:firstLine="425"/>
+        <w:jc w:val="both"/>
+      </w:pPr>
+      <w:r>
+        <w:rPr>
+          <w:rFonts w:ascii="Times New Roman" w:hAnsi="Times New Roman" w:eastAsia="Times New Roman"/>
+          <w:b w:val="0"/>
+          <w:i w:val="0"/>
+          <w:sz w:val="24"/>
+        </w:rPr>
+        <w:t>Tanger est une ville pertinente pour lancer ReadyToGo pour plusieurs raisons.</w:t>
+      </w:r>
+    </w:p>
+    <w:p>
+      <w:pPr>
+        <w:spacing w:before="0" w:after="200" w:lineRule="auto" w:line="360"/>
+        <w:ind w:firstLine="425"/>
+        <w:jc w:val="both"/>
+      </w:pPr>
+      <w:r>
+        <w:rPr>
+          <w:rFonts w:ascii="Times New Roman" w:hAnsi="Times New Roman" w:eastAsia="Times New Roman"/>
+          <w:b w:val="0"/>
+          <w:i w:val="0"/>
+          <w:sz w:val="24"/>
+        </w:rPr>
+        <w:t>D’abord, elle possède une forte dynamique économique et touristique. Ensuite, elle dispose de zones urbaines attractives où les courts trajets sont fréquents : corniche, centre-ville, gare, zones hôtelières, quartiers étudiants et espaces touristiques. Enfin, la perspective de la Coupe du Monde 2030 renforce l’intérêt de tester des solutions innovantes de mobilité.</w:t>
+      </w:r>
+    </w:p>
+    <w:p>
+      <w:pPr>
+        <w:spacing w:before="0" w:after="200" w:lineRule="auto" w:line="360"/>
+        <w:ind w:firstLine="425"/>
+        <w:jc w:val="both"/>
+      </w:pPr>
+      <w:r>
+        <w:rPr>
+          <w:rFonts w:ascii="Times New Roman" w:hAnsi="Times New Roman" w:eastAsia="Times New Roman"/>
+          <w:b w:val="0"/>
+          <w:i w:val="0"/>
+          <w:sz w:val="24"/>
+        </w:rPr>
+        <w:t>La fiche initiale du projet propose d’ailleurs un déploiement progressif à Tanger : test dans la corniche et le centre-ville, extension vers la gare, l’aéroport et les quartiers hôteliers, puis connexion avec le Grand Stade avant 2030.</w:t>
+      </w:r>
+    </w:p>
+    <w:p>
+      <w:pPr>
+        <w:pStyle w:val="Heading3"/>
+        <w:spacing w:before="200" w:after="120" w:lineRule="auto" w:line="360"/>
+        <w:jc w:val="left"/>
+      </w:pPr>
+      <w:r>
+        <w:rPr>
+          <w:rFonts w:ascii="Times New Roman" w:hAnsi="Times New Roman" w:eastAsia="Times New Roman"/>
+          <w:b/>
+          <w:i w:val="0"/>
+          <w:color w:val="2E75B6"/>
+          <w:sz w:val="24"/>
+        </w:rPr>
+        <w:t>Tableau 7 — Zones potentielles de déploiement à Tanger</w:t>
+      </w:r>
+    </w:p>
+    <w:tbl>
+      <w:tblPr>
+        <w:tblStyle w:val="TableGrid"/>
+        <w:tblW w:type="auto" w:w="0"/>
+        <w:jc w:val="center"/>
+        <w:tblLook w:firstColumn="1" w:firstRow="1" w:lastColumn="0" w:lastRow="0" w:noHBand="0" w:noVBand="1" w:val="04A0"/>
+      </w:tblPr>
+      <w:tblGrid>
+        <w:gridCol w:w="4536"/>
+        <w:gridCol w:w="4536"/>
+      </w:tblGrid>
+      <w:tr>
+        <w:tc>
+          <w:tcPr>
+            <w:tcW w:type="dxa" w:w="2835"/>
+            <w:shd w:fill="1F4E79" w:val="clear"/>
+            <w:tcBorders>
+              <w:top w:val="single" w:sz="4" w:space="0" w:color="1F4E79"/>
+              <w:left w:val="single" w:sz="4" w:space="0" w:color="1F4E79"/>
+              <w:bottom w:val="single" w:sz="4" w:space="0" w:color="1F4E79"/>
+              <w:right w:val="single" w:sz="4" w:space="0" w:color="1F4E79"/>
+            </w:tcBorders>
+          </w:tcPr>
+          <w:p>
+            <w:pPr>
+              <w:spacing w:before="0" w:after="0" w:lineRule="auto" w:line="276"/>
+              <w:jc w:val="center"/>
+            </w:pPr>
+            <w:r>
+              <w:rPr>
+                <w:rFonts w:ascii="Times New Roman" w:hAnsi="Times New Roman" w:eastAsia="Times New Roman"/>
+                <w:b/>
+                <w:i w:val="0"/>
+                <w:color w:val="FFFFFF"/>
+                <w:sz w:val="20"/>
+              </w:rPr>
+              <w:t>Zone</w:t>
+            </w:r>
+          </w:p>
+        </w:tc>
+        <w:tc>
+          <w:tcPr>
+            <w:tcW w:type="dxa" w:w="6236"/>
+            <w:shd w:fill="1F4E79" w:val="clear"/>
+            <w:tcBorders>
+              <w:top w:val="single" w:sz="4" w:space="0" w:color="1F4E79"/>
+              <w:left w:val="single" w:sz="4" w:space="0" w:color="1F4E79"/>
+              <w:bottom w:val="single" w:sz="4" w:space="0" w:color="1F4E79"/>
+              <w:right w:val="single" w:sz="4" w:space="0" w:color="1F4E79"/>
+            </w:tcBorders>
+          </w:tcPr>
+          <w:p>
+            <w:pPr>
+              <w:spacing w:before="0" w:after="0" w:lineRule="auto" w:line="276"/>
+              <w:jc w:val="center"/>
+            </w:pPr>
+            <w:r>
+              <w:rPr>
+                <w:rFonts w:ascii="Times New Roman" w:hAnsi="Times New Roman" w:eastAsia="Times New Roman"/>
+                <w:b/>
+                <w:i w:val="0"/>
+                <w:color w:val="FFFFFF"/>
+                <w:sz w:val="20"/>
+              </w:rPr>
+              <w:t>Intérêt pour le projet</w:t>
+            </w:r>
+          </w:p>
+        </w:tc>
+      </w:tr>
+      <w:tr>
+        <w:tc>
+          <w:tcPr>
+            <w:tcW w:type="dxa" w:w="2835"/>
+            <w:tcBorders>
+              <w:top w:val="single" w:sz="4" w:space="0" w:color="1F4E79"/>
+              <w:left w:val="single" w:sz="4" w:space="0" w:color="1F4E79"/>
+              <w:bottom w:val="single" w:sz="4" w:space="0" w:color="1F4E79"/>
+              <w:right w:val="single" w:sz="4" w:space="0" w:color="1F4E79"/>
+            </w:tcBorders>
+          </w:tcPr>
+          <w:p>
+            <w:pPr>
+              <w:spacing w:before="0" w:after="0" w:lineRule="auto" w:line="276"/>
+              <w:jc w:val="left"/>
+            </w:pPr>
+            <w:r>
+              <w:rPr>
+                <w:rFonts w:ascii="Times New Roman" w:hAnsi="Times New Roman" w:eastAsia="Times New Roman"/>
+                <w:b/>
+                <w:i w:val="0"/>
+                <w:sz w:val="20"/>
+              </w:rPr>
+              <w:t>Corniche</w:t>
+            </w:r>
+          </w:p>
+        </w:tc>
+        <w:tc>
+          <w:tcPr>
+            <w:tcW w:type="dxa" w:w="6236"/>
+            <w:tcBorders>
+              <w:top w:val="single" w:sz="4" w:space="0" w:color="1F4E79"/>
+              <w:left w:val="single" w:sz="4" w:space="0" w:color="1F4E79"/>
+              <w:bottom w:val="single" w:sz="4" w:space="0" w:color="1F4E79"/>
+              <w:right w:val="single" w:sz="4" w:space="0" w:color="1F4E79"/>
+            </w:tcBorders>
+          </w:tcPr>
+          <w:p>
+            <w:pPr>
+              <w:spacing w:before="0" w:after="0" w:lineRule="auto" w:line="276"/>
+              <w:jc w:val="left"/>
+            </w:pPr>
+            <w:r>
+              <w:rPr>
+                <w:rFonts w:ascii="Times New Roman" w:hAnsi="Times New Roman" w:eastAsia="Times New Roman"/>
+                <w:b w:val="0"/>
+                <w:i w:val="0"/>
+                <w:sz w:val="20"/>
+              </w:rPr>
+              <w:t>Forte fréquentation, tourisme, loisirs</w:t>
+            </w:r>
+          </w:p>
+        </w:tc>
+      </w:tr>
+      <w:tr>
+        <w:tc>
+          <w:tcPr>
+            <w:tcW w:type="dxa" w:w="2835"/>
+            <w:tcBorders>
+              <w:top w:val="single" w:sz="4" w:space="0" w:color="1F4E79"/>
+              <w:left w:val="single" w:sz="4" w:space="0" w:color="1F4E79"/>
+              <w:bottom w:val="single" w:sz="4" w:space="0" w:color="1F4E79"/>
+              <w:right w:val="single" w:sz="4" w:space="0" w:color="1F4E79"/>
+            </w:tcBorders>
+          </w:tcPr>
+          <w:p>
+            <w:pPr>
+              <w:spacing w:before="0" w:after="0" w:lineRule="auto" w:line="276"/>
+              <w:jc w:val="left"/>
+            </w:pPr>
+            <w:r>
+              <w:rPr>
+                <w:rFonts w:ascii="Times New Roman" w:hAnsi="Times New Roman" w:eastAsia="Times New Roman"/>
+                <w:b/>
+                <w:i w:val="0"/>
+                <w:sz w:val="20"/>
+              </w:rPr>
+              <w:t>Centre-ville</w:t>
+            </w:r>
+          </w:p>
+        </w:tc>
+        <w:tc>
+          <w:tcPr>
+            <w:tcW w:type="dxa" w:w="6236"/>
+            <w:tcBorders>
+              <w:top w:val="single" w:sz="4" w:space="0" w:color="1F4E79"/>
+              <w:left w:val="single" w:sz="4" w:space="0" w:color="1F4E79"/>
+              <w:bottom w:val="single" w:sz="4" w:space="0" w:color="1F4E79"/>
+              <w:right w:val="single" w:sz="4" w:space="0" w:color="1F4E79"/>
+            </w:tcBorders>
+          </w:tcPr>
+          <w:p>
+            <w:pPr>
+              <w:spacing w:before="0" w:after="0" w:lineRule="auto" w:line="276"/>
+              <w:jc w:val="left"/>
+            </w:pPr>
+            <w:r>
+              <w:rPr>
+                <w:rFonts w:ascii="Times New Roman" w:hAnsi="Times New Roman" w:eastAsia="Times New Roman"/>
+                <w:b w:val="0"/>
+                <w:i w:val="0"/>
+                <w:sz w:val="20"/>
+              </w:rPr>
+              <w:t>Mobilité quotidienne, commerces, services</w:t>
+            </w:r>
+          </w:p>
+        </w:tc>
+      </w:tr>
+      <w:tr>
+        <w:tc>
+          <w:tcPr>
+            <w:tcW w:type="dxa" w:w="2835"/>
+            <w:tcBorders>
+              <w:top w:val="single" w:sz="4" w:space="0" w:color="1F4E79"/>
+              <w:left w:val="single" w:sz="4" w:space="0" w:color="1F4E79"/>
+              <w:bottom w:val="single" w:sz="4" w:space="0" w:color="1F4E79"/>
+              <w:right w:val="single" w:sz="4" w:space="0" w:color="1F4E79"/>
+            </w:tcBorders>
+          </w:tcPr>
+          <w:p>
+            <w:pPr>
+              <w:spacing w:before="0" w:after="0" w:lineRule="auto" w:line="276"/>
+              <w:jc w:val="left"/>
+            </w:pPr>
+            <w:r>
+              <w:rPr>
+                <w:rFonts w:ascii="Times New Roman" w:hAnsi="Times New Roman" w:eastAsia="Times New Roman"/>
+                <w:b/>
+                <w:i w:val="0"/>
+                <w:sz w:val="20"/>
+              </w:rPr>
+              <w:t>Gare Tanger-Ville</w:t>
+            </w:r>
+          </w:p>
+        </w:tc>
+        <w:tc>
+          <w:tcPr>
+            <w:tcW w:type="dxa" w:w="6236"/>
+            <w:tcBorders>
+              <w:top w:val="single" w:sz="4" w:space="0" w:color="1F4E79"/>
+              <w:left w:val="single" w:sz="4" w:space="0" w:color="1F4E79"/>
+              <w:bottom w:val="single" w:sz="4" w:space="0" w:color="1F4E79"/>
+              <w:right w:val="single" w:sz="4" w:space="0" w:color="1F4E79"/>
+            </w:tcBorders>
+          </w:tcPr>
+          <w:p>
+            <w:pPr>
+              <w:spacing w:before="0" w:after="0" w:lineRule="auto" w:line="276"/>
+              <w:jc w:val="left"/>
+            </w:pPr>
+            <w:r>
+              <w:rPr>
+                <w:rFonts w:ascii="Times New Roman" w:hAnsi="Times New Roman" w:eastAsia="Times New Roman"/>
+                <w:b w:val="0"/>
+                <w:i w:val="0"/>
+                <w:sz w:val="20"/>
+              </w:rPr>
+              <w:t>Connexion avec le train et les visiteurs</w:t>
+            </w:r>
+          </w:p>
+        </w:tc>
+      </w:tr>
+      <w:tr>
+        <w:tc>
+          <w:tcPr>
+            <w:tcW w:type="dxa" w:w="2835"/>
+            <w:tcBorders>
+              <w:top w:val="single" w:sz="4" w:space="0" w:color="1F4E79"/>
+              <w:left w:val="single" w:sz="4" w:space="0" w:color="1F4E79"/>
+              <w:bottom w:val="single" w:sz="4" w:space="0" w:color="1F4E79"/>
+              <w:right w:val="single" w:sz="4" w:space="0" w:color="1F4E79"/>
+            </w:tcBorders>
+          </w:tcPr>
+          <w:p>
+            <w:pPr>
+              <w:spacing w:before="0" w:after="0" w:lineRule="auto" w:line="276"/>
+              <w:jc w:val="left"/>
+            </w:pPr>
+            <w:r>
+              <w:rPr>
+                <w:rFonts w:ascii="Times New Roman" w:hAnsi="Times New Roman" w:eastAsia="Times New Roman"/>
+                <w:b/>
+                <w:i w:val="0"/>
+                <w:sz w:val="20"/>
+              </w:rPr>
+              <w:t>Quartiers hôteliers</w:t>
+            </w:r>
+          </w:p>
+        </w:tc>
+        <w:tc>
+          <w:tcPr>
+            <w:tcW w:type="dxa" w:w="6236"/>
+            <w:tcBorders>
+              <w:top w:val="single" w:sz="4" w:space="0" w:color="1F4E79"/>
+              <w:left w:val="single" w:sz="4" w:space="0" w:color="1F4E79"/>
+              <w:bottom w:val="single" w:sz="4" w:space="0" w:color="1F4E79"/>
+              <w:right w:val="single" w:sz="4" w:space="0" w:color="1F4E79"/>
+            </w:tcBorders>
+          </w:tcPr>
+          <w:p>
+            <w:pPr>
+              <w:spacing w:before="0" w:after="0" w:lineRule="auto" w:line="276"/>
+              <w:jc w:val="left"/>
+            </w:pPr>
+            <w:r>
+              <w:rPr>
+                <w:rFonts w:ascii="Times New Roman" w:hAnsi="Times New Roman" w:eastAsia="Times New Roman"/>
+                <w:b w:val="0"/>
+                <w:i w:val="0"/>
+                <w:sz w:val="20"/>
+              </w:rPr>
+              <w:t>Besoin des touristes et voyageurs</w:t>
+            </w:r>
+          </w:p>
+        </w:tc>
+      </w:tr>
+      <w:tr>
+        <w:tc>
+          <w:tcPr>
+            <w:tcW w:type="dxa" w:w="2835"/>
+            <w:tcBorders>
+              <w:top w:val="single" w:sz="4" w:space="0" w:color="1F4E79"/>
+              <w:left w:val="single" w:sz="4" w:space="0" w:color="1F4E79"/>
+              <w:bottom w:val="single" w:sz="4" w:space="0" w:color="1F4E79"/>
+              <w:right w:val="single" w:sz="4" w:space="0" w:color="1F4E79"/>
+            </w:tcBorders>
+          </w:tcPr>
+          <w:p>
+            <w:pPr>
+              <w:spacing w:before="0" w:after="0" w:lineRule="auto" w:line="276"/>
+              <w:jc w:val="left"/>
+            </w:pPr>
+            <w:r>
+              <w:rPr>
+                <w:rFonts w:ascii="Times New Roman" w:hAnsi="Times New Roman" w:eastAsia="Times New Roman"/>
+                <w:b/>
+                <w:i w:val="0"/>
+                <w:sz w:val="20"/>
+              </w:rPr>
+              <w:t>Aéroport Ibn Battouta</w:t>
+            </w:r>
+          </w:p>
+        </w:tc>
+        <w:tc>
+          <w:tcPr>
+            <w:tcW w:type="dxa" w:w="6236"/>
+            <w:tcBorders>
+              <w:top w:val="single" w:sz="4" w:space="0" w:color="1F4E79"/>
+              <w:left w:val="single" w:sz="4" w:space="0" w:color="1F4E79"/>
+              <w:bottom w:val="single" w:sz="4" w:space="0" w:color="1F4E79"/>
+              <w:right w:val="single" w:sz="4" w:space="0" w:color="1F4E79"/>
+            </w:tcBorders>
+          </w:tcPr>
+          <w:p>
+            <w:pPr>
+              <w:spacing w:before="0" w:after="0" w:lineRule="auto" w:line="276"/>
+              <w:jc w:val="left"/>
+            </w:pPr>
+            <w:r>
+              <w:rPr>
+                <w:rFonts w:ascii="Times New Roman" w:hAnsi="Times New Roman" w:eastAsia="Times New Roman"/>
+                <w:b w:val="0"/>
+                <w:i w:val="0"/>
+                <w:sz w:val="20"/>
+              </w:rPr>
+              <w:t>Extension stratégique à moyen terme</w:t>
+            </w:r>
+          </w:p>
+        </w:tc>
+      </w:tr>
+      <w:tr>
+        <w:tc>
+          <w:tcPr>
+            <w:tcW w:type="dxa" w:w="2835"/>
+            <w:tcBorders>
+              <w:top w:val="single" w:sz="4" w:space="0" w:color="1F4E79"/>
+              <w:left w:val="single" w:sz="4" w:space="0" w:color="1F4E79"/>
+              <w:bottom w:val="single" w:sz="4" w:space="0" w:color="1F4E79"/>
+              <w:right w:val="single" w:sz="4" w:space="0" w:color="1F4E79"/>
+            </w:tcBorders>
+          </w:tcPr>
+          <w:p>
+            <w:pPr>
+              <w:spacing w:before="0" w:after="0" w:lineRule="auto" w:line="276"/>
+              <w:jc w:val="left"/>
+            </w:pPr>
+            <w:r>
+              <w:rPr>
+                <w:rFonts w:ascii="Times New Roman" w:hAnsi="Times New Roman" w:eastAsia="Times New Roman"/>
+                <w:b/>
+                <w:i w:val="0"/>
+                <w:sz w:val="20"/>
+              </w:rPr>
+              <w:t>Grand Stade de Tanger</w:t>
+            </w:r>
+          </w:p>
+        </w:tc>
+        <w:tc>
+          <w:tcPr>
+            <w:tcW w:type="dxa" w:w="6236"/>
+            <w:tcBorders>
+              <w:top w:val="single" w:sz="4" w:space="0" w:color="1F4E79"/>
+              <w:left w:val="single" w:sz="4" w:space="0" w:color="1F4E79"/>
+              <w:bottom w:val="single" w:sz="4" w:space="0" w:color="1F4E79"/>
+              <w:right w:val="single" w:sz="4" w:space="0" w:color="1F4E79"/>
+            </w:tcBorders>
+          </w:tcPr>
+          <w:p>
+            <w:pPr>
+              <w:spacing w:before="0" w:after="0" w:lineRule="auto" w:line="276"/>
+              <w:jc w:val="left"/>
+            </w:pPr>
+            <w:r>
+              <w:rPr>
+                <w:rFonts w:ascii="Times New Roman" w:hAnsi="Times New Roman" w:eastAsia="Times New Roman"/>
+                <w:b w:val="0"/>
+                <w:i w:val="0"/>
+                <w:sz w:val="20"/>
+              </w:rPr>
+              <w:t>Enjeu majeur pour les événements sportifs</w:t>
+            </w:r>
+          </w:p>
+        </w:tc>
+      </w:tr>
+      <w:tr>
+        <w:tc>
+          <w:tcPr>
+            <w:tcW w:type="dxa" w:w="2835"/>
+            <w:tcBorders>
+              <w:top w:val="single" w:sz="4" w:space="0" w:color="1F4E79"/>
+              <w:left w:val="single" w:sz="4" w:space="0" w:color="1F4E79"/>
+              <w:bottom w:val="single" w:sz="4" w:space="0" w:color="1F4E79"/>
+              <w:right w:val="single" w:sz="4" w:space="0" w:color="1F4E79"/>
+            </w:tcBorders>
+          </w:tcPr>
+          <w:p>
+            <w:pPr>
+              <w:spacing w:before="0" w:after="0" w:lineRule="auto" w:line="276"/>
+              <w:jc w:val="left"/>
+            </w:pPr>
+            <w:r>
+              <w:rPr>
+                <w:rFonts w:ascii="Times New Roman" w:hAnsi="Times New Roman" w:eastAsia="Times New Roman"/>
+                <w:b/>
+                <w:i w:val="0"/>
+                <w:sz w:val="20"/>
+              </w:rPr>
+              <w:t>Zones universitaires</w:t>
+            </w:r>
+          </w:p>
+        </w:tc>
+        <w:tc>
+          <w:tcPr>
+            <w:tcW w:type="dxa" w:w="6236"/>
+            <w:tcBorders>
+              <w:top w:val="single" w:sz="4" w:space="0" w:color="1F4E79"/>
+              <w:left w:val="single" w:sz="4" w:space="0" w:color="1F4E79"/>
+              <w:bottom w:val="single" w:sz="4" w:space="0" w:color="1F4E79"/>
+              <w:right w:val="single" w:sz="4" w:space="0" w:color="1F4E79"/>
+            </w:tcBorders>
+          </w:tcPr>
+          <w:p>
+            <w:pPr>
+              <w:spacing w:before="0" w:after="0" w:lineRule="auto" w:line="276"/>
+              <w:jc w:val="left"/>
+            </w:pPr>
+            <w:r>
+              <w:rPr>
+                <w:rFonts w:ascii="Times New Roman" w:hAnsi="Times New Roman" w:eastAsia="Times New Roman"/>
+                <w:b w:val="0"/>
+                <w:i w:val="0"/>
+                <w:sz w:val="20"/>
+              </w:rPr>
+              <w:t>Potentiel pour les étudiants</w:t>
+            </w:r>
+          </w:p>
+        </w:tc>
+      </w:tr>
+    </w:tbl>
+    <w:p>
+      <w:pPr>
+        <w:spacing w:before="120" w:after="240" w:lineRule="auto" w:line="276"/>
+        <w:jc w:val="center"/>
+      </w:pPr>
+      <w:r>
+        <w:rPr>
+          <w:rFonts w:ascii="Times New Roman" w:hAnsi="Times New Roman" w:eastAsia="Times New Roman"/>
+          <w:b w:val="0"/>
+          <w:i/>
+          <w:sz w:val="20"/>
+        </w:rPr>
+        <w:t>Tableau 7 — Zones potentielles de déploiement à Tanger</w:t>
+      </w:r>
+    </w:p>
+    <w:p>
+      <w:pPr>
+        <w:spacing w:before="240" w:after="80" w:lineRule="auto" w:line="276"/>
+        <w:jc w:val="center"/>
+      </w:pPr>
+      <w:r>
+        <w:rPr>
+          <w:rFonts w:ascii="Times New Roman" w:hAnsi="Times New Roman" w:eastAsia="Times New Roman"/>
+          <w:b w:val="0"/>
+          <w:i/>
+          <w:color w:val="666666"/>
+          <w:sz w:val="20"/>
+        </w:rPr>
+        <w:t>[Emplacement — Figure 3 : Carte conceptuelle des zones pilotes à Tanger]</w:t>
+      </w:r>
+    </w:p>
+    <w:p>
+      <w:pPr>
+        <w:spacing w:before="0" w:after="80" w:lineRule="auto" w:line="276"/>
+        <w:jc w:val="center"/>
+      </w:pPr>
+      <w:r>
+        <w:rPr>
+          <w:rFonts w:ascii="Times New Roman" w:hAnsi="Times New Roman" w:eastAsia="Times New Roman"/>
+          <w:b w:val="0"/>
+          <w:i/>
+          <w:color w:val="888888"/>
+          <w:sz w:val="18"/>
+        </w:rPr>
+        <w:t>À réaliser avec Google My Maps ou Canva, puis à intégrer dans le rapport final.</w:t>
+      </w:r>
+    </w:p>
+    <w:p>
+      <w:pPr>
+        <w:spacing w:before="120" w:after="240" w:lineRule="auto" w:line="276"/>
+        <w:jc w:val="center"/>
+      </w:pPr>
+      <w:r>
+        <w:rPr>
+          <w:rFonts w:ascii="Times New Roman" w:hAnsi="Times New Roman" w:eastAsia="Times New Roman"/>
+          <w:b w:val="0"/>
+          <w:i/>
+          <w:sz w:val="20"/>
+        </w:rPr>
+        <w:t>Figure 3 — Carte conceptuelle des zones pilotes à Tanger (à intégrer)</w:t>
+      </w:r>
+    </w:p>
+    <w:p>
+      <w:pPr>
+        <w:spacing w:before="240" w:after="80" w:lineRule="auto" w:line="276"/>
+        <w:jc w:val="center"/>
+      </w:pPr>
+      <w:r>
+        <w:rPr>
+          <w:rFonts w:ascii="Times New Roman" w:hAnsi="Times New Roman" w:eastAsia="Times New Roman"/>
+          <w:b w:val="0"/>
+          <w:i/>
+          <w:color w:val="666666"/>
+          <w:sz w:val="20"/>
+        </w:rPr>
+        <w:t>[Emplacement — Figure 4 : Comparaison visuelle des moyens de transport]</w:t>
+      </w:r>
+    </w:p>
+    <w:p>
+      <w:pPr>
+        <w:spacing w:before="0" w:after="80" w:lineRule="auto" w:line="276"/>
+        <w:jc w:val="center"/>
+      </w:pPr>
+      <w:r>
+        <w:rPr>
+          <w:rFonts w:ascii="Times New Roman" w:hAnsi="Times New Roman" w:eastAsia="Times New Roman"/>
+          <w:b w:val="0"/>
+          <w:i/>
+          <w:color w:val="888888"/>
+          <w:sz w:val="18"/>
+        </w:rPr>
+        <w:t>À réaliser avec Canva, puis à intégrer dans le rapport final.</w:t>
+      </w:r>
+    </w:p>
+    <w:p>
+      <w:pPr>
+        <w:spacing w:before="120" w:after="240" w:lineRule="auto" w:line="276"/>
+        <w:jc w:val="center"/>
+      </w:pPr>
+      <w:r>
+        <w:rPr>
+          <w:rFonts w:ascii="Times New Roman" w:hAnsi="Times New Roman" w:eastAsia="Times New Roman"/>
+          <w:b w:val="0"/>
+          <w:i/>
+          <w:sz w:val="20"/>
+        </w:rPr>
+        <w:t>Figure 4 — Comparaison visuelle des moyens de transport (à intégrer)</w:t>
+      </w:r>
+    </w:p>
+    <w:p>
+      <w:pPr>
+        <w:pStyle w:val="Heading2"/>
+        <w:spacing w:before="280" w:after="160" w:lineRule="auto" w:line="360"/>
+        <w:jc w:val="left"/>
+      </w:pPr>
+      <w:r>
+        <w:rPr>
+          <w:rFonts w:ascii="Times New Roman" w:hAnsi="Times New Roman" w:eastAsia="Times New Roman"/>
+          <w:b/>
+          <w:i w:val="0"/>
+          <w:color w:val="1F4E79"/>
+          <w:sz w:val="28"/>
+        </w:rPr>
+        <w:t>1.10. Conclusion du chapitre</w:t>
+      </w:r>
+    </w:p>
+    <w:p>
+      <w:pPr>
+        <w:spacing w:before="0" w:after="200" w:lineRule="auto" w:line="360"/>
+        <w:ind w:firstLine="425"/>
+        <w:jc w:val="both"/>
+      </w:pPr>
+      <w:r>
+        <w:rPr>
+          <w:rFonts w:ascii="Times New Roman" w:hAnsi="Times New Roman" w:eastAsia="Times New Roman"/>
+          <w:b w:val="0"/>
+          <w:i w:val="0"/>
+          <w:sz w:val="24"/>
+        </w:rPr>
+        <w:t>Ce premier chapitre a permis de présenter le projet ReadyToGo dans sa globalité. Le projet répond à un besoin réel de mobilité urbaine à Tanger, en proposant une solution de trottinettes électriques en libre-service. Il se distingue par sa flexibilité, son accessibilité, son potentiel touristique et sa capacité à compléter les transports existants.</w:t>
+      </w:r>
+    </w:p>
+    <w:p>
+      <w:pPr>
+        <w:spacing w:before="0" w:after="200" w:lineRule="auto" w:line="360"/>
+        <w:ind w:firstLine="425"/>
+        <w:jc w:val="both"/>
+      </w:pPr>
+      <w:r>
+        <w:rPr>
+          <w:rFonts w:ascii="Times New Roman" w:hAnsi="Times New Roman" w:eastAsia="Times New Roman"/>
+          <w:b w:val="0"/>
+          <w:i w:val="0"/>
+          <w:sz w:val="24"/>
+        </w:rPr>
+        <w:t>ReadyToGo est également un projet pertinent sur le plan du management de projet, car il nécessite un cadrage clair, une planification progressive, une gestion des risques, un budget prévisionnel, une organisation opérationnelle et un suivi par indicateurs. Il s’inscrit donc pleinement dans les objectifs du cours, qui vise à construire un projet de bout en bout en respectant les contraintes de coût, de délai et de qualité.</w:t>
       </w:r>
     </w:p>
     <w:sectPr>
